--- a/klagomål/A 22084-2026 FSC-klagomål.docx
+++ b/klagomål/A 22084-2026 FSC-klagomål.docx
@@ -1042,7 +1042,7 @@
     <w:r>
       <w:tab/>
       <w:tab/>
-      <w:t>2026-05-16</w:t>
+      <w:t>2026-05-17</w:t>
       <w:br/>
       <w:br/>
     </w:r>

--- a/klagomål/A 22084-2026 FSC-klagomål.docx
+++ b/klagomål/A 22084-2026 FSC-klagomål.docx
@@ -1042,7 +1042,7 @@
     <w:r>
       <w:tab/>
       <w:tab/>
-      <w:t>2026-05-17</w:t>
+      <w:t>2026-05-18</w:t>
       <w:br/>
       <w:br/>
     </w:r>

--- a/klagomål/A 22084-2026 FSC-klagomål.docx
+++ b/klagomål/A 22084-2026 FSC-klagomål.docx
@@ -1042,7 +1042,7 @@
     <w:r>
       <w:tab/>
       <w:tab/>
-      <w:t>2026-05-18</w:t>
+      <w:t>2026-05-19</w:t>
       <w:br/>
       <w:br/>
     </w:r>

--- a/klagomål/A 22084-2026 FSC-klagomål.docx
+++ b/klagomål/A 22084-2026 FSC-klagomål.docx
@@ -1042,7 +1042,7 @@
     <w:r>
       <w:tab/>
       <w:tab/>
-      <w:t>2026-05-19</w:t>
+      <w:t>2026-05-20</w:t>
       <w:br/>
       <w:br/>
     </w:r>

--- a/klagomål/A 22084-2026 FSC-klagomål.docx
+++ b/klagomål/A 22084-2026 FSC-klagomål.docx
@@ -1042,7 +1042,7 @@
     <w:r>
       <w:tab/>
       <w:tab/>
-      <w:t>2026-05-20</w:t>
+      <w:t>2026-05-21</w:t>
       <w:br/>
       <w:br/>
     </w:r>

--- a/klagomål/A 22084-2026 FSC-klagomål.docx
+++ b/klagomål/A 22084-2026 FSC-klagomål.docx
@@ -1042,7 +1042,7 @@
     <w:r>
       <w:tab/>
       <w:tab/>
-      <w:t>2026-05-21</w:t>
+      <w:t>2026-05-22</w:t>
       <w:br/>
       <w:br/>
     </w:r>

--- a/klagomål/A 22084-2026 FSC-klagomål.docx
+++ b/klagomål/A 22084-2026 FSC-klagomål.docx
@@ -1042,7 +1042,7 @@
     <w:r>
       <w:tab/>
       <w:tab/>
-      <w:t>2026-05-22</w:t>
+      <w:t>2026-05-23</w:t>
       <w:br/>
       <w:br/>
     </w:r>

--- a/klagomål/A 22084-2026 FSC-klagomål.docx
+++ b/klagomål/A 22084-2026 FSC-klagomål.docx
@@ -1042,7 +1042,7 @@
     <w:r>
       <w:tab/>
       <w:tab/>
-      <w:t>2026-05-23</w:t>
+      <w:t>2026-05-24</w:t>
       <w:br/>
       <w:br/>
     </w:r>

--- a/klagomål/A 22084-2026 FSC-klagomål.docx
+++ b/klagomål/A 22084-2026 FSC-klagomål.docx
@@ -1042,7 +1042,7 @@
     <w:r>
       <w:tab/>
       <w:tab/>
-      <w:t>2026-05-24</w:t>
+      <w:t>2026-05-25</w:t>
       <w:br/>
       <w:br/>
     </w:r>

--- a/klagomål/A 22084-2026 FSC-klagomål.docx
+++ b/klagomål/A 22084-2026 FSC-klagomål.docx
@@ -1042,7 +1042,7 @@
     <w:r>
       <w:tab/>
       <w:tab/>
-      <w:t>2026-05-25</w:t>
+      <w:t>2026-05-26</w:t>
       <w:br/>
       <w:br/>
     </w:r>

--- a/klagomål/A 22084-2026 FSC-klagomål.docx
+++ b/klagomål/A 22084-2026 FSC-klagomål.docx
@@ -1042,7 +1042,7 @@
     <w:r>
       <w:tab/>
       <w:tab/>
-      <w:t>2026-05-26</w:t>
+      <w:t>2026-05-27</w:t>
       <w:br/>
       <w:br/>
     </w:r>

--- a/klagomål/A 22084-2026 FSC-klagomål.docx
+++ b/klagomål/A 22084-2026 FSC-klagomål.docx
@@ -1042,7 +1042,7 @@
     <w:r>
       <w:tab/>
       <w:tab/>
-      <w:t>2026-05-27</w:t>
+      <w:t>2026-05-28</w:t>
       <w:br/>
       <w:br/>
     </w:r>

--- a/klagomål/A 22084-2026 FSC-klagomål.docx
+++ b/klagomål/A 22084-2026 FSC-klagomål.docx
@@ -1042,7 +1042,7 @@
     <w:r>
       <w:tab/>
       <w:tab/>
-      <w:t>2026-05-28</w:t>
+      <w:t>2026-05-29</w:t>
       <w:br/>
       <w:br/>
     </w:r>

--- a/klagomål/A 22084-2026 FSC-klagomål.docx
+++ b/klagomål/A 22084-2026 FSC-klagomål.docx
@@ -1042,7 +1042,7 @@
     <w:r>
       <w:tab/>
       <w:tab/>
-      <w:t>2026-05-29</w:t>
+      <w:t>2026-05-30</w:t>
       <w:br/>
       <w:br/>
     </w:r>

--- a/klagomål/A 22084-2026 FSC-klagomål.docx
+++ b/klagomål/A 22084-2026 FSC-klagomål.docx
@@ -1042,7 +1042,7 @@
     <w:r>
       <w:tab/>
       <w:tab/>
-      <w:t>2026-05-30</w:t>
+      <w:t>2026-05-31</w:t>
       <w:br/>
       <w:br/>
     </w:r>

--- a/klagomål/A 22084-2026 FSC-klagomål.docx
+++ b/klagomål/A 22084-2026 FSC-klagomål.docx
@@ -1042,7 +1042,7 @@
     <w:r>
       <w:tab/>
       <w:tab/>
-      <w:t>2026-05-31</w:t>
+      <w:t>2026-06-01</w:t>
       <w:br/>
       <w:br/>
     </w:r>

--- a/klagomål/A 22084-2026 FSC-klagomål.docx
+++ b/klagomål/A 22084-2026 FSC-klagomål.docx
@@ -1042,7 +1042,7 @@
     <w:r>
       <w:tab/>
       <w:tab/>
-      <w:t>2026-06-01</w:t>
+      <w:t>2026-06-02</w:t>
       <w:br/>
       <w:br/>
     </w:r>

--- a/klagomål/A 22084-2026 FSC-klagomål.docx
+++ b/klagomål/A 22084-2026 FSC-klagomål.docx
@@ -1042,7 +1042,7 @@
     <w:r>
       <w:tab/>
       <w:tab/>
-      <w:t>2026-06-02</w:t>
+      <w:t>2026-06-03</w:t>
       <w:br/>
       <w:br/>
     </w:r>

--- a/klagomål/A 22084-2026 FSC-klagomål.docx
+++ b/klagomål/A 22084-2026 FSC-klagomål.docx
@@ -1042,7 +1042,7 @@
     <w:r>
       <w:tab/>
       <w:tab/>
-      <w:t>2026-06-03</w:t>
+      <w:t>2026-06-04</w:t>
       <w:br/>
       <w:br/>
     </w:r>

--- a/klagomål/A 22084-2026 FSC-klagomål.docx
+++ b/klagomål/A 22084-2026 FSC-klagomål.docx
@@ -1042,7 +1042,7 @@
     <w:r>
       <w:tab/>
       <w:tab/>
-      <w:t>2026-06-04</w:t>
+      <w:t>2026-06-05</w:t>
       <w:br/>
       <w:br/>
     </w:r>

--- a/klagomål/A 22084-2026 FSC-klagomål.docx
+++ b/klagomål/A 22084-2026 FSC-klagomål.docx
@@ -1042,7 +1042,7 @@
     <w:r>
       <w:tab/>
       <w:tab/>
-      <w:t>2026-06-05</w:t>
+      <w:t>2026-06-06</w:t>
       <w:br/>
       <w:br/>
     </w:r>

--- a/klagomål/A 22084-2026 FSC-klagomål.docx
+++ b/klagomål/A 22084-2026 FSC-klagomål.docx
@@ -1042,7 +1042,7 @@
     <w:r>
       <w:tab/>
       <w:tab/>
-      <w:t>2026-06-06</w:t>
+      <w:t>2026-06-07</w:t>
       <w:br/>
       <w:br/>
     </w:r>

--- a/klagomål/A 22084-2026 FSC-klagomål.docx
+++ b/klagomål/A 22084-2026 FSC-klagomål.docx
@@ -1042,7 +1042,7 @@
     <w:r>
       <w:tab/>
       <w:tab/>
-      <w:t>2026-06-07</w:t>
+      <w:t>2026-06-08</w:t>
       <w:br/>
       <w:br/>
     </w:r>

--- a/klagomål/A 22084-2026 FSC-klagomål.docx
+++ b/klagomål/A 22084-2026 FSC-klagomål.docx
@@ -1042,7 +1042,7 @@
     <w:r>
       <w:tab/>
       <w:tab/>
-      <w:t>2026-06-08</w:t>
+      <w:t>2026-06-09</w:t>
       <w:br/>
       <w:br/>
     </w:r>

--- a/klagomål/A 22084-2026 FSC-klagomål.docx
+++ b/klagomål/A 22084-2026 FSC-klagomål.docx
@@ -1042,7 +1042,7 @@
     <w:r>
       <w:tab/>
       <w:tab/>
-      <w:t>2026-06-09</w:t>
+      <w:t>2026-06-10</w:t>
       <w:br/>
       <w:br/>
     </w:r>

--- a/klagomål/A 22084-2026 FSC-klagomål.docx
+++ b/klagomål/A 22084-2026 FSC-klagomål.docx
@@ -1042,7 +1042,7 @@
     <w:r>
       <w:tab/>
       <w:tab/>
-      <w:t>2026-06-10</w:t>
+      <w:t>2026-06-11</w:t>
       <w:br/>
       <w:br/>
     </w:r>

--- a/klagomål/A 22084-2026 FSC-klagomål.docx
+++ b/klagomål/A 22084-2026 FSC-klagomål.docx
@@ -1042,7 +1042,7 @@
     <w:r>
       <w:tab/>
       <w:tab/>
-      <w:t>2026-06-11</w:t>
+      <w:t>2026-06-12</w:t>
       <w:br/>
       <w:br/>
     </w:r>

--- a/klagomål/A 22084-2026 FSC-klagomål.docx
+++ b/klagomål/A 22084-2026 FSC-klagomål.docx
@@ -1042,7 +1042,7 @@
     <w:r>
       <w:tab/>
       <w:tab/>
-      <w:t>2026-06-12</w:t>
+      <w:t>2026-06-13</w:t>
       <w:br/>
       <w:br/>
     </w:r>

--- a/klagomål/A 22084-2026 FSC-klagomål.docx
+++ b/klagomål/A 22084-2026 FSC-klagomål.docx
@@ -1042,7 +1042,7 @@
     <w:r>
       <w:tab/>
       <w:tab/>
-      <w:t>2026-06-13</w:t>
+      <w:t>2026-06-14</w:t>
       <w:br/>
       <w:br/>
     </w:r>

--- a/klagomål/A 22084-2026 FSC-klagomål.docx
+++ b/klagomål/A 22084-2026 FSC-klagomål.docx
@@ -1042,7 +1042,7 @@
     <w:r>
       <w:tab/>
       <w:tab/>
-      <w:t>2026-06-14</w:t>
+      <w:t>2026-06-15</w:t>
       <w:br/>
       <w:br/>
     </w:r>

--- a/klagomål/A 22084-2026 FSC-klagomål.docx
+++ b/klagomål/A 22084-2026 FSC-klagomål.docx
@@ -1042,7 +1042,7 @@
     <w:r>
       <w:tab/>
       <w:tab/>
-      <w:t>2026-06-15</w:t>
+      <w:t>2026-06-16</w:t>
       <w:br/>
       <w:br/>
     </w:r>

--- a/klagomål/A 22084-2026 FSC-klagomål.docx
+++ b/klagomål/A 22084-2026 FSC-klagomål.docx
@@ -1042,7 +1042,7 @@
     <w:r>
       <w:tab/>
       <w:tab/>
-      <w:t>2026-06-16</w:t>
+      <w:t>2026-06-17</w:t>
       <w:br/>
       <w:br/>
     </w:r>

--- a/klagomål/A 22084-2026 FSC-klagomål.docx
+++ b/klagomål/A 22084-2026 FSC-klagomål.docx
@@ -1,6 +1,6 @@
 
 <file path=word/document.xml><?xml version="1.0" encoding="utf-8"?>
-<w:document xmlns:wpc="http://schemas.microsoft.com/office/word/2010/wordprocessingCanvas" xmlns:cx="http://schemas.microsoft.com/office/drawing/2014/chartex" xmlns:cx1="http://schemas.microsoft.com/office/drawing/2015/9/8/chartex" xmlns:cx2="http://schemas.microsoft.com/office/drawing/2015/10/21/chartex" xmlns:cx3="http://schemas.microsoft.com/office/drawing/2016/5/9/chartex" xmlns:cx4="http://schemas.microsoft.com/office/drawing/2016/5/10/chartex" xmlns:cx5="http://schemas.microsoft.com/office/drawing/2016/5/11/chartex" xmlns:cx6="http://schemas.microsoft.com/office/drawing/2016/5/12/chartex" xmlns:cx7="http://schemas.microsoft.com/office/drawing/2016/5/13/chartex" xmlns:cx8="http://schemas.microsoft.com/office/drawing/2016/5/14/chartex" xmlns:mc="http://schemas.openxmlformats.org/markup-compatibility/2006" xmlns:aink="http://schemas.microsoft.com/office/drawing/2016/ink" xmlns:am3d="http://schemas.microsoft.com/office/drawing/2017/model3d" xmlns:o="urn:schemas-microsoft-com:office:office" xmlns:oel="http://schemas.microsoft.com/office/2019/extlst" xmlns:r="http://schemas.openxmlformats.org/officeDocument/2006/relationships" xmlns:m="http://schemas.openxmlformats.org/officeDocument/2006/math" xmlns:v="urn:schemas-microsoft-com:vml" xmlns:wp14="http://schemas.microsoft.com/office/word/2010/wordprocessingDrawing" xmlns:wp="http://schemas.openxmlformats.org/drawingml/2006/wordprocessingDrawing" xmlns:w10="urn:schemas-microsoft-com:office:word" xmlns:w="http://schemas.openxmlformats.org/wordprocessingml/2006/main" xmlns:w14="http://schemas.microsoft.com/office/word/2010/wordml" xmlns:w15="http://schemas.microsoft.com/office/word/2012/wordml" xmlns:w16cex="http://schemas.microsoft.com/office/word/2018/wordml/cex" xmlns:w16cid="http://schemas.microsoft.com/office/word/2016/wordml/cid" xmlns:w16="http://schemas.microsoft.com/office/word/2018/wordml" xmlns:w16sdtdh="http://schemas.microsoft.com/office/word/2020/wordml/sdtdatahash" xmlns:w16se="http://schemas.microsoft.com/office/word/2015/wordml/symex" xmlns:wpg="http://schemas.microsoft.com/office/word/2010/wordprocessingGroup" xmlns:wpi="http://schemas.microsoft.com/office/word/2010/wordprocessingInk" xmlns:wne="http://schemas.microsoft.com/office/word/2006/wordml" xmlns:wps="http://schemas.microsoft.com/office/word/2010/wordprocessingShape" mc:Ignorable="w14 w15 w16se w16cid w16 w16cex w16sdtdh wp14">
+<w:document xmlns:wpc="http://schemas.microsoft.com/office/word/2010/wordprocessingCanvas" xmlns:cx="http://schemas.microsoft.com/office/drawing/2014/chartex" xmlns:cx1="http://schemas.microsoft.com/office/drawing/2015/9/8/chartex" xmlns:cx2="http://schemas.microsoft.com/office/drawing/2015/10/21/chartex" xmlns:cx3="http://schemas.microsoft.com/office/drawing/2016/5/9/chartex" xmlns:cx4="http://schemas.microsoft.com/office/drawing/2016/5/10/chartex" xmlns:cx5="http://schemas.microsoft.com/office/drawing/2016/5/11/chartex" xmlns:cx6="http://schemas.microsoft.com/office/drawing/2016/5/12/chartex" xmlns:cx7="http://schemas.microsoft.com/office/drawing/2016/5/13/chartex" xmlns:cx8="http://schemas.microsoft.com/office/drawing/2016/5/14/chartex" xmlns:mc="http://schemas.openxmlformats.org/markup-compatibility/2006" xmlns:aink="http://schemas.microsoft.com/office/drawing/2016/ink" xmlns:am3d="http://schemas.microsoft.com/office/drawing/2017/model3d" xmlns:o="urn:schemas-microsoft-com:office:office" xmlns:oel="http://schemas.microsoft.com/office/2019/extlst" xmlns:r="http://schemas.openxmlformats.org/officeDocument/2006/relationships" xmlns:m="http://schemas.openxmlformats.org/officeDocument/2006/math" xmlns:v="urn:schemas-microsoft-com:vml" xmlns:wp14="http://schemas.microsoft.com/office/word/2010/wordprocessingDrawing" xmlns:wp="http://schemas.openxmlformats.org/drawingml/2006/wordprocessingDrawing" xmlns:w10="urn:schemas-microsoft-com:office:word" xmlns:w="http://schemas.openxmlformats.org/wordprocessingml/2006/main" xmlns:w14="http://schemas.microsoft.com/office/word/2010/wordml" xmlns:w15="http://schemas.microsoft.com/office/word/2012/wordml" xmlns:w16cex="http://schemas.microsoft.com/office/word/2018/wordml/cex" xmlns:w16cid="http://schemas.microsoft.com/office/word/2016/wordml/cid" xmlns:w16="http://schemas.microsoft.com/office/word/2018/wordml" xmlns:w16du="http://schemas.microsoft.com/office/word/2023/wordml/word16du" xmlns:w16sdtdh="http://schemas.microsoft.com/office/word/2020/wordml/sdtdatahash" xmlns:w16sdtfl="http://schemas.microsoft.com/office/word/2024/wordml/sdtformatlock" xmlns:w16se="http://schemas.microsoft.com/office/word/2015/wordml/symex" xmlns:wpg="http://schemas.microsoft.com/office/word/2010/wordprocessingGroup" xmlns:wpi="http://schemas.microsoft.com/office/word/2010/wordprocessingInk" xmlns:wne="http://schemas.microsoft.com/office/word/2006/wordml" xmlns:wps="http://schemas.microsoft.com/office/word/2010/wordprocessingShape" mc:Ignorable="w14 w15 w16se w16cid w16 w16cex w16sdtdh w16sdtfl w16du wp14">
   <w:body>
     <w:p>
       <w:r>
@@ -168,7 +168,7 @@
     </w:p>
     <w:p>
       <w:r>
-        <w:t>Detta dokument behandlar höga naturvärden i avverkningsanmälan A 22084-2026 i Nybro kommun. Denna avverkningsanmälan inkom 2026-05-11 12:52:26 och omfattar 4,6 ha.</w:t>
+        <w:t>Detta dokument behandlar höga naturvärden i avverkningsanmälan A 22084-2026 i Nybro kommun som inkom 2026-05-11 och omfattar 4,6 ha.</w:t>
       </w:r>
     </w:p>
     <w:p>
@@ -191,12 +191,15 @@
     </w:p>
     <w:p>
       <w:r>
-        <w:t>I avverkningsanmälan har följande 6 naturvårdsarter hittats: järpe (NT, §4), spillkråka (NT, §4), talltita (NT, §4), blomkålssvamp (S), grönsiska (§4) och kungsfågel (§4). Av dessa är 3 rödlistade. För rödlistade arter har rödlistekategorin angivits inom parentes. Arter som är signalarter enligt Skogsstyrelsen har markerats med (S). För fridlysta arter anges även paragrafen i Artskyddsförordningen som arten är fridlyst enligt.</w:t>
+        <w:t>I och inom 25 meter från avverkningsanmälan har följande 11 naturvårdsarter hittats: barbastell (NT, §4a), fransfladdermus (NT, §4a), nordfladdermus (NT, §4a), talltita (NT, §4), blomkålssvamp (S), järpe (T, §4), spillkråka (T, §4), dvärgpipistrell (§4a), grönsiska (§4), kungsfågel (§4) och större brunfladdermus (§4a). Av dessa är 4 rödlistade. För rödlistade arter har rödlistekategorin angivits inom parentes. Arter som är signalarter enligt Skogsstyrelsen har markerats med (S). Typiska arter inom Natura 2000 som är kopplade till skogsekosystem har markerats med (T). För fridlysta arter anges även paragrafen i Artskyddsförordningen som arten är fridlyst enligt.</w:t>
       </w:r>
     </w:p>
     <w:p>
       <w:r>
-        <w:t>De påträffade naturvårdsarterna är ett tydligt kvitto på att detta rör sig om en skog med höga naturvärden. I Figur 1 visas en karta över det avverkningsanmälda området, där samtliga fyndplatser för naturvårdsarter som finns registrerade på Artportalen har markerats.</w:t>
+        <w:t>De påträffade naturvårdsarterna är ett tydligt kvitto på att det rör sig om en skog med höga naturvärden.</w:t>
+      </w:r>
+      <w:r>
+        <w:t xml:space="preserve"> I Figur 1 visas fyndplatser för naturvårdsarter i området, som finns registrerade på Artportalen.</w:t>
       </w:r>
     </w:p>
     <w:p>
@@ -206,7 +209,7 @@
       <w:r>
         <w:drawing>
           <wp:inline xmlns:a="http://schemas.openxmlformats.org/drawingml/2006/main" xmlns:pic="http://schemas.openxmlformats.org/drawingml/2006/picture">
-            <wp:extent cx="5486400" cy="4940075"/>
+            <wp:extent cx="5486400" cy="4639763"/>
             <wp:docPr id="1" name="Picture 1"/>
             <wp:cNvGraphicFramePr>
               <a:graphicFrameLocks noChangeAspect="1"/>
@@ -227,7 +230,7 @@
                   <pic:spPr>
                     <a:xfrm>
                       <a:off x="0" y="0"/>
-                      <a:ext cx="5486400" cy="4940075"/>
+                      <a:ext cx="5486400" cy="4639763"/>
                     </a:xfrm>
                     <a:prstGeom prst="rect"/>
                   </pic:spPr>
@@ -241,9 +244,197 @@
     <w:p>
       <w:pPr>
         <w:pStyle w:val="Caption"/>
+        <w:spacing w:after="240"/>
       </w:pPr>
       <w:r>
-        <w:t>Figur 1. Fyndplatser för naturvårdsarter i det avverkningsanmälda området (röd linje). Markörer utan svart kant är placerade på fyndplatsen. Markörer med svart kant är placerade vid sidan av fyndplatsen och har ett svart streck som visar fyndplatsens exakta position. Kartans mittpunktskoordinat är N 6323338, E 547198 i SWEREF 99 TM.</w:t>
+        <w:t>Figur 1. Fyndplatser för naturvårdsarter i och inom 25 meter från avverkningsanmälan (röd linje). Markörer utan svart kant är placerade på fyndplatsen. Markörer med svart kant är placerade vid sidan av fyndplatsen och har ett svart streck som visar fyndplatsens exakta position. Kartans mittpunktskoordinat är N 6323338, E 547198 i SWEREF 99 TM.</w:t>
+      </w:r>
+    </w:p>
+    <w:p>
+      <w:pPr>
+        <w:pStyle w:val="Heading2"/>
+      </w:pPr>
+      <w:r>
+        <w:t>Fridlysta arter</w:t>
+      </w:r>
+    </w:p>
+    <w:p>
+      <w:r>
+        <w:t>Följande fridlysta arter har sina livsmiljöer och växtplatser i den avverkningsanmälda skogen: barbastell (NT, §4a), fransfladdermus (NT, §4a), nordfladdermus (NT, §4a), talltita (NT, §4), järpe (T, §4), spillkråka (T, §4), dvärgpipistrell (§4a), grönsiska (§4), kungsfågel (§4) och större brunfladdermus (§4a).</w:t>
+      </w:r>
+    </w:p>
+    <w:p>
+      <w:r>
+        <w:t xml:space="preserve">Observera att medlemsländerna är skyldiga att agera i enlighet med EU:s fågeldirektiv där det uttryckligen står att direktivet gäller för fåglar samt för deras ägg, bon och </w:t>
+      </w:r>
+      <w:r>
+        <w:rPr>
+          <w:b/>
+        </w:rPr>
+        <w:t xml:space="preserve">livsmiljöer </w:t>
+      </w:r>
+      <w:r>
+        <w:t>(artikel 1). Vidare att de åtgärder som vidtas inte får leda till en försämring av den nuvarande situationen beträffande bevarandet av de fågelarter som avses i artikel 1 (artikel 13). Fågeldirektivet är styrande för tillsynsansvariga myndigheters ärendehantering, ställningstaganden och beslutsfattande.</w:t>
+      </w:r>
+    </w:p>
+    <w:p>
+      <w:r>
+        <w:rPr>
+          <w:b/>
+        </w:rPr>
+        <w:t xml:space="preserve">Barbastell (NT, §4a) </w:t>
+      </w:r>
+      <w:r>
+        <w:t>omfattas av bilaga 2 och 4 EU:s art- och habitatdirektiv vilket innebär att arten och dess livsmiljöer är strikt skyddade samt att Natura 2000-områden ska inrättas. Den är globalt rödlistad som nära hotad (NT) och i den europeiska rödlistan är den klassad som sårbar (VU). Barbastell omfattas av ett åtgärdsprogram för hotade arter (ÅGP) och inför upprättandet av åtgärdsprogrammet för arten 2015, konstaterade EU-kommissionen att Sverige inte skyddat tillräckligt med områden för arten i boreal biogeografisk region (SLU Artdatabanken, 2024; IUCN, 2016; Ahlén, 2015).</w:t>
+      </w:r>
+    </w:p>
+    <w:p>
+      <w:r>
+        <w:t>Barbastellen föredrar ett halvöppet landskap med betes- och slåttermarker och gamla bondeskogar där den är speciellt inriktad på att ta fjärilar, framför allt småfjärilar, men även andra smådjursgrupper, t.ex. tvåvingar och spindlar. Bevarande av livsmiljöer är särskilt relevant i gammaldags utmarksskog eftersom det är en biotop som drastiskt minskat och hotas av skogsbruk. Om sådan skog kalavverkas och ersätts av ett plantageskogsbruk är förutsättningarna för förekomst av barbastell förstörda för lång tid framåt. Utvecklingen på Sydsvenska höglandet där huvuddelen av populationen finns är osäker och pågående landskapsförändringar befaras kunna leda till minskning med regionala och lokala försvinnande inom den kommande 21 års perioden. Minskningstakten för den svenska populationen bedöms vara nära gränsvärdet för Sårbar (VU). (A3c) (SLU Artdatabanken, 2024; Ahlén, 2015).</w:t>
+      </w:r>
+    </w:p>
+    <w:p>
+      <w:r>
+        <w:rPr>
+          <w:b/>
+        </w:rPr>
+        <w:t>Dvärgpipistrell (§4a)</w:t>
+      </w:r>
+      <w:r>
+        <w:t xml:space="preserve"> omfattas av bilaga 4 EU:s art- och habitatdirektiv vilket innebär ett strikt skydd där arten och dess livsmiljöer ska bevaras. Arten förekommer i alla typer av glesare skogar men föredrar framförallt lövskog. Den födosöker inne bland träden och man hittar den i trädbärande beteshagar, i kantzoner mellan skog och odlingsmark, i närheten av vatten och i bymiljöer. Den undviker stora sammanhängande öppna miljöer såsom åkrar och hyggen. Skogsbruksåtgärder som leder till minskad förekomst av äldre, gles skog och då särskilt tillgång på hålträd och träd med löst sittande bark kan leda till brist på koloniplatser och viloplatser (SLU Artdatabanken, 2024; Skogsstyrelsen, 2016).</w:t>
+      </w:r>
+    </w:p>
+    <w:p>
+      <w:r>
+        <w:rPr>
+          <w:b/>
+        </w:rPr>
+        <w:t>Fransfladdermus (NT, §4a)</w:t>
+      </w:r>
+      <w:r>
+        <w:t xml:space="preserve"> omfattas av bilaga 4 EU:s art- och habitatdirektiv vilket innebär ett strikt skydd för arten och dess livsmiljöer. Arten är känslig för fragmentering av skogsbiotoper och undviker att passera öppna områden. Avverkning av hålträd, dränering, minskad biotopvariation, till exempel igenplantering av ängs- och hagmark påverkar arten negativt och det är viktigt att bevara ett varierat landskap med inslag av sumpskogar och lövrika skogar intill vatten och vattendrag. Fransfladdermus är typisk art för </w:t>
+      </w:r>
+      <w:r>
+        <w:rPr>
+          <w:i/>
+        </w:rPr>
+        <w:t>8310 Grottor</w:t>
+      </w:r>
+      <w:r>
+        <w:t xml:space="preserve"> och </w:t>
+      </w:r>
+      <w:r>
+        <w:rPr>
+          <w:i/>
+        </w:rPr>
+        <w:t>8330 Havsgrottor</w:t>
+      </w:r>
+      <w:r>
+        <w:t xml:space="preserve"> (SLU Artdatabanken, 2024).</w:t>
+      </w:r>
+    </w:p>
+    <w:p>
+      <w:r>
+        <w:rPr>
+          <w:b/>
+        </w:rPr>
+        <w:t>Järpe (§4)</w:t>
+      </w:r>
+      <w:r>
+        <w:t xml:space="preserve">, som är upptagen i bilaga 1 och 2 EU:s fågeldirektiv, är mycket stationär inom sitt revir som är minst 25 hektar stort. Livsmiljöerna utgörs av tät barrskog med inblandning av lövträd och en väl utvecklad flerskiktad struktur med bärris och yngre eller undertryckta, täta granar i ett lägre skikt, ofta utmed bäckar och åar inne i den skyddande granskogen. Den överlever inte om dess livsmiljö kalavverkas och är även känslig för röjning, gallring och avverkning där unga granar och lövträd inte sparas i tillräcklig omfattning. Arten finns i sammanhängande grandominerad skog över hela Sverige men förekomsterna är betydligt glesare i Götaland än i övriga landet. Järpe är typisk art för </w:t>
+      </w:r>
+      <w:r>
+        <w:rPr>
+          <w:i/>
+        </w:rPr>
+        <w:t xml:space="preserve">9010 Taiga, 9080 Lövsumpskog </w:t>
+      </w:r>
+      <w:r>
+        <w:t xml:space="preserve">och </w:t>
+      </w:r>
+      <w:r>
+        <w:rPr>
+          <w:i/>
+        </w:rPr>
+        <w:t xml:space="preserve">9740 Skogsbevuxen myr </w:t>
+      </w:r>
+      <w:r>
+        <w:t>(SLU Artdatabanken, 2026).</w:t>
+      </w:r>
+    </w:p>
+    <w:p>
+      <w:r>
+        <w:rPr>
+          <w:b/>
+        </w:rPr>
+        <w:t>Nordfladdermus (NT, §4a)</w:t>
+      </w:r>
+      <w:r>
+        <w:t xml:space="preserve"> omfattas av bilaga 4 EU:s art- och habitatdirektiv vilket innebär ett strikt skydd där arten och dess livsmiljöer ska bevaras. Nordfladdermus föredrar variationsrik skog med förekomst av sjöar, vattendrag och våtmarker och hittas framförallt i halvöppna miljöer som trädbärande beteshagar och i kantzoner mellan skog och odlingsmark. Den undviker stora öppna områden som stora hyggen och större sammanhängande planteringar vilket minskar längden bryn och landskapets heterogenitet och därmed födotillgången och mängden lämpliga jaktplatser. Skogsbruksåtgärder som leder till minskad förekomst av äldre, gles skog och då särskilt tillgång på hålträd och träd med löst sittande bark kan leda till brist på koloniplatser och viloplatser. Nordfladdermus har minskat med 27,5 (5–50) % under de senaste 21 åren och minskningstakten för den svenska populationen bedöms vara nära gränsvärdet för Sårbar (VU). (A2bc) (SLU Artdatabanken, 2024; Skogsstyrelsen, 2016).</w:t>
+      </w:r>
+    </w:p>
+    <w:p>
+      <w:r>
+        <w:rPr>
+          <w:b/>
+        </w:rPr>
+        <w:t>Spillkråka (§4)</w:t>
+      </w:r>
+      <w:r>
+        <w:t xml:space="preserve"> omfattas av bilaga 1 i EU:s fågeldirektiv och är typisk art för </w:t>
+      </w:r>
+      <w:r>
+        <w:rPr>
+          <w:i/>
+        </w:rPr>
+        <w:t xml:space="preserve">9010 Taiga </w:t>
+      </w:r>
+      <w:r>
+        <w:t>och</w:t>
+      </w:r>
+      <w:r>
+        <w:rPr>
+          <w:i/>
+        </w:rPr>
+        <w:t xml:space="preserve"> 9740 Skogsbevuxen myr</w:t>
+      </w:r>
+      <w:r>
+        <w:t>. Den behöver grova träd, främst tall, asp och bok som boträd. Skogsbruk med korta omloppstider och täta, homogena ungskogar utgör det största hotet. Spillkråka är en nyckelart i skogliga miljöer vars övergivna bohål utnyttjas av flera andra hålhäckande fågelarter och fladdermöss, däribland pärluggla (EN, §4), knipa (§4), salskrake (§4) och skogsduva (§4). Hökuggla (VU, §4) och slaguggla (§4) häckar ofta i högstubbar som brutits av i höjd med ett gammalt spillkråkebo (SLU Artdatabanken, 2026; Skogsstyrelsen, 2016).</w:t>
+      </w:r>
+    </w:p>
+    <w:p>
+      <w:r>
+        <w:rPr>
+          <w:b/>
+        </w:rPr>
+        <w:t>Större brunfladdermus (§4a)</w:t>
+      </w:r>
+      <w:r>
+        <w:t xml:space="preserve"> omfattas av bilaga 4 EU:s art- och habitatdirektiv vilket innebär ett strikt skydd där arten och dess livsmiljöer ska bevaras. Den lever huvudsakligen i större skogsområden med gamla lövträdsbestånd, där den jagar i alla typer av öppna och halvöppna miljöer, ofta över stora sjöar och vattendrag, strandängar, betes- och slåttermarker. Under året utnyttjar fladdermössen många olika miljöer och ett effektivt bevarandearbete måste därför utgå från ett landskapsekologiskt perspektiv. Den viktigaste faktorn för om fladdermössen ska kunna leva i ett område är tillgången på föda i form av nattaktiva insekter. Ett bra hemområde måste erbjuda god födotillgång under hela aktivitetsperioden. Åtgärder som bevarar och gynnar en hög insektsproduktion är därför centrala. I ett varierat landskap med hög andel äldre lövträd, småvatten, sumpskogar, öppna våtmarker, ängar och betesmarker avlöser olika insektsgrupper varandra vilket gör att det hela tiden finns tillräckligt med föda. Gamla träd med grov bark, skador, håligheter eller döda delar bör lämnas och yngre träd (efterträdare) tillåtas finnas kvar och åldras för att säkra framtida förekomst av lämpliga yngelmiljöer. Övervintringsplatser måste skyddas effektivt från störningar (SLU Artdatabanken, 2024).</w:t>
+      </w:r>
+    </w:p>
+    <w:p>
+      <w:r>
+        <w:rPr>
+          <w:b/>
+        </w:rPr>
+        <w:t>Talltita (NT, §4)</w:t>
+      </w:r>
+      <w:r>
+        <w:t>, rödlistad som nära hotad och prioriterad art i Skogsvårdslagen, har häckningsrevir i anmälan. Arten har minskat kraftigt de senaste 30 åren och minskningstakten innevarande 10-årsperiod beräknas till 20 (10–30) %. Talltitan är synnerligen trogen sitt cirka 15 hektar stora revir och är beroende av flerskiktade olikåldriga skogar för att kunna föda upp sina ungar. Talltitan försvinner om dess livsmiljö kalavverkas (Eggers &amp; Low, 2014; Ekman, 1979; Griesser et al, 2007; Klein, 2020; Siffczyk et al, 2003; SLU Artdatabanken, 2021).</w:t>
+      </w:r>
+    </w:p>
+    <w:p>
+      <w:r>
+        <w:t>I BILAGA 1 finns mer detaljerad information om ekologi samt krav på livsmiljö hos fridlysta arter.</w:t>
+      </w:r>
+    </w:p>
+    <w:p>
+      <w:pPr>
+        <w:pStyle w:val="Heading2"/>
+      </w:pPr>
+      <w:r>
+        <w:t>Övriga naturvårdsarter</w:t>
       </w:r>
     </w:p>
     <w:p>
@@ -262,26 +453,26 @@
         <w:pStyle w:val="Heading1"/>
       </w:pPr>
       <w:r>
-        <w:t>Fridlysta arter</w:t>
+        <w:t>Certifiering</w:t>
       </w:r>
     </w:p>
     <w:p>
-      <w:r>
-        <w:t>Följande fridlysta arter har sina livsmiljöer och växtplatser i den avverkningsanmälda skogen: järpe (NT, §4), spillkråka (NT, §4), talltita (NT, §4), grönsiska (§4) och kungsfågel (§4).</w:t>
+      <w:pPr>
+        <w:pStyle w:val="Heading2"/>
+      </w:pPr>
+      <w:r>
+        <w:t>Ur FSC-standarden</w:t>
       </w:r>
     </w:p>
     <w:p>
-      <w:r>
-        <w:t xml:space="preserve">Observera att medlemsländerna är skyldiga att agera i enlighet med EU:s fågeldirektiv där det uttryckligen står att direktivet gäller för fåglar samt för deras ägg, bon och </w:t>
-      </w:r>
       <w:r>
         <w:rPr>
           <w:b/>
         </w:rPr>
-        <w:t xml:space="preserve">livsmiljöer </w:t>
-      </w:r>
-      <w:r>
-        <w:t>(artikel 1). Vidare att de åtgärder som vidtas inte får leda till en försämring av den nuvarande situationen beträffande bevarandet av de fågelarter som avses i artikel 1 (artikel 13). Fågeldirektivet är styrande för tillsynsansvariga myndigheters ärendehantering, ställningstaganden och beslutsfattande.</w:t>
+        <w:t xml:space="preserve">PRINCIP 1: LAGEFTERLEVNAD: </w:t>
+      </w:r>
+      <w:r>
+        <w:t>Certifikatsinnehavaren ska följa alla tillämpliga lagar, förordningar och nationellt ratificerade internationella avtal, konventioner och överenskommelser.</w:t>
       </w:r>
     </w:p>
     <w:p>
@@ -289,28 +480,89 @@
         <w:rPr>
           <w:b/>
         </w:rPr>
-        <w:t>Järpe (§4)</w:t>
-      </w:r>
-      <w:r>
-        <w:t xml:space="preserve">, som är upptagen i bilaga 1 och 2 EU:s fågeldirektiv, är mycket stationär inom sitt revir som är minst 25 hektar stort. Livsmiljöerna utgörs av tät barrskog med inblandning av lövträd och en väl utvecklad flerskiktad struktur med bärris och yngre eller undertryckta, täta granar i ett lägre skikt, ofta utmed bäckar och åar inne i den skyddande granskogen. Den överlever inte om dess livsmiljö kalavverkas och är även känslig för röjning, gallring och avverkning där unga granar och lövträd inte sparas i tillräcklig omfattning. Arten finns i sammanhängande grandominerad skog över hela Sverige men förekomsterna är betydligt glesare i Götaland än i övriga landet. Järpe är typisk art för </w:t>
+        <w:t xml:space="preserve">1.3.1 </w:t>
+      </w:r>
+      <w:r>
+        <w:t>Tillämpliga lagar och föreskrifter för brukandet av skogen följs.</w:t>
+      </w:r>
+    </w:p>
+    <w:p>
+      <w:pPr>
+        <w:pStyle w:val="ListBullet"/>
+      </w:pPr>
+      <w:r>
+        <w:rPr>
+          <w:b/>
+          <w:i/>
+        </w:rPr>
+        <w:t xml:space="preserve">Kommentar: </w:t>
+      </w:r>
+      <w:r>
+        <w:t>I den avverkningsanmälda skogen har fridlysta arter sina livsmiljöer och växtplatser. Att skada de fridlysta arternas livsmiljöer, växtplatser eller ekologiska funktion är inte tillåtet enligt artskyddsförordningen.</w:t>
       </w:r>
       <w:r>
         <w:rPr>
           <w:i/>
         </w:rPr>
-        <w:t xml:space="preserve">9010 Taiga, 9080 Lövsumpskog </w:t>
-      </w:r>
-      <w:r>
-        <w:t xml:space="preserve">och </w:t>
+        <w:t xml:space="preserve"> EU:s medlemsländer och skogsbolag är skyldiga att agera i enlighet med EU:s fågeldirektiv där det uttryckligen står att direktivet gäller för fåglar samt för deras ägg, bon och </w:t>
+      </w:r>
+      <w:r>
+        <w:rPr>
+          <w:b/>
+          <w:i/>
+        </w:rPr>
+        <w:t xml:space="preserve">livsmiljöer </w:t>
+      </w:r>
+      <w:r>
+        <w:t>(artikel 1). Vidare att de åtgärder som vidtas inte får leda till en försämring av den nuvarande situationen beträffande bevarandet av de fågelarter som avses i artikel 1 (artikel 13).</w:t>
+      </w:r>
+    </w:p>
+    <w:p>
+      <w:r>
+        <w:rPr>
+          <w:b/>
+        </w:rPr>
+        <w:t xml:space="preserve">6.4 </w:t>
+      </w:r>
+      <w:r>
+        <w:t>Certifikatsinnehavaren ska skydda sällsynta arter och hotade arter samt deras livsmiljöer inom skogsbruksenheten. Det ska ske genom avsättningar, andra skyddade områden och genom att skapa konnektivitet och/eller genom andra direkta åtgärder som gynnar dessa arters överlevnad och livskraft. Åtgärderna ska stå i förhållande till brukandets skala, intensitet och risk, samt till sällsynta och hotade arters bevarandestatus och ekologiska krav. Certifikatsinnehavaren ska beakta den geografiska spridningen och ekologiska krav hos sällsynta och hotade arter utanför skogsbruksenhetens gränser när beslut om åtgärder inom skogsbruksenheten ska fattas.</w:t>
+      </w:r>
+    </w:p>
+    <w:p>
+      <w:r>
+        <w:rPr>
+          <w:b/>
+        </w:rPr>
+        <w:t xml:space="preserve">6.4.3 </w:t>
+      </w:r>
+      <w:r>
+        <w:t>Bevarandeåtgärder genomförs för de kända förekomster av rödlistade arter som påverkas av skogsbruk.</w:t>
+      </w:r>
+    </w:p>
+    <w:p>
+      <w:pPr>
+        <w:pStyle w:val="ListBullet"/>
+      </w:pPr>
+      <w:r>
+        <w:rPr>
+          <w:b/>
+          <w:i/>
+        </w:rPr>
+        <w:t xml:space="preserve">Kommentar: </w:t>
       </w:r>
       <w:r>
         <w:rPr>
           <w:i/>
         </w:rPr>
-        <w:t xml:space="preserve">9740 Skogsbevuxen myr </w:t>
-      </w:r>
-      <w:r>
-        <w:t>(SLU Artdatabanken, 2026).</w:t>
+        <w:t>I det avverkningsanmälda skogsområdet har 11 naturvårdsarter varav 4 rödlistade arter sina livsmiljöer och växtplatser.</w:t>
+      </w:r>
+    </w:p>
+    <w:p>
+      <w:pPr>
+        <w:pStyle w:val="Heading2"/>
+      </w:pPr>
+      <w:r>
+        <w:t>Ur Chain of Custody Certification (FSC-STD-40-004 ver 3.0)</w:t>
       </w:r>
     </w:p>
     <w:p>
@@ -318,44 +570,144 @@
         <w:rPr>
           <w:b/>
         </w:rPr>
-        <w:t>Spillkråka (§4)</w:t>
-      </w:r>
-      <w:r>
-        <w:t xml:space="preserve"> omfattas av bilaga 1 i EU:s fågeldirektiv och är typisk art för </w:t>
+        <w:t xml:space="preserve">1.3 </w:t>
+      </w:r>
+      <w:r>
+        <w:t xml:space="preserve">The organization shall commit to the FSC values as defined in FSC-POL-01-004 Policy for the Association of Organizations with FSC. </w:t>
+      </w:r>
+    </w:p>
+    <w:p>
+      <w:pPr>
+        <w:pStyle w:val="Heading2"/>
+      </w:pPr>
+      <w:r>
+        <w:t>Ur FSC:s policy för associerade organisationer (FSC-POL-01-004)</w:t>
+      </w:r>
+    </w:p>
+    <w:p>
+      <w:r>
+        <w:t xml:space="preserve">Som “Chain of Custody”-certifierad organisation är skogsbolaget bunden av de fastställda reglerna i Del 1 Punkt 1 c) i Policy för organisationer associerade med FSC (FSC-POL-01-004 V2-0 EN + SVE version 2012-03-02): </w:t>
+      </w:r>
+    </w:p>
+    <w:p>
+      <w:pPr>
+        <w:pStyle w:val="ListNumber"/>
+      </w:pPr>
+      <w:r>
+        <w:t>De organisationer FSC kan acceptera association med får inte direkt eller indirekt ha några kopplingar till nedanstående, oacceptabla aktiviteter:</w:t>
+      </w:r>
+    </w:p>
+    <w:p>
+      <w:pPr>
+        <w:ind w:left="357"/>
+      </w:pPr>
+      <w:r>
+        <w:t>a) Olaglig skogsavverkning och handel med olagligt avverkat virke eller skogsprodukter</w:t>
+      </w:r>
+    </w:p>
+    <w:p>
+      <w:pPr>
+        <w:ind w:left="357"/>
+      </w:pPr>
+      <w:r>
+        <w:t>...</w:t>
+      </w:r>
+    </w:p>
+    <w:p>
+      <w:pPr>
+        <w:ind w:left="357"/>
+      </w:pPr>
+      <w:r>
+        <w:t>c) Skogsbruk som förstör höga naturvärden</w:t>
+      </w:r>
+    </w:p>
+    <w:p>
+      <w:pPr>
+        <w:ind w:left="357"/>
+      </w:pPr>
+      <w:r>
+        <w:t>d) Betydande omvandling av skog till plantager eller annan, icke skoglig, markanvändning</w:t>
+      </w:r>
+    </w:p>
+    <w:p>
+      <w:pPr>
+        <w:pStyle w:val="ListBullet"/>
+      </w:pPr>
+      <w:r>
+        <w:rPr>
+          <w:b/>
+          <w:i/>
+        </w:rPr>
+        <w:t xml:space="preserve">Kommentar: </w:t>
       </w:r>
       <w:r>
         <w:rPr>
           <w:i/>
         </w:rPr>
-        <w:t xml:space="preserve">9010 Taiga </w:t>
-      </w:r>
-      <w:r>
-        <w:t>och</w:t>
+        <w:t>Avverkning av skog med höga naturvärden samt skada på fridlysta arter strider både mot FSC Controlled Wood-standarden och FSC:s policy for associerade organisationer.</w:t>
+      </w:r>
+    </w:p>
+    <w:p>
+      <w:pPr>
+        <w:pStyle w:val="Heading2"/>
+      </w:pPr>
+      <w:r>
+        <w:t>Ur FSC Controlled Wood (FSC-STD-40-005)</w:t>
+      </w:r>
+    </w:p>
+    <w:p>
+      <w:r>
+        <w:t>Virke som inte accepteras i FSC-märkta produkter (oacceptabelt ursprung) enligt FSC Controlled Wood (FSC-STD-40-005):</w:t>
+      </w:r>
+    </w:p>
+    <w:p>
+      <w:pPr>
+        <w:pStyle w:val="ListNumber"/>
+      </w:pPr>
+      <w:r>
+        <w:t>Illegalt avverkat virke.</w:t>
+      </w:r>
+    </w:p>
+    <w:p>
+      <w:pPr>
+        <w:pStyle w:val="ListNumber"/>
+      </w:pPr>
+      <w:r>
+        <w:t>...</w:t>
+      </w:r>
+    </w:p>
+    <w:p>
+      <w:pPr>
+        <w:pStyle w:val="ListNumber"/>
+      </w:pPr>
+      <w:r>
+        <w:t>Virke från avverkningar som hotar höga naturvärden.</w:t>
+      </w:r>
+    </w:p>
+    <w:p>
+      <w:pPr>
+        <w:pStyle w:val="ListNumber"/>
+      </w:pPr>
+      <w:r>
+        <w:t>Virke från skog som konverteras till plantager eller icke-skogligt bruk.</w:t>
+      </w:r>
+    </w:p>
+    <w:p>
+      <w:pPr>
+        <w:pStyle w:val="ListBullet"/>
+      </w:pPr>
+      <w:r>
+        <w:rPr>
+          <w:b/>
+          <w:i/>
+        </w:rPr>
+        <w:t xml:space="preserve">Kommentar: </w:t>
       </w:r>
       <w:r>
         <w:rPr>
           <w:i/>
         </w:rPr>
-        <w:t xml:space="preserve"> 9740 Skogsbevuxen myr</w:t>
-      </w:r>
-      <w:r>
-        <w:t>. Den behöver grova träd, främst tall, asp och bok som boträd. Skogsbruk med korta omloppstider och täta, homogena ungskogar utgör det största hotet. Spillkråka är en nyckelart i skogliga miljöer vars övergivna bohål utnyttjas av flera andra hålhäckande fågelarter och fladdermöss, däribland pärluggla (EN, §4), knipa (§4), salskrake (§4) och skogsduva (§4). Hökuggla (VU, §4) och slaguggla (§4) häckar ofta i högstubbar som brutits av i höjd med ett gammalt spillkråkebo (SLU Artdatabanken, 2026; Skogsstyrelsen, 2016).</w:t>
-      </w:r>
-    </w:p>
-    <w:p>
-      <w:r>
-        <w:rPr>
-          <w:b/>
-        </w:rPr>
-        <w:t>Talltita (NT, §4)</w:t>
-      </w:r>
-      <w:r>
-        <w:t>, rödlistad som nära hotad och prioriterad art i Skogsvårdslagen, har häckningsrevir i anmälan. Arten har minskat kraftigt de senaste 30 åren och minskningstakten innevarande 10-årsperiod beräknas till 20 (10–30) %. Talltitan är synnerligen trogen sitt cirka 15 hektar stora revir och är beroende av flerskiktade olikåldriga skogar för att kunna föda upp sina ungar. Talltitan försvinner om dess livsmiljö kalavverkas (Eggers &amp; Low, 2014; Ekman, 1979; Griesser et al, 2007; Klein, 2020; Siffczyk et al, 2003; SLU Artdatabanken, 2021).</w:t>
-      </w:r>
-    </w:p>
-    <w:p>
-      <w:r>
-        <w:t>I BILAGA 1 finns mer detaljerad information om ekologi samt krav på livsmiljö hos fridlysta arter.</w:t>
+        <w:t>Avverkning av skog med höga naturvärden samt skada på fridlysta arter strider både mot FSC Controlled Wood-standarden och FSC:s policy for associerade organisationer.</w:t>
       </w:r>
     </w:p>
     <w:p>
@@ -363,7 +715,76 @@
         <w:pStyle w:val="Heading1"/>
       </w:pPr>
       <w:r>
-        <w:t>Certifiering</w:t>
+        <w:t>Ur PEFC-standarden gällande lagefterlevnad</w:t>
+      </w:r>
+    </w:p>
+    <w:p>
+      <w:r>
+        <w:t>PEFC-standarden förutsätter att tillämplig svensk lagstiftning följs. Det är utsedd tillsynsmyndighet som ansvarar för tillsyn av lagens efterlevnad. PEFC-standarden återger innehållet i vissa certifieringskritiska lag- och föreskriftskrav vilka ska ingå i granskning av PEFC-systemets efterlevnad.</w:t>
+      </w:r>
+    </w:p>
+    <w:p>
+      <w:pPr>
+        <w:pStyle w:val="ListBullet"/>
+      </w:pPr>
+      <w:r>
+        <w:rPr>
+          <w:b/>
+          <w:i/>
+        </w:rPr>
+        <w:t xml:space="preserve">Kommentar: </w:t>
+      </w:r>
+      <w:r>
+        <w:rPr>
+          <w:i/>
+        </w:rPr>
+        <w:t>I den avverkningsanmälda skogen har fridlysta arter sina livsmiljöer och växtplatser. Att skada de fridlysta arternas livsmiljöer, växtplatser eller ekologiska funktion är inte tillåtet enligt artskyddsförordningen</w:t>
+      </w:r>
+    </w:p>
+    <w:p>
+      <w:r>
+        <w:br w:type="page"/>
+      </w:r>
+    </w:p>
+    <w:p>
+      <w:pPr>
+        <w:pStyle w:val="Title"/>
+      </w:pPr>
+      <w:r>
+        <w:t>BILAGA 1 – Fridlysta arter</w:t>
+      </w:r>
+    </w:p>
+    <w:p>
+      <w:pPr>
+        <w:pStyle w:val="Heading1"/>
+      </w:pPr>
+      <w:r>
+        <w:t>Barbastell – ekologi samt krav på livsmiljön</w:t>
+      </w:r>
+    </w:p>
+    <w:p>
+      <w:r>
+        <w:t>Barbastell (NT, §4a) omfattas av bilaga 2 och 4 EU:s art- och habitatdirektiv vilket innebär att arten och dess livsmiljöer är strikt skyddade samt att Natura 2000-områden ska inrättas. Barbastell är globalt rödlistad som nära hotad (NT) och i den europeiska rödlistan är den klassad som sårbar (VU). Den omfattas av ett åtgärdsprogram för hotade arter (ÅGP) och inför upprättandet av åtgärdsprogrammet för arten 2015, konstaterade EU-kommissionen att Sverige inte skyddat tillräckligt med områden för barbastell i boreal biogeografisk region (SLU Artdatabanken, 2024; IUCN, 2016; Ahlén, 2015).</w:t>
+      </w:r>
+    </w:p>
+    <w:p>
+      <w:r>
+        <w:t>Barbastellen förekommer från Skåne och Blekinge i söder till Västra Götaland och Östergötland i norr. Den föredrar ett halvöppet landskap med betes- och slåttermarker och gamla bondeskogar där den är speciellt inriktad på att ta fjärilar, framför allt småfjärilar, men även andra smådjursgrupper, t.ex. tvåvingar och spindlar.  Utvecklingen på Sydsvenska höglandet där huvuddelen av populationen finns är osäker och pågående landskapsförändringar befaras kunna leda till minskning med regionala och lokala försvinnande inom den kommande 21 års perioden. Minskningstakten för den svenska populationen bedöms vara nära gränsvärdet för Sårbar (VU). (A3c) (SLU Artdatabanken, 2024; Ahlén, 2015).</w:t>
+      </w:r>
+    </w:p>
+    <w:p>
+      <w:r>
+        <w:t>Kärnområdet i norra Småland och södra Östergötland kännetecknas av äldre genuin gårdsbebyggelse, ofta i byar med flera näraliggande gårdar och ladugårdar. I omgivningarna finns vanligen rikligt med äldre, grova tidigare hamlade träd och andra äldre lövträd, beteshagar och ängar, gärna med översilningsmark och kärr. Trädgårdar av äldre typ, icke alltför intensivt skötta, utgör också en viktig jaktbiotop. Barbastell jagar mest i närområdet kring kolonierna, men gör också regelbundet besök i skogsområdena runtom och jagar där bl.a. i äldre typ av skog som ännu bär spår av utmarksbete. Data från både västra och östra Småland visar att de regelbundet flyger minst 4 km från kolonimiljöerna. Mycket av dessa skogar har avverkats och ersatts av kalhyggen och planterade ungskogar vilket troligen är huvudorsaken till försvinnandet av flera kolonier och populationens tillbakagång i norra delen av utbredningsområdet (SLU Artdatabanken, 2024; Ahlén, 2015).</w:t>
+      </w:r>
+    </w:p>
+    <w:p>
+      <w:r>
+        <w:t>Eftersom det handlar om rörliga djur som snabbt förflyttar sig över stora områden, måste det inte alltid vara ett sammanhängande skyddat område utan huvudsaken är att man bevarar tillräcklig mängd viktiga miljöer i ett område på ca 15–20 km2. Bevarande av livsmiljöer är särskilt relevant i gammaldags utmarksskog eftersom det är en biotop som drastiskt minskat och hotas av skogsbruk. Om sådan skog kalavverkas och ersätts av ett plantageskogsbruk är förutsättningarna för förekomst av barbastell förstörda för lång tid framåt. Bevarandet av de miljöer som barbastellen är beroende av skogsbrukets och jordbrukets miljöhänsyn. Ett anpassat skogsbruk, med kontinuitetskogsbruk samt bevarande av brynmiljöer i skogs- och jordbrukslandskapet är viktiga åtgärder (SLU Artdatabanken, 2024; Ahlén, 2015).</w:t>
+      </w:r>
+    </w:p>
+    <w:p>
+      <w:r>
+        <w:t>Under året utnyttjar fladdermössen många olika miljöer och ett effektivt bevarandearbete måste därför utgå från ett landskapsekologiskt perspektiv. Den viktigaste faktorn för om fladdermössen ska kunna leva i ett område är tillgången på föda i form av nattaktiva insekter. Ett bra hemområde måste erbjuda god födotillgång under hela aktivitetsperioden. Åtgärder som bevarar och gynnar en hög insektsproduktion är därför centrala. I ett varierat landskap med hög andel äldre lövträd, småvatten, sumpskogar, öppna våtmarker, ängar och betesmarker avlöser olika insektsgrupper varandra vilket gör att det hela tiden finns tillräckligt med föda. En förändring från småskalig till mer storskalig fragmentering av skogsmark är negativt. Om insektsrika biotoper som fuktiga äldre skogar och betesmarker blir alltför glest förekommande så försvinner underlaget för att kunna bilda kolonier. Dränering av skogsmark, igenplantering av betesmarker, minskad lövrikedom, försämrad brynkvalitet är exempel på åtgärder som kan påverka habitatkvaliteten negativt. De viktigaste områdena för barbastellen bör säkras inom Natura 2000-nätverket enligt Habitatdirektivets bilaga 2 (SLU Artdatabanken, 2024; Ahlén, 2015).</w:t>
       </w:r>
     </w:p>
     <w:p>
@@ -371,100 +792,64 @@
         <w:pStyle w:val="Heading2"/>
       </w:pPr>
       <w:r>
-        <w:t>Ur FSC-standarden</w:t>
+        <w:t>Referenser – barbastell</w:t>
       </w:r>
     </w:p>
     <w:p>
       <w:r>
+        <w:t xml:space="preserve">Ahlén, I., 2015. </w:t>
+      </w:r>
+      <w:r>
         <w:rPr>
-          <w:b/>
+          <w:i/>
         </w:rPr>
-        <w:t xml:space="preserve">PRINCIP 1: LAGEFTERLEVNAD: </w:t>
-      </w:r>
-      <w:r>
-        <w:t>Certifikatsinnehavaren ska följa alla tillämpliga lagar, förordningar och nationellt ratificerade internationella avtal, konventioner och överenskommelser.</w:t>
+        <w:t>Åtgärdsprogram för barbastell, 2015–2019 (Barbastella barbastellus)</w:t>
+      </w:r>
+      <w:r>
+        <w:t>. Naturvårdsverket. Rapport: 6532.</w:t>
       </w:r>
     </w:p>
     <w:p>
       <w:r>
+        <w:t xml:space="preserve">IUCN, 2016. </w:t>
+      </w:r>
+      <w:r>
         <w:rPr>
-          <w:b/>
+          <w:i/>
         </w:rPr>
-        <w:t xml:space="preserve">1.3.1 </w:t>
-      </w:r>
-      <w:r>
-        <w:t>Tillämpliga lagar och föreskrifter för brukandet av skogen följs.</w:t>
+        <w:t>Barbastella barbastellus</w:t>
+      </w:r>
+      <w:r>
+        <w:t>. The IUCN Red List of Threatened Species.</w:t>
+      </w:r>
+    </w:p>
+    <w:p>
+      <w:r>
+        <w:t xml:space="preserve">SLU Artdatabanken, 2024. </w:t>
+      </w:r>
+      <w:r>
+        <w:rPr>
+          <w:i/>
+        </w:rPr>
+        <w:t>Artfakta: barbastell (Barbastella barbastellus).</w:t>
       </w:r>
     </w:p>
     <w:p>
       <w:pPr>
-        <w:pStyle w:val="ListBullet"/>
+        <w:pStyle w:val="Heading1"/>
       </w:pPr>
       <w:r>
-        <w:rPr>
-          <w:b/>
-          <w:i/>
-        </w:rPr>
-        <w:t xml:space="preserve">Kommentar: </w:t>
-      </w:r>
-      <w:r>
-        <w:t>I den avverkningsanmälda skogen har fridlysta arter sina livsmiljöer och växtplatser. Att skada de fridlysta arternas livsmiljöer, växtplatser eller ekologiska funktion är inte tillåtet enligt artskyddsförordningen.</w:t>
-      </w:r>
-      <w:r>
-        <w:rPr>
-          <w:i/>
-        </w:rPr>
-        <w:t xml:space="preserve"> EU:s medlemsländer och skogsbolag är skyldiga att agera i enlighet med EU:s fågeldirektiv där det uttryckligen står att direktivet gäller för fåglar samt för deras ägg, bon och </w:t>
-      </w:r>
-      <w:r>
-        <w:rPr>
-          <w:b/>
-          <w:i/>
-        </w:rPr>
-        <w:t xml:space="preserve">livsmiljöer </w:t>
-      </w:r>
-      <w:r>
-        <w:t>(artikel 1). Vidare att de åtgärder som vidtas inte får leda till en försämring av den nuvarande situationen beträffande bevarandet av de fågelarter som avses i artikel 1 (artikel 13).</w:t>
+        <w:t>Dvärgpipistrell – ekologi samt krav på livsmiljön</w:t>
       </w:r>
     </w:p>
     <w:p>
       <w:r>
-        <w:rPr>
-          <w:b/>
-        </w:rPr>
-        <w:t xml:space="preserve">6.4 </w:t>
-      </w:r>
-      <w:r>
-        <w:t>Certifikatsinnehavaren ska skydda sällsynta arter och hotade arter samt deras livsmiljöer inom skogsbruksenheten. Det ska ske genom avsättningar, andra skyddade områden och genom att skapa konnektivitet och/eller genom andra direkta åtgärder som gynnar dessa arters överlevnad och livskraft. Åtgärderna ska stå i förhållande till brukandets skala, intensitet och risk, samt till sällsynta och hotade arters bevarandestatus och ekologiska krav. Certifikatsinnehavaren ska beakta den geografiska spridningen och ekologiska krav hos sällsynta och hotade arter utanför skogsbruksenhetens gränser när beslut om åtgärder inom skogsbruksenheten ska fattas.</w:t>
+        <w:t>Dvärgpipistrell (§4a) omfattas av bilaga 4 EU:s art- och habitatdirektiv vilket innebär ett strikt skydd för arten och dess livsmiljöer. Arten förekommer i alla typer av glesare skogar men föredrar framförallt lövskog. Den födosöker inne bland träden och man hittar den i trädbärande beteshagar, i kantzoner mellan skog och odlingsmark, i närheten av vatten och i bymiljöer. Den undviker stora sammanhängande öppna miljöer såsom åkrar och hyggen. Skogsbruksåtgärder som leder till minskad förekomst av äldre, gles skog och då särskilt tillgång på hålträd och träd med löst sittande bark kan leda till brist på koloniplatser och viloplatser (SLU Artdatabanken, 2024; Skogsstyrelsen, 2016).</w:t>
       </w:r>
     </w:p>
     <w:p>
       <w:r>
-        <w:rPr>
-          <w:b/>
-        </w:rPr>
-        <w:t xml:space="preserve">6.4.3 </w:t>
-      </w:r>
-      <w:r>
-        <w:t>Bevarandeåtgärder genomförs för de kända förekomster av rödlistade arter som påverkas av skogsbruk.</w:t>
-      </w:r>
-    </w:p>
-    <w:p>
-      <w:pPr>
-        <w:pStyle w:val="ListBullet"/>
-      </w:pPr>
-      <w:r>
-        <w:rPr>
-          <w:b/>
-          <w:i/>
-        </w:rPr>
-        <w:t xml:space="preserve">Kommentar: </w:t>
-      </w:r>
-      <w:r>
-        <w:rPr>
-          <w:i/>
-        </w:rPr>
-        <w:t>I det avverkningsanmälda skogsområdet har 6 naturvårdsarter varav 3 rödlistade arter sina livsmiljöer och växtplatser.</w:t>
+        <w:t>Fladdermöss är beroende av hänsyn på landskapsnivå och det är viktigt att alla typer av vatten och våtmarker samt fuktiga skogspartier återställs och bevaras. Sväm- och sumpskog ska alltid sparas, och äldre lövmiljöer bör alltid sparas för födosök, koloniplatser och viloplatser. Utöver kantzoner mot vatten och våtmarker bör tillräckligt breda skyddszoner av uppväxt skog sparas för att skapa och bevara vindskyddade födosöksmiljöer. Genom att binda samman befintliga skogsbestånd med korridorer av uppvuxen skog skapas ett fladdermusvänligt landskap (SLU Artdatabanken, 2024; Skogsstyrelsen, 2016).</w:t>
       </w:r>
     </w:p>
     <w:p>
@@ -472,18 +857,76 @@
         <w:pStyle w:val="Heading2"/>
       </w:pPr>
       <w:r>
-        <w:t>Ur Chain of Custody Certification (FSC-STD-40-004 ver 3.0)</w:t>
+        <w:t>Referenser – dvärgpipistrell</w:t>
       </w:r>
     </w:p>
     <w:p>
       <w:r>
+        <w:t xml:space="preserve">Skogsstyrelsen, 2016. </w:t>
+      </w:r>
+      <w:r>
         <w:rPr>
-          <w:b/>
+          <w:i/>
         </w:rPr>
-        <w:t xml:space="preserve">1.3 </w:t>
-      </w:r>
-      <w:r>
-        <w:t xml:space="preserve">The organization shall commit to the FSC values as defined in FSC-POL-01-004 Policy for the Association of Organizations with FSC. </w:t>
+        <w:t xml:space="preserve">Vägledning för hänsyn till pipistrell. </w:t>
+      </w:r>
+      <w:r>
+        <w:t>Vägledningar och kunskapsstöd artskydd - Skogsstyrelsen</w:t>
+      </w:r>
+    </w:p>
+    <w:p>
+      <w:r>
+        <w:t>SLU Artdatabanken, 2024.</w:t>
+      </w:r>
+      <w:r>
+        <w:rPr>
+          <w:i/>
+        </w:rPr>
+        <w:t xml:space="preserve">  Artfakta: dvärgpipistrell (Pipistrellus pygmaeus). </w:t>
+      </w:r>
+      <w:r>
+        <w:t>https://artfakta.se/taxa/205995</w:t>
+      </w:r>
+    </w:p>
+    <w:p>
+      <w:pPr>
+        <w:pStyle w:val="Heading1"/>
+      </w:pPr>
+      <w:r>
+        <w:t>Fransfladdermus – ekologi samt krav på livsmiljön</w:t>
+      </w:r>
+    </w:p>
+    <w:p>
+      <w:r>
+        <w:t>Fransfladdermus (NT, §4a) omfattas av bilaga 4 EU:s art- och habitatdirektiv vilket innebär ett strikt skydd för arten och dess livsmiljöer. Arten är skogslevande och undviker att flyga i öppna områden. Den förekommer i barr- och lövskog, ofta nära vattendrag eller sumpskog. Den föredrar lite blötare lövrik skog, men påträffas även i trädgårdar och parker, ibland också i lövrika hagmarker (SLU Artdatabanken, 2024).</w:t>
+      </w:r>
+    </w:p>
+    <w:p>
+      <w:r>
+        <w:t>Arten är känslig för fragmentering av skogsbiotoper och undviker att passera öppna områden. Avverkning av hålträd, dränering, minskad biotopvariation, till exempel igenplantering av ängs- och hagmark påverkar arten negativt. Gamla träd med grov bark, skador, håligheter eller döda delar bör lämnas och yngre träd (efterträdare) tillåtas finnas kvar och åldras för att säkra framtida förekomst av lämpliga yngelmiljöer. För fransfladdermus är det särskilt värdefullt att bevara eller skapa lövrika skogar vid vattendrag och sumpskogar med många ihåliga träd samt bevara äldre byggnader som gamla kvarnar och andra byggnader med valvgångar, kanaler och stenbroar mm (SLU Artdatabanken, 2024).</w:t>
+      </w:r>
+    </w:p>
+    <w:p>
+      <w:r>
+        <w:t xml:space="preserve">Under året utnyttjar fladdermöss många olika miljöer och ett effektivt bevarandearbete måste därför utgå från ett landskapsekologiskt perspektiv. Ett varierat landskap med hög andel äldre lövträd, småvatten, sumpskogar, öppna våtmarker, ängar och betesmarker gynnar insektsproduktion vilket skapar förutsättningar för fladdermöss att hitta tillräckligt med föda. Fransfladdermus är typisk art för </w:t>
+      </w:r>
+      <w:r>
+        <w:rPr>
+          <w:i/>
+        </w:rPr>
+        <w:t>8310 Grottor</w:t>
+      </w:r>
+      <w:r>
+        <w:t xml:space="preserve"> och </w:t>
+      </w:r>
+      <w:r>
+        <w:rPr>
+          <w:i/>
+        </w:rPr>
+        <w:t>8330 Havsgrottor</w:t>
+      </w:r>
+      <w:r>
+        <w:t xml:space="preserve"> (SLU Artdatabanken, 2024).</w:t>
       </w:r>
     </w:p>
     <w:p>
@@ -491,70 +934,66 @@
         <w:pStyle w:val="Heading2"/>
       </w:pPr>
       <w:r>
-        <w:t>Ur FSC:s policy för associerade organisationer (FSC-POL-01-004)</w:t>
+        <w:t>Referenser – fransfladdermus</w:t>
       </w:r>
     </w:p>
     <w:p>
       <w:r>
-        <w:t xml:space="preserve">Som “Chain of Custody”-certifierad organisation är skogsbolaget bunden av de fastställda reglerna i Del 1 Punkt 1 c) i Policy för organisationer associerade med FSC (FSC-POL-01-004 V2-0 EN + SVE version 2012-03-02): </w:t>
+        <w:t>SLU Artdatabanken, 2024.</w:t>
+      </w:r>
+      <w:r>
+        <w:rPr>
+          <w:i/>
+        </w:rPr>
+        <w:t xml:space="preserve"> Artfakta: fransfladdermus (Myotis nattereri)</w:t>
+      </w:r>
+      <w:r>
+        <w:t>.</w:t>
+      </w:r>
+      <w:r>
+        <w:rPr>
+          <w:i/>
+        </w:rPr>
+        <w:t xml:space="preserve"> </w:t>
+      </w:r>
+      <w:r>
+        <w:t>https://artfakta.se/taxa/100087</w:t>
       </w:r>
     </w:p>
     <w:p>
       <w:pPr>
-        <w:pStyle w:val="ListNumber"/>
+        <w:pStyle w:val="Heading1"/>
       </w:pPr>
       <w:r>
-        <w:t>De organisationer FSC kan acceptera association med får inte direkt eller indirekt ha några kopplingar till nedanstående, oacceptabla aktiviteter:</w:t>
+        <w:t>Järpe – ekologi samt krav på livsmiljön</w:t>
       </w:r>
     </w:p>
     <w:p>
-      <w:pPr>
-        <w:ind w:left="357"/>
-      </w:pPr>
-      <w:r>
-        <w:t>a) Olaglig skogsavverkning och handel med olagligt avverkat virke eller skogsprodukter</w:t>
+      <w:r>
+        <w:t>Järpe är fridlyst enligt 4§ artskyddsförordningen och upptagen i bilaga 1 och 2 EU:s fågeldirektiv. Den finns i sammanhängande grandominerad skog över hela Sverige men förekomsterna är betydligt glesare i Götaland än i övriga landet. Järpen har sina livsmiljöer i tät barrskog med inblandning av lövträd och en väl utvecklad flerskiktad struktur med bärris och yngre eller undertryckta, täta granar i ett lägre skikt, ofta utmed bäckar och åar inne i den skyddande granskogen (SLU Artdatabanken, 2026).</w:t>
       </w:r>
     </w:p>
     <w:p>
-      <w:pPr>
-        <w:ind w:left="357"/>
-      </w:pPr>
-      <w:r>
-        <w:t>...</w:t>
-      </w:r>
-    </w:p>
-    <w:p>
-      <w:pPr>
-        <w:ind w:left="357"/>
-      </w:pPr>
-      <w:r>
-        <w:t>c) Skogsbruk som förstör höga naturvärden</w:t>
-      </w:r>
-    </w:p>
-    <w:p>
-      <w:pPr>
-        <w:ind w:left="357"/>
-      </w:pPr>
-      <w:r>
-        <w:t>d) Betydande omvandling av skog till plantager eller annan, icke skoglig, markanvändning</w:t>
-      </w:r>
-    </w:p>
-    <w:p>
-      <w:pPr>
-        <w:pStyle w:val="ListBullet"/>
-      </w:pPr>
-      <w:r>
-        <w:rPr>
-          <w:b/>
-          <w:i/>
-        </w:rPr>
-        <w:t xml:space="preserve">Kommentar: </w:t>
+      <w:r>
+        <w:t xml:space="preserve">Arten behöver lämpliga skogsbestånd om sammanlagt minst 25 hektar. Den är mycket stationär inom sitt revir och när ett par etablerat sig stannar de så länge miljön är intakt. Den undviker öppen mark och förﬂyttar sig sällan över större öppna myrar eller åkermark, och är därför känslig för fragmentering. Järpen överlever inte om dess livsmiljö kalavverkas och är även känslig för röjning, gallring och avverkning där unga granar och lövträd inte sparas i tillräcklig omfattning.  Järpe är typisk art för </w:t>
       </w:r>
       <w:r>
         <w:rPr>
           <w:i/>
         </w:rPr>
-        <w:t>Avverkning av skog med höga naturvärden samt skada på fridlysta arter strider både mot FSC Controlled Wood-standarden och FSC:s policy for associerade organisationer.</w:t>
+        <w:t>9010 Taiga, 9740 Skogsbevuxen myr</w:t>
+      </w:r>
+      <w:r>
+        <w:t xml:space="preserve"> och </w:t>
+      </w:r>
+      <w:r>
+        <w:rPr>
+          <w:i/>
+        </w:rPr>
+        <w:t>9080 Lövsumpskog</w:t>
+      </w:r>
+      <w:r>
+        <w:t xml:space="preserve"> (SLU Artdatabanken, 2026).</w:t>
       </w:r>
     </w:p>
     <w:p>
@@ -562,62 +1001,21 @@
         <w:pStyle w:val="Heading2"/>
       </w:pPr>
       <w:r>
-        <w:t>Ur FSC Controlled Wood (FSC-STD-40-005)</w:t>
+        <w:t>Referenser – järpe</w:t>
       </w:r>
     </w:p>
     <w:p>
       <w:r>
-        <w:t>Virke som inte accepteras i FSC-märkta produkter (oacceptabelt ursprung) enligt FSC Controlled Wood (FSC-STD-40-005):</w:t>
-      </w:r>
-    </w:p>
-    <w:p>
-      <w:pPr>
-        <w:pStyle w:val="ListNumber"/>
-      </w:pPr>
-      <w:r>
-        <w:t>Illegalt avverkat virke.</w:t>
-      </w:r>
-    </w:p>
-    <w:p>
-      <w:pPr>
-        <w:pStyle w:val="ListNumber"/>
-      </w:pPr>
-      <w:r>
-        <w:t>...</w:t>
-      </w:r>
-    </w:p>
-    <w:p>
-      <w:pPr>
-        <w:pStyle w:val="ListNumber"/>
-      </w:pPr>
-      <w:r>
-        <w:t>Virke från avverkningar som hotar höga naturvärden.</w:t>
-      </w:r>
-    </w:p>
-    <w:p>
-      <w:pPr>
-        <w:pStyle w:val="ListNumber"/>
-      </w:pPr>
-      <w:r>
-        <w:t>Virke från skog som konverteras till plantager eller icke-skogligt bruk.</w:t>
-      </w:r>
-    </w:p>
-    <w:p>
-      <w:pPr>
-        <w:pStyle w:val="ListBullet"/>
-      </w:pPr>
-      <w:r>
-        <w:rPr>
-          <w:b/>
-          <w:i/>
-        </w:rPr>
-        <w:t xml:space="preserve">Kommentar: </w:t>
+        <w:t xml:space="preserve">SLU Artdatabanken, 2026. </w:t>
       </w:r>
       <w:r>
         <w:rPr>
           <w:i/>
         </w:rPr>
-        <w:t>Avverkning av skog med höga naturvärden samt skada på fridlysta arter strider både mot FSC Controlled Wood-standarden och FSC:s policy for associerade organisationer.</w:t>
+        <w:t xml:space="preserve">Artfaktablad. Naturvård – artfakta. </w:t>
+      </w:r>
+      <w:r>
+        <w:t>SLU Artdatabanken, Uppsala</w:t>
       </w:r>
     </w:p>
     <w:p>
@@ -625,79 +1023,22 @@
         <w:pStyle w:val="Heading1"/>
       </w:pPr>
       <w:r>
-        <w:t>Ur PEFC-standarden gällande lagefterlevnad</w:t>
+        <w:t>Nordfladdermus – ekologi samt krav på livsmiljön</w:t>
       </w:r>
     </w:p>
     <w:p>
       <w:r>
-        <w:t>PEFC-standarden förutsätter att tillämplig svensk lagstiftning följs. Det är utsedd tillsynsmyndighet som ansvarar för tillsyn av lagens efterlevnad. PEFC-standarden återger innehållet i vissa certifieringskritiska lag- och föreskriftskrav vilka ska ingå i granskning av PEFC-systemets efterlevnad.</w:t>
+        <w:t>Nordfladdermus (NT, §4a) omfattas av bilaga 4 EU:s art- och habitatdirektiv vilket innebär ett strikt skydd för arten och dess livsmiljöer. Arten har minskat med 27,5 (5–50) % under de senaste 21 åren och minskningstakten för den svenska populationen bedöms vara nära gränsvärdet för Sårbar (VU). (A2bc) (SLU Artdatabanken, 2024).</w:t>
       </w:r>
     </w:p>
     <w:p>
-      <w:pPr>
-        <w:pStyle w:val="ListBullet"/>
-      </w:pPr>
-      <w:r>
-        <w:rPr>
-          <w:b/>
-          <w:i/>
-        </w:rPr>
-        <w:t xml:space="preserve">Kommentar: </w:t>
-      </w:r>
-      <w:r>
-        <w:rPr>
-          <w:i/>
-        </w:rPr>
-        <w:t>I den avverkningsanmälda skogen har fridlysta arter sina livsmiljöer och växtplatser. Att skada de fridlysta arternas livsmiljöer, växtplatser eller ekologiska funktion är inte tillåtet enligt artskyddsförordningen</w:t>
+      <w:r>
+        <w:t>Nordfladdermus föredrar variationsrik skog med förekomst av sjöar, vattendrag och våtmarker och hittas framförallt i halvöppna miljöer som trädbärande beteshagar och i kantzoner mellan skog och odlingsmark. Den undviker stora öppna områden som stora hyggen och större sammanhängande planteringar vilket minskar längden bryn och landskapets heterogenitet och därmed födotillgången och mängden lämpliga jaktplatser. Skogsbruksåtgärder som leder till minskad förekomst av äldre, gles skog och då särskilt tillgång på hålträd och träd med löst sittande bark kan leda till brist på koloniplatser och viloplatser (SLU Artdatabanken, 2024; Skogsstyrelsen, 2016).</w:t>
       </w:r>
     </w:p>
     <w:p>
       <w:r>
-        <w:br w:type="page"/>
-      </w:r>
-    </w:p>
-    <w:p>
-      <w:pPr>
-        <w:pStyle w:val="Title"/>
-      </w:pPr>
-      <w:r>
-        <w:t>BILAGA 1 – Fridlysta arter</w:t>
-      </w:r>
-    </w:p>
-    <w:p>
-      <w:pPr>
-        <w:pStyle w:val="Heading1"/>
-      </w:pPr>
-      <w:r>
-        <w:t>Järpe – ekologi samt krav på livsmiljön</w:t>
-      </w:r>
-    </w:p>
-    <w:p>
-      <w:r>
-        <w:t>Järpe är fridlyst enligt 4§ artskyddsförordningen och upptagen i bilaga 1 och 2 EU:s fågeldirektiv. Den finns i sammanhängande grandominerad skog över hela Sverige men förekomsterna är betydligt glesare i Götaland än i övriga landet. Järpen har sina livsmiljöer i tät barrskog med inblandning av lövträd och en väl utvecklad flerskiktad struktur med bärris och yngre eller undertryckta, täta granar i ett lägre skikt, ofta utmed bäckar och åar inne i den skyddande granskogen (SLU Artdatabanken, 2026).</w:t>
-      </w:r>
-    </w:p>
-    <w:p>
-      <w:r>
-        <w:t xml:space="preserve">Arten behöver lämpliga skogsbestånd om sammanlagt minst 25 hektar. Den är mycket stationär inom sitt revir och när ett par etablerat sig stannar de så länge miljön är intakt. Den undviker öppen mark och förﬂyttar sig sällan över större öppna myrar eller åkermark, och är därför känslig för fragmentering. Järpen överlever inte om dess livsmiljö kalavverkas och är även känslig för röjning, gallring och avverkning där unga granar och lövträd inte sparas i tillräcklig omfattning.  Järpe är typisk art för </w:t>
-      </w:r>
-      <w:r>
-        <w:rPr>
-          <w:i/>
-        </w:rPr>
-        <w:t>9010 Taiga, 9740 Skogsbevuxen myr</w:t>
-      </w:r>
-      <w:r>
-        <w:t xml:space="preserve"> och </w:t>
-      </w:r>
-      <w:r>
-        <w:rPr>
-          <w:i/>
-        </w:rPr>
-        <w:t>9080 Lövsumpskog</w:t>
-      </w:r>
-      <w:r>
-        <w:t xml:space="preserve"> (SLU Artdatabanken, 2026).</w:t>
+        <w:t>Fladdermöss är beroende av hänsyn på landskapsnivå och det är viktigt att alla typer av vatten och våtmarker samt fuktiga skogspartier återställs och bevaras. Sväm- och sumpskog ska alltid sparas, och äldre lövmiljöer bör alltid sparas för födosök, koloniplatser och viloplatser. Utöver kantzoner mot vatten och våtmarker bör tillräckligt breda skyddszoner av uppväxt skog sparas för att skapa och bevara vindskyddade födosöksmiljöer. Genom att binda samman befintliga skogsbestånd med korridorer av uppvuxen skog skapas ett fladdermusvänligt landskap (SLU Artdatabanken, 2024; Skogsstyrelsen, 2016).</w:t>
       </w:r>
     </w:p>
     <w:p>
@@ -705,21 +1046,35 @@
         <w:pStyle w:val="Heading2"/>
       </w:pPr>
       <w:r>
-        <w:t>Referenser – järpe</w:t>
+        <w:t>Referenser – nordfladdermus</w:t>
       </w:r>
     </w:p>
     <w:p>
       <w:r>
-        <w:t xml:space="preserve">SLU Artdatabanken, 2026. </w:t>
+        <w:t xml:space="preserve">Skogsstyrelsen, 2016. </w:t>
       </w:r>
       <w:r>
         <w:rPr>
           <w:i/>
         </w:rPr>
-        <w:t xml:space="preserve">Artfaktablad. Naturvård – artfakta. </w:t>
-      </w:r>
-      <w:r>
-        <w:t>SLU Artdatabanken, Uppsala</w:t>
+        <w:t xml:space="preserve">Vägledning för hänsyn till nordfladdermus. </w:t>
+      </w:r>
+      <w:r>
+        <w:t>Vägledningar och kunskapsstöd artskydd - Skogsstyrelsen</w:t>
+      </w:r>
+    </w:p>
+    <w:p>
+      <w:r>
+        <w:t>SLU Artdatabanken, 2024.</w:t>
+      </w:r>
+      <w:r>
+        <w:rPr>
+          <w:i/>
+        </w:rPr>
+        <w:t xml:space="preserve">  Artfakta: nordfladdermus (Eptesicus nilssonii). </w:t>
+      </w:r>
+      <w:r>
+        <w:t>https://artfakta.se/taxa/205998</w:t>
       </w:r>
     </w:p>
     <w:p>
@@ -932,7 +1287,7 @@
 </file>
 
 <file path=word/endnotes.xml><?xml version="1.0" encoding="utf-8"?>
-<w:endnotes xmlns:wpc="http://schemas.microsoft.com/office/word/2010/wordprocessingCanvas" xmlns:cx="http://schemas.microsoft.com/office/drawing/2014/chartex" xmlns:cx1="http://schemas.microsoft.com/office/drawing/2015/9/8/chartex" xmlns:cx2="http://schemas.microsoft.com/office/drawing/2015/10/21/chartex" xmlns:cx3="http://schemas.microsoft.com/office/drawing/2016/5/9/chartex" xmlns:cx4="http://schemas.microsoft.com/office/drawing/2016/5/10/chartex" xmlns:cx5="http://schemas.microsoft.com/office/drawing/2016/5/11/chartex" xmlns:cx6="http://schemas.microsoft.com/office/drawing/2016/5/12/chartex" xmlns:cx7="http://schemas.microsoft.com/office/drawing/2016/5/13/chartex" xmlns:cx8="http://schemas.microsoft.com/office/drawing/2016/5/14/chartex" xmlns:mc="http://schemas.openxmlformats.org/markup-compatibility/2006" xmlns:aink="http://schemas.microsoft.com/office/drawing/2016/ink" xmlns:am3d="http://schemas.microsoft.com/office/drawing/2017/model3d" xmlns:o="urn:schemas-microsoft-com:office:office" xmlns:oel="http://schemas.microsoft.com/office/2019/extlst" xmlns:r="http://schemas.openxmlformats.org/officeDocument/2006/relationships" xmlns:m="http://schemas.openxmlformats.org/officeDocument/2006/math" xmlns:v="urn:schemas-microsoft-com:vml" xmlns:wp14="http://schemas.microsoft.com/office/word/2010/wordprocessingDrawing" xmlns:wp="http://schemas.openxmlformats.org/drawingml/2006/wordprocessingDrawing" xmlns:w10="urn:schemas-microsoft-com:office:word" xmlns:w="http://schemas.openxmlformats.org/wordprocessingml/2006/main" xmlns:w14="http://schemas.microsoft.com/office/word/2010/wordml" xmlns:w15="http://schemas.microsoft.com/office/word/2012/wordml" xmlns:w16cex="http://schemas.microsoft.com/office/word/2018/wordml/cex" xmlns:w16cid="http://schemas.microsoft.com/office/word/2016/wordml/cid" xmlns:w16="http://schemas.microsoft.com/office/word/2018/wordml" xmlns:w16sdtdh="http://schemas.microsoft.com/office/word/2020/wordml/sdtdatahash" xmlns:w16se="http://schemas.microsoft.com/office/word/2015/wordml/symex" xmlns:wpg="http://schemas.microsoft.com/office/word/2010/wordprocessingGroup" xmlns:wpi="http://schemas.microsoft.com/office/word/2010/wordprocessingInk" xmlns:wne="http://schemas.microsoft.com/office/word/2006/wordml" xmlns:wps="http://schemas.microsoft.com/office/word/2010/wordprocessingShape" mc:Ignorable="w14 w15 w16se w16cid w16 w16cex w16sdtdh wp14">
+<w:endnotes xmlns:wpc="http://schemas.microsoft.com/office/word/2010/wordprocessingCanvas" xmlns:cx="http://schemas.microsoft.com/office/drawing/2014/chartex" xmlns:cx1="http://schemas.microsoft.com/office/drawing/2015/9/8/chartex" xmlns:cx2="http://schemas.microsoft.com/office/drawing/2015/10/21/chartex" xmlns:cx3="http://schemas.microsoft.com/office/drawing/2016/5/9/chartex" xmlns:cx4="http://schemas.microsoft.com/office/drawing/2016/5/10/chartex" xmlns:cx5="http://schemas.microsoft.com/office/drawing/2016/5/11/chartex" xmlns:cx6="http://schemas.microsoft.com/office/drawing/2016/5/12/chartex" xmlns:cx7="http://schemas.microsoft.com/office/drawing/2016/5/13/chartex" xmlns:cx8="http://schemas.microsoft.com/office/drawing/2016/5/14/chartex" xmlns:mc="http://schemas.openxmlformats.org/markup-compatibility/2006" xmlns:aink="http://schemas.microsoft.com/office/drawing/2016/ink" xmlns:am3d="http://schemas.microsoft.com/office/drawing/2017/model3d" xmlns:o="urn:schemas-microsoft-com:office:office" xmlns:oel="http://schemas.microsoft.com/office/2019/extlst" xmlns:r="http://schemas.openxmlformats.org/officeDocument/2006/relationships" xmlns:m="http://schemas.openxmlformats.org/officeDocument/2006/math" xmlns:v="urn:schemas-microsoft-com:vml" xmlns:wp14="http://schemas.microsoft.com/office/word/2010/wordprocessingDrawing" xmlns:wp="http://schemas.openxmlformats.org/drawingml/2006/wordprocessingDrawing" xmlns:w10="urn:schemas-microsoft-com:office:word" xmlns:w="http://schemas.openxmlformats.org/wordprocessingml/2006/main" xmlns:w14="http://schemas.microsoft.com/office/word/2010/wordml" xmlns:w15="http://schemas.microsoft.com/office/word/2012/wordml" xmlns:w16cex="http://schemas.microsoft.com/office/word/2018/wordml/cex" xmlns:w16cid="http://schemas.microsoft.com/office/word/2016/wordml/cid" xmlns:w16="http://schemas.microsoft.com/office/word/2018/wordml" xmlns:w16du="http://schemas.microsoft.com/office/word/2023/wordml/word16du" xmlns:w16sdtdh="http://schemas.microsoft.com/office/word/2020/wordml/sdtdatahash" xmlns:w16sdtfl="http://schemas.microsoft.com/office/word/2024/wordml/sdtformatlock" xmlns:w16se="http://schemas.microsoft.com/office/word/2015/wordml/symex" xmlns:wpg="http://schemas.microsoft.com/office/word/2010/wordprocessingGroup" xmlns:wpi="http://schemas.microsoft.com/office/word/2010/wordprocessingInk" xmlns:wne="http://schemas.microsoft.com/office/word/2006/wordml" xmlns:wps="http://schemas.microsoft.com/office/word/2010/wordprocessingShape" mc:Ignorable="w14 w15 w16se w16cid w16 w16cex w16sdtdh w16sdtfl w16du wp14">
   <w:endnote w:type="separator" w:id="-1">
     <w:p>
       <w:pPr>
@@ -957,7 +1312,7 @@
 </file>
 
 <file path=word/footer1.xml><?xml version="1.0" encoding="utf-8"?>
-<w:ftr xmlns:wpc="http://schemas.microsoft.com/office/word/2010/wordprocessingCanvas" xmlns:cx="http://schemas.microsoft.com/office/drawing/2014/chartex" xmlns:cx1="http://schemas.microsoft.com/office/drawing/2015/9/8/chartex" xmlns:cx2="http://schemas.microsoft.com/office/drawing/2015/10/21/chartex" xmlns:cx3="http://schemas.microsoft.com/office/drawing/2016/5/9/chartex" xmlns:cx4="http://schemas.microsoft.com/office/drawing/2016/5/10/chartex" xmlns:cx5="http://schemas.microsoft.com/office/drawing/2016/5/11/chartex" xmlns:cx6="http://schemas.microsoft.com/office/drawing/2016/5/12/chartex" xmlns:cx7="http://schemas.microsoft.com/office/drawing/2016/5/13/chartex" xmlns:cx8="http://schemas.microsoft.com/office/drawing/2016/5/14/chartex" xmlns:mc="http://schemas.openxmlformats.org/markup-compatibility/2006" xmlns:aink="http://schemas.microsoft.com/office/drawing/2016/ink" xmlns:am3d="http://schemas.microsoft.com/office/drawing/2017/model3d" xmlns:o="urn:schemas-microsoft-com:office:office" xmlns:oel="http://schemas.microsoft.com/office/2019/extlst" xmlns:r="http://schemas.openxmlformats.org/officeDocument/2006/relationships" xmlns:m="http://schemas.openxmlformats.org/officeDocument/2006/math" xmlns:v="urn:schemas-microsoft-com:vml" xmlns:wp14="http://schemas.microsoft.com/office/word/2010/wordprocessingDrawing" xmlns:wp="http://schemas.openxmlformats.org/drawingml/2006/wordprocessingDrawing" xmlns:w10="urn:schemas-microsoft-com:office:word" xmlns:w="http://schemas.openxmlformats.org/wordprocessingml/2006/main" xmlns:w14="http://schemas.microsoft.com/office/word/2010/wordml" xmlns:w15="http://schemas.microsoft.com/office/word/2012/wordml" xmlns:w16cex="http://schemas.microsoft.com/office/word/2018/wordml/cex" xmlns:w16cid="http://schemas.microsoft.com/office/word/2016/wordml/cid" xmlns:w16="http://schemas.microsoft.com/office/word/2018/wordml" xmlns:w16sdtdh="http://schemas.microsoft.com/office/word/2020/wordml/sdtdatahash" xmlns:w16se="http://schemas.microsoft.com/office/word/2015/wordml/symex" xmlns:wpg="http://schemas.microsoft.com/office/word/2010/wordprocessingGroup" xmlns:wpi="http://schemas.microsoft.com/office/word/2010/wordprocessingInk" xmlns:wne="http://schemas.microsoft.com/office/word/2006/wordml" xmlns:wps="http://schemas.microsoft.com/office/word/2010/wordprocessingShape" mc:Ignorable="w14 w15 w16se w16cid w16 w16cex w16sdtdh wp14">
+<w:ftr xmlns:wpc="http://schemas.microsoft.com/office/word/2010/wordprocessingCanvas" xmlns:cx="http://schemas.microsoft.com/office/drawing/2014/chartex" xmlns:cx1="http://schemas.microsoft.com/office/drawing/2015/9/8/chartex" xmlns:cx2="http://schemas.microsoft.com/office/drawing/2015/10/21/chartex" xmlns:cx3="http://schemas.microsoft.com/office/drawing/2016/5/9/chartex" xmlns:cx4="http://schemas.microsoft.com/office/drawing/2016/5/10/chartex" xmlns:cx5="http://schemas.microsoft.com/office/drawing/2016/5/11/chartex" xmlns:cx6="http://schemas.microsoft.com/office/drawing/2016/5/12/chartex" xmlns:cx7="http://schemas.microsoft.com/office/drawing/2016/5/13/chartex" xmlns:cx8="http://schemas.microsoft.com/office/drawing/2016/5/14/chartex" xmlns:mc="http://schemas.openxmlformats.org/markup-compatibility/2006" xmlns:aink="http://schemas.microsoft.com/office/drawing/2016/ink" xmlns:am3d="http://schemas.microsoft.com/office/drawing/2017/model3d" xmlns:o="urn:schemas-microsoft-com:office:office" xmlns:oel="http://schemas.microsoft.com/office/2019/extlst" xmlns:r="http://schemas.openxmlformats.org/officeDocument/2006/relationships" xmlns:m="http://schemas.openxmlformats.org/officeDocument/2006/math" xmlns:v="urn:schemas-microsoft-com:vml" xmlns:wp14="http://schemas.microsoft.com/office/word/2010/wordprocessingDrawing" xmlns:wp="http://schemas.openxmlformats.org/drawingml/2006/wordprocessingDrawing" xmlns:w10="urn:schemas-microsoft-com:office:word" xmlns:w="http://schemas.openxmlformats.org/wordprocessingml/2006/main" xmlns:w14="http://schemas.microsoft.com/office/word/2010/wordml" xmlns:w15="http://schemas.microsoft.com/office/word/2012/wordml" xmlns:w16cex="http://schemas.microsoft.com/office/word/2018/wordml/cex" xmlns:w16cid="http://schemas.microsoft.com/office/word/2016/wordml/cid" xmlns:w16="http://schemas.microsoft.com/office/word/2018/wordml" xmlns:w16du="http://schemas.microsoft.com/office/word/2023/wordml/word16du" xmlns:w16sdtdh="http://schemas.microsoft.com/office/word/2020/wordml/sdtdatahash" xmlns:w16sdtfl="http://schemas.microsoft.com/office/word/2024/wordml/sdtformatlock" xmlns:w16se="http://schemas.microsoft.com/office/word/2015/wordml/symex" xmlns:wpg="http://schemas.microsoft.com/office/word/2010/wordprocessingGroup" xmlns:wpi="http://schemas.microsoft.com/office/word/2010/wordprocessingInk" xmlns:wne="http://schemas.microsoft.com/office/word/2006/wordml" xmlns:wps="http://schemas.microsoft.com/office/word/2010/wordprocessingShape" mc:Ignorable="w14 w15 w16se w16cid w16 w16cex w16sdtdh w16sdtfl w16du wp14">
   <w:p>
     <w:pPr>
       <w:pStyle w:val="Footer"/>
@@ -967,7 +1322,7 @@
 </file>
 
 <file path=word/footer2.xml><?xml version="1.0" encoding="utf-8"?>
-<w:ftr xmlns:wpc="http://schemas.microsoft.com/office/word/2010/wordprocessingCanvas" xmlns:cx="http://schemas.microsoft.com/office/drawing/2014/chartex" xmlns:cx1="http://schemas.microsoft.com/office/drawing/2015/9/8/chartex" xmlns:cx2="http://schemas.microsoft.com/office/drawing/2015/10/21/chartex" xmlns:cx3="http://schemas.microsoft.com/office/drawing/2016/5/9/chartex" xmlns:cx4="http://schemas.microsoft.com/office/drawing/2016/5/10/chartex" xmlns:cx5="http://schemas.microsoft.com/office/drawing/2016/5/11/chartex" xmlns:cx6="http://schemas.microsoft.com/office/drawing/2016/5/12/chartex" xmlns:cx7="http://schemas.microsoft.com/office/drawing/2016/5/13/chartex" xmlns:cx8="http://schemas.microsoft.com/office/drawing/2016/5/14/chartex" xmlns:mc="http://schemas.openxmlformats.org/markup-compatibility/2006" xmlns:aink="http://schemas.microsoft.com/office/drawing/2016/ink" xmlns:am3d="http://schemas.microsoft.com/office/drawing/2017/model3d" xmlns:o="urn:schemas-microsoft-com:office:office" xmlns:oel="http://schemas.microsoft.com/office/2019/extlst" xmlns:r="http://schemas.openxmlformats.org/officeDocument/2006/relationships" xmlns:m="http://schemas.openxmlformats.org/officeDocument/2006/math" xmlns:v="urn:schemas-microsoft-com:vml" xmlns:wp14="http://schemas.microsoft.com/office/word/2010/wordprocessingDrawing" xmlns:wp="http://schemas.openxmlformats.org/drawingml/2006/wordprocessingDrawing" xmlns:w10="urn:schemas-microsoft-com:office:word" xmlns:w="http://schemas.openxmlformats.org/wordprocessingml/2006/main" xmlns:w14="http://schemas.microsoft.com/office/word/2010/wordml" xmlns:w15="http://schemas.microsoft.com/office/word/2012/wordml" xmlns:w16cex="http://schemas.microsoft.com/office/word/2018/wordml/cex" xmlns:w16cid="http://schemas.microsoft.com/office/word/2016/wordml/cid" xmlns:w16="http://schemas.microsoft.com/office/word/2018/wordml" xmlns:w16sdtdh="http://schemas.microsoft.com/office/word/2020/wordml/sdtdatahash" xmlns:w16se="http://schemas.microsoft.com/office/word/2015/wordml/symex" xmlns:wpg="http://schemas.microsoft.com/office/word/2010/wordprocessingGroup" xmlns:wpi="http://schemas.microsoft.com/office/word/2010/wordprocessingInk" xmlns:wne="http://schemas.microsoft.com/office/word/2006/wordml" xmlns:wps="http://schemas.microsoft.com/office/word/2010/wordprocessingShape" mc:Ignorable="w14 w15 w16se w16cid w16 w16cex w16sdtdh wp14">
+<w:ftr xmlns:wpc="http://schemas.microsoft.com/office/word/2010/wordprocessingCanvas" xmlns:cx="http://schemas.microsoft.com/office/drawing/2014/chartex" xmlns:cx1="http://schemas.microsoft.com/office/drawing/2015/9/8/chartex" xmlns:cx2="http://schemas.microsoft.com/office/drawing/2015/10/21/chartex" xmlns:cx3="http://schemas.microsoft.com/office/drawing/2016/5/9/chartex" xmlns:cx4="http://schemas.microsoft.com/office/drawing/2016/5/10/chartex" xmlns:cx5="http://schemas.microsoft.com/office/drawing/2016/5/11/chartex" xmlns:cx6="http://schemas.microsoft.com/office/drawing/2016/5/12/chartex" xmlns:cx7="http://schemas.microsoft.com/office/drawing/2016/5/13/chartex" xmlns:cx8="http://schemas.microsoft.com/office/drawing/2016/5/14/chartex" xmlns:mc="http://schemas.openxmlformats.org/markup-compatibility/2006" xmlns:aink="http://schemas.microsoft.com/office/drawing/2016/ink" xmlns:am3d="http://schemas.microsoft.com/office/drawing/2017/model3d" xmlns:o="urn:schemas-microsoft-com:office:office" xmlns:oel="http://schemas.microsoft.com/office/2019/extlst" xmlns:r="http://schemas.openxmlformats.org/officeDocument/2006/relationships" xmlns:m="http://schemas.openxmlformats.org/officeDocument/2006/math" xmlns:v="urn:schemas-microsoft-com:vml" xmlns:wp14="http://schemas.microsoft.com/office/word/2010/wordprocessingDrawing" xmlns:wp="http://schemas.openxmlformats.org/drawingml/2006/wordprocessingDrawing" xmlns:w10="urn:schemas-microsoft-com:office:word" xmlns:w="http://schemas.openxmlformats.org/wordprocessingml/2006/main" xmlns:w14="http://schemas.microsoft.com/office/word/2010/wordml" xmlns:w15="http://schemas.microsoft.com/office/word/2012/wordml" xmlns:w16cex="http://schemas.microsoft.com/office/word/2018/wordml/cex" xmlns:w16cid="http://schemas.microsoft.com/office/word/2016/wordml/cid" xmlns:w16="http://schemas.microsoft.com/office/word/2018/wordml" xmlns:w16du="http://schemas.microsoft.com/office/word/2023/wordml/word16du" xmlns:w16sdtdh="http://schemas.microsoft.com/office/word/2020/wordml/sdtdatahash" xmlns:w16sdtfl="http://schemas.microsoft.com/office/word/2024/wordml/sdtformatlock" xmlns:w16se="http://schemas.microsoft.com/office/word/2015/wordml/symex" xmlns:wpg="http://schemas.microsoft.com/office/word/2010/wordprocessingGroup" xmlns:wpi="http://schemas.microsoft.com/office/word/2010/wordprocessingInk" xmlns:wne="http://schemas.microsoft.com/office/word/2006/wordml" xmlns:wps="http://schemas.microsoft.com/office/word/2010/wordprocessingShape" mc:Ignorable="w14 w15 w16se w16cid w16 w16cex w16sdtdh w16sdtfl w16du wp14">
   <w:p>
     <w:pPr>
       <w:pStyle w:val="Footer"/>
@@ -977,7 +1332,7 @@
 </file>
 
 <file path=word/footer3.xml><?xml version="1.0" encoding="utf-8"?>
-<w:ftr xmlns:wpc="http://schemas.microsoft.com/office/word/2010/wordprocessingCanvas" xmlns:cx="http://schemas.microsoft.com/office/drawing/2014/chartex" xmlns:cx1="http://schemas.microsoft.com/office/drawing/2015/9/8/chartex" xmlns:cx2="http://schemas.microsoft.com/office/drawing/2015/10/21/chartex" xmlns:cx3="http://schemas.microsoft.com/office/drawing/2016/5/9/chartex" xmlns:cx4="http://schemas.microsoft.com/office/drawing/2016/5/10/chartex" xmlns:cx5="http://schemas.microsoft.com/office/drawing/2016/5/11/chartex" xmlns:cx6="http://schemas.microsoft.com/office/drawing/2016/5/12/chartex" xmlns:cx7="http://schemas.microsoft.com/office/drawing/2016/5/13/chartex" xmlns:cx8="http://schemas.microsoft.com/office/drawing/2016/5/14/chartex" xmlns:mc="http://schemas.openxmlformats.org/markup-compatibility/2006" xmlns:aink="http://schemas.microsoft.com/office/drawing/2016/ink" xmlns:am3d="http://schemas.microsoft.com/office/drawing/2017/model3d" xmlns:o="urn:schemas-microsoft-com:office:office" xmlns:oel="http://schemas.microsoft.com/office/2019/extlst" xmlns:r="http://schemas.openxmlformats.org/officeDocument/2006/relationships" xmlns:m="http://schemas.openxmlformats.org/officeDocument/2006/math" xmlns:v="urn:schemas-microsoft-com:vml" xmlns:wp14="http://schemas.microsoft.com/office/word/2010/wordprocessingDrawing" xmlns:wp="http://schemas.openxmlformats.org/drawingml/2006/wordprocessingDrawing" xmlns:w10="urn:schemas-microsoft-com:office:word" xmlns:w="http://schemas.openxmlformats.org/wordprocessingml/2006/main" xmlns:w14="http://schemas.microsoft.com/office/word/2010/wordml" xmlns:w15="http://schemas.microsoft.com/office/word/2012/wordml" xmlns:w16cex="http://schemas.microsoft.com/office/word/2018/wordml/cex" xmlns:w16cid="http://schemas.microsoft.com/office/word/2016/wordml/cid" xmlns:w16="http://schemas.microsoft.com/office/word/2018/wordml" xmlns:w16sdtdh="http://schemas.microsoft.com/office/word/2020/wordml/sdtdatahash" xmlns:w16se="http://schemas.microsoft.com/office/word/2015/wordml/symex" xmlns:wpg="http://schemas.microsoft.com/office/word/2010/wordprocessingGroup" xmlns:wpi="http://schemas.microsoft.com/office/word/2010/wordprocessingInk" xmlns:wne="http://schemas.microsoft.com/office/word/2006/wordml" xmlns:wps="http://schemas.microsoft.com/office/word/2010/wordprocessingShape" mc:Ignorable="w14 w15 w16se w16cid w16 w16cex w16sdtdh wp14">
+<w:ftr xmlns:wpc="http://schemas.microsoft.com/office/word/2010/wordprocessingCanvas" xmlns:cx="http://schemas.microsoft.com/office/drawing/2014/chartex" xmlns:cx1="http://schemas.microsoft.com/office/drawing/2015/9/8/chartex" xmlns:cx2="http://schemas.microsoft.com/office/drawing/2015/10/21/chartex" xmlns:cx3="http://schemas.microsoft.com/office/drawing/2016/5/9/chartex" xmlns:cx4="http://schemas.microsoft.com/office/drawing/2016/5/10/chartex" xmlns:cx5="http://schemas.microsoft.com/office/drawing/2016/5/11/chartex" xmlns:cx6="http://schemas.microsoft.com/office/drawing/2016/5/12/chartex" xmlns:cx7="http://schemas.microsoft.com/office/drawing/2016/5/13/chartex" xmlns:cx8="http://schemas.microsoft.com/office/drawing/2016/5/14/chartex" xmlns:mc="http://schemas.openxmlformats.org/markup-compatibility/2006" xmlns:aink="http://schemas.microsoft.com/office/drawing/2016/ink" xmlns:am3d="http://schemas.microsoft.com/office/drawing/2017/model3d" xmlns:o="urn:schemas-microsoft-com:office:office" xmlns:oel="http://schemas.microsoft.com/office/2019/extlst" xmlns:r="http://schemas.openxmlformats.org/officeDocument/2006/relationships" xmlns:m="http://schemas.openxmlformats.org/officeDocument/2006/math" xmlns:v="urn:schemas-microsoft-com:vml" xmlns:wp14="http://schemas.microsoft.com/office/word/2010/wordprocessingDrawing" xmlns:wp="http://schemas.openxmlformats.org/drawingml/2006/wordprocessingDrawing" xmlns:w10="urn:schemas-microsoft-com:office:word" xmlns:w="http://schemas.openxmlformats.org/wordprocessingml/2006/main" xmlns:w14="http://schemas.microsoft.com/office/word/2010/wordml" xmlns:w15="http://schemas.microsoft.com/office/word/2012/wordml" xmlns:w16cex="http://schemas.microsoft.com/office/word/2018/wordml/cex" xmlns:w16cid="http://schemas.microsoft.com/office/word/2016/wordml/cid" xmlns:w16="http://schemas.microsoft.com/office/word/2018/wordml" xmlns:w16du="http://schemas.microsoft.com/office/word/2023/wordml/word16du" xmlns:w16sdtdh="http://schemas.microsoft.com/office/word/2020/wordml/sdtdatahash" xmlns:w16sdtfl="http://schemas.microsoft.com/office/word/2024/wordml/sdtformatlock" xmlns:w16se="http://schemas.microsoft.com/office/word/2015/wordml/symex" xmlns:wpg="http://schemas.microsoft.com/office/word/2010/wordprocessingGroup" xmlns:wpi="http://schemas.microsoft.com/office/word/2010/wordprocessingInk" xmlns:wne="http://schemas.microsoft.com/office/word/2006/wordml" xmlns:wps="http://schemas.microsoft.com/office/word/2010/wordprocessingShape" mc:Ignorable="w14 w15 w16se w16cid w16 w16cex w16sdtdh w16sdtfl w16du wp14">
   <w:p>
     <w:pPr>
       <w:pStyle w:val="Footer"/>
@@ -987,7 +1342,7 @@
 </file>
 
 <file path=word/footnotes.xml><?xml version="1.0" encoding="utf-8"?>
-<w:footnotes xmlns:wpc="http://schemas.microsoft.com/office/word/2010/wordprocessingCanvas" xmlns:cx="http://schemas.microsoft.com/office/drawing/2014/chartex" xmlns:cx1="http://schemas.microsoft.com/office/drawing/2015/9/8/chartex" xmlns:cx2="http://schemas.microsoft.com/office/drawing/2015/10/21/chartex" xmlns:cx3="http://schemas.microsoft.com/office/drawing/2016/5/9/chartex" xmlns:cx4="http://schemas.microsoft.com/office/drawing/2016/5/10/chartex" xmlns:cx5="http://schemas.microsoft.com/office/drawing/2016/5/11/chartex" xmlns:cx6="http://schemas.microsoft.com/office/drawing/2016/5/12/chartex" xmlns:cx7="http://schemas.microsoft.com/office/drawing/2016/5/13/chartex" xmlns:cx8="http://schemas.microsoft.com/office/drawing/2016/5/14/chartex" xmlns:mc="http://schemas.openxmlformats.org/markup-compatibility/2006" xmlns:aink="http://schemas.microsoft.com/office/drawing/2016/ink" xmlns:am3d="http://schemas.microsoft.com/office/drawing/2017/model3d" xmlns:o="urn:schemas-microsoft-com:office:office" xmlns:oel="http://schemas.microsoft.com/office/2019/extlst" xmlns:r="http://schemas.openxmlformats.org/officeDocument/2006/relationships" xmlns:m="http://schemas.openxmlformats.org/officeDocument/2006/math" xmlns:v="urn:schemas-microsoft-com:vml" xmlns:wp14="http://schemas.microsoft.com/office/word/2010/wordprocessingDrawing" xmlns:wp="http://schemas.openxmlformats.org/drawingml/2006/wordprocessingDrawing" xmlns:w10="urn:schemas-microsoft-com:office:word" xmlns:w="http://schemas.openxmlformats.org/wordprocessingml/2006/main" xmlns:w14="http://schemas.microsoft.com/office/word/2010/wordml" xmlns:w15="http://schemas.microsoft.com/office/word/2012/wordml" xmlns:w16cex="http://schemas.microsoft.com/office/word/2018/wordml/cex" xmlns:w16cid="http://schemas.microsoft.com/office/word/2016/wordml/cid" xmlns:w16="http://schemas.microsoft.com/office/word/2018/wordml" xmlns:w16sdtdh="http://schemas.microsoft.com/office/word/2020/wordml/sdtdatahash" xmlns:w16se="http://schemas.microsoft.com/office/word/2015/wordml/symex" xmlns:wpg="http://schemas.microsoft.com/office/word/2010/wordprocessingGroup" xmlns:wpi="http://schemas.microsoft.com/office/word/2010/wordprocessingInk" xmlns:wne="http://schemas.microsoft.com/office/word/2006/wordml" xmlns:wps="http://schemas.microsoft.com/office/word/2010/wordprocessingShape" mc:Ignorable="w14 w15 w16se w16cid w16 w16cex w16sdtdh wp14">
+<w:footnotes xmlns:wpc="http://schemas.microsoft.com/office/word/2010/wordprocessingCanvas" xmlns:cx="http://schemas.microsoft.com/office/drawing/2014/chartex" xmlns:cx1="http://schemas.microsoft.com/office/drawing/2015/9/8/chartex" xmlns:cx2="http://schemas.microsoft.com/office/drawing/2015/10/21/chartex" xmlns:cx3="http://schemas.microsoft.com/office/drawing/2016/5/9/chartex" xmlns:cx4="http://schemas.microsoft.com/office/drawing/2016/5/10/chartex" xmlns:cx5="http://schemas.microsoft.com/office/drawing/2016/5/11/chartex" xmlns:cx6="http://schemas.microsoft.com/office/drawing/2016/5/12/chartex" xmlns:cx7="http://schemas.microsoft.com/office/drawing/2016/5/13/chartex" xmlns:cx8="http://schemas.microsoft.com/office/drawing/2016/5/14/chartex" xmlns:mc="http://schemas.openxmlformats.org/markup-compatibility/2006" xmlns:aink="http://schemas.microsoft.com/office/drawing/2016/ink" xmlns:am3d="http://schemas.microsoft.com/office/drawing/2017/model3d" xmlns:o="urn:schemas-microsoft-com:office:office" xmlns:oel="http://schemas.microsoft.com/office/2019/extlst" xmlns:r="http://schemas.openxmlformats.org/officeDocument/2006/relationships" xmlns:m="http://schemas.openxmlformats.org/officeDocument/2006/math" xmlns:v="urn:schemas-microsoft-com:vml" xmlns:wp14="http://schemas.microsoft.com/office/word/2010/wordprocessingDrawing" xmlns:wp="http://schemas.openxmlformats.org/drawingml/2006/wordprocessingDrawing" xmlns:w10="urn:schemas-microsoft-com:office:word" xmlns:w="http://schemas.openxmlformats.org/wordprocessingml/2006/main" xmlns:w14="http://schemas.microsoft.com/office/word/2010/wordml" xmlns:w15="http://schemas.microsoft.com/office/word/2012/wordml" xmlns:w16cex="http://schemas.microsoft.com/office/word/2018/wordml/cex" xmlns:w16cid="http://schemas.microsoft.com/office/word/2016/wordml/cid" xmlns:w16="http://schemas.microsoft.com/office/word/2018/wordml" xmlns:w16du="http://schemas.microsoft.com/office/word/2023/wordml/word16du" xmlns:w16sdtdh="http://schemas.microsoft.com/office/word/2020/wordml/sdtdatahash" xmlns:w16sdtfl="http://schemas.microsoft.com/office/word/2024/wordml/sdtformatlock" xmlns:w16se="http://schemas.microsoft.com/office/word/2015/wordml/symex" xmlns:wpg="http://schemas.microsoft.com/office/word/2010/wordprocessingGroup" xmlns:wpi="http://schemas.microsoft.com/office/word/2010/wordprocessingInk" xmlns:wne="http://schemas.microsoft.com/office/word/2006/wordml" xmlns:wps="http://schemas.microsoft.com/office/word/2010/wordprocessingShape" mc:Ignorable="w14 w15 w16se w16cid w16 w16cex w16sdtdh w16sdtfl w16du wp14">
   <w:footnote w:type="separator" w:id="-1">
     <w:p>
       <w:pPr>
@@ -1012,7 +1367,7 @@
 </file>
 
 <file path=word/header1.xml><?xml version="1.0" encoding="utf-8"?>
-<w:hdr xmlns:wpc="http://schemas.microsoft.com/office/word/2010/wordprocessingCanvas" xmlns:cx="http://schemas.microsoft.com/office/drawing/2014/chartex" xmlns:cx1="http://schemas.microsoft.com/office/drawing/2015/9/8/chartex" xmlns:cx2="http://schemas.microsoft.com/office/drawing/2015/10/21/chartex" xmlns:cx3="http://schemas.microsoft.com/office/drawing/2016/5/9/chartex" xmlns:cx4="http://schemas.microsoft.com/office/drawing/2016/5/10/chartex" xmlns:cx5="http://schemas.microsoft.com/office/drawing/2016/5/11/chartex" xmlns:cx6="http://schemas.microsoft.com/office/drawing/2016/5/12/chartex" xmlns:cx7="http://schemas.microsoft.com/office/drawing/2016/5/13/chartex" xmlns:cx8="http://schemas.microsoft.com/office/drawing/2016/5/14/chartex" xmlns:mc="http://schemas.openxmlformats.org/markup-compatibility/2006" xmlns:aink="http://schemas.microsoft.com/office/drawing/2016/ink" xmlns:am3d="http://schemas.microsoft.com/office/drawing/2017/model3d" xmlns:o="urn:schemas-microsoft-com:office:office" xmlns:oel="http://schemas.microsoft.com/office/2019/extlst" xmlns:r="http://schemas.openxmlformats.org/officeDocument/2006/relationships" xmlns:m="http://schemas.openxmlformats.org/officeDocument/2006/math" xmlns:v="urn:schemas-microsoft-com:vml" xmlns:wp14="http://schemas.microsoft.com/office/word/2010/wordprocessingDrawing" xmlns:wp="http://schemas.openxmlformats.org/drawingml/2006/wordprocessingDrawing" xmlns:w10="urn:schemas-microsoft-com:office:word" xmlns:w="http://schemas.openxmlformats.org/wordprocessingml/2006/main" xmlns:w14="http://schemas.microsoft.com/office/word/2010/wordml" xmlns:w15="http://schemas.microsoft.com/office/word/2012/wordml" xmlns:w16cex="http://schemas.microsoft.com/office/word/2018/wordml/cex" xmlns:w16cid="http://schemas.microsoft.com/office/word/2016/wordml/cid" xmlns:w16="http://schemas.microsoft.com/office/word/2018/wordml" xmlns:w16sdtdh="http://schemas.microsoft.com/office/word/2020/wordml/sdtdatahash" xmlns:w16se="http://schemas.microsoft.com/office/word/2015/wordml/symex" xmlns:wpg="http://schemas.microsoft.com/office/word/2010/wordprocessingGroup" xmlns:wpi="http://schemas.microsoft.com/office/word/2010/wordprocessingInk" xmlns:wne="http://schemas.microsoft.com/office/word/2006/wordml" xmlns:wps="http://schemas.microsoft.com/office/word/2010/wordprocessingShape" mc:Ignorable="w14 w15 w16se w16cid w16 w16cex w16sdtdh wp14">
+<w:hdr xmlns:wpc="http://schemas.microsoft.com/office/word/2010/wordprocessingCanvas" xmlns:cx="http://schemas.microsoft.com/office/drawing/2014/chartex" xmlns:cx1="http://schemas.microsoft.com/office/drawing/2015/9/8/chartex" xmlns:cx2="http://schemas.microsoft.com/office/drawing/2015/10/21/chartex" xmlns:cx3="http://schemas.microsoft.com/office/drawing/2016/5/9/chartex" xmlns:cx4="http://schemas.microsoft.com/office/drawing/2016/5/10/chartex" xmlns:cx5="http://schemas.microsoft.com/office/drawing/2016/5/11/chartex" xmlns:cx6="http://schemas.microsoft.com/office/drawing/2016/5/12/chartex" xmlns:cx7="http://schemas.microsoft.com/office/drawing/2016/5/13/chartex" xmlns:cx8="http://schemas.microsoft.com/office/drawing/2016/5/14/chartex" xmlns:mc="http://schemas.openxmlformats.org/markup-compatibility/2006" xmlns:aink="http://schemas.microsoft.com/office/drawing/2016/ink" xmlns:am3d="http://schemas.microsoft.com/office/drawing/2017/model3d" xmlns:o="urn:schemas-microsoft-com:office:office" xmlns:oel="http://schemas.microsoft.com/office/2019/extlst" xmlns:r="http://schemas.openxmlformats.org/officeDocument/2006/relationships" xmlns:m="http://schemas.openxmlformats.org/officeDocument/2006/math" xmlns:v="urn:schemas-microsoft-com:vml" xmlns:wp14="http://schemas.microsoft.com/office/word/2010/wordprocessingDrawing" xmlns:wp="http://schemas.openxmlformats.org/drawingml/2006/wordprocessingDrawing" xmlns:w10="urn:schemas-microsoft-com:office:word" xmlns:w="http://schemas.openxmlformats.org/wordprocessingml/2006/main" xmlns:w14="http://schemas.microsoft.com/office/word/2010/wordml" xmlns:w15="http://schemas.microsoft.com/office/word/2012/wordml" xmlns:w16cex="http://schemas.microsoft.com/office/word/2018/wordml/cex" xmlns:w16cid="http://schemas.microsoft.com/office/word/2016/wordml/cid" xmlns:w16="http://schemas.microsoft.com/office/word/2018/wordml" xmlns:w16du="http://schemas.microsoft.com/office/word/2023/wordml/word16du" xmlns:w16sdtdh="http://schemas.microsoft.com/office/word/2020/wordml/sdtdatahash" xmlns:w16sdtfl="http://schemas.microsoft.com/office/word/2024/wordml/sdtformatlock" xmlns:w16se="http://schemas.microsoft.com/office/word/2015/wordml/symex" xmlns:wpg="http://schemas.microsoft.com/office/word/2010/wordprocessingGroup" xmlns:wpi="http://schemas.microsoft.com/office/word/2010/wordprocessingInk" xmlns:wne="http://schemas.microsoft.com/office/word/2006/wordml" xmlns:wps="http://schemas.microsoft.com/office/word/2010/wordprocessingShape" mc:Ignorable="w14 w15 w16se w16cid w16 w16cex w16sdtdh w16sdtfl w16du wp14">
   <w:p>
     <w:pPr>
       <w:pStyle w:val="Header"/>
@@ -1022,7 +1377,7 @@
 </file>
 
 <file path=word/header2.xml><?xml version="1.0" encoding="utf-8"?>
-<w:hdr xmlns:wpc="http://schemas.microsoft.com/office/word/2010/wordprocessingCanvas" xmlns:cx="http://schemas.microsoft.com/office/drawing/2014/chartex" xmlns:cx1="http://schemas.microsoft.com/office/drawing/2015/9/8/chartex" xmlns:cx2="http://schemas.microsoft.com/office/drawing/2015/10/21/chartex" xmlns:cx3="http://schemas.microsoft.com/office/drawing/2016/5/9/chartex" xmlns:cx4="http://schemas.microsoft.com/office/drawing/2016/5/10/chartex" xmlns:cx5="http://schemas.microsoft.com/office/drawing/2016/5/11/chartex" xmlns:cx6="http://schemas.microsoft.com/office/drawing/2016/5/12/chartex" xmlns:cx7="http://schemas.microsoft.com/office/drawing/2016/5/13/chartex" xmlns:cx8="http://schemas.microsoft.com/office/drawing/2016/5/14/chartex" xmlns:mc="http://schemas.openxmlformats.org/markup-compatibility/2006" xmlns:aink="http://schemas.microsoft.com/office/drawing/2016/ink" xmlns:am3d="http://schemas.microsoft.com/office/drawing/2017/model3d" xmlns:o="urn:schemas-microsoft-com:office:office" xmlns:oel="http://schemas.microsoft.com/office/2019/extlst" xmlns:r="http://schemas.openxmlformats.org/officeDocument/2006/relationships" xmlns:m="http://schemas.openxmlformats.org/officeDocument/2006/math" xmlns:v="urn:schemas-microsoft-com:vml" xmlns:wp14="http://schemas.microsoft.com/office/word/2010/wordprocessingDrawing" xmlns:wp="http://schemas.openxmlformats.org/drawingml/2006/wordprocessingDrawing" xmlns:w10="urn:schemas-microsoft-com:office:word" xmlns:w="http://schemas.openxmlformats.org/wordprocessingml/2006/main" xmlns:w14="http://schemas.microsoft.com/office/word/2010/wordml" xmlns:w15="http://schemas.microsoft.com/office/word/2012/wordml" xmlns:w16cex="http://schemas.microsoft.com/office/word/2018/wordml/cex" xmlns:w16cid="http://schemas.microsoft.com/office/word/2016/wordml/cid" xmlns:w16="http://schemas.microsoft.com/office/word/2018/wordml" xmlns:w16sdtdh="http://schemas.microsoft.com/office/word/2020/wordml/sdtdatahash" xmlns:w16se="http://schemas.microsoft.com/office/word/2015/wordml/symex" xmlns:wpg="http://schemas.microsoft.com/office/word/2010/wordprocessingGroup" xmlns:wpi="http://schemas.microsoft.com/office/word/2010/wordprocessingInk" xmlns:wne="http://schemas.microsoft.com/office/word/2006/wordml" xmlns:wps="http://schemas.microsoft.com/office/word/2010/wordprocessingShape" mc:Ignorable="w14 w15 w16se w16cid w16 w16cex w16sdtdh wp14">
+<w:hdr xmlns:wpc="http://schemas.microsoft.com/office/word/2010/wordprocessingCanvas" xmlns:cx="http://schemas.microsoft.com/office/drawing/2014/chartex" xmlns:cx1="http://schemas.microsoft.com/office/drawing/2015/9/8/chartex" xmlns:cx2="http://schemas.microsoft.com/office/drawing/2015/10/21/chartex" xmlns:cx3="http://schemas.microsoft.com/office/drawing/2016/5/9/chartex" xmlns:cx4="http://schemas.microsoft.com/office/drawing/2016/5/10/chartex" xmlns:cx5="http://schemas.microsoft.com/office/drawing/2016/5/11/chartex" xmlns:cx6="http://schemas.microsoft.com/office/drawing/2016/5/12/chartex" xmlns:cx7="http://schemas.microsoft.com/office/drawing/2016/5/13/chartex" xmlns:cx8="http://schemas.microsoft.com/office/drawing/2016/5/14/chartex" xmlns:mc="http://schemas.openxmlformats.org/markup-compatibility/2006" xmlns:aink="http://schemas.microsoft.com/office/drawing/2016/ink" xmlns:am3d="http://schemas.microsoft.com/office/drawing/2017/model3d" xmlns:o="urn:schemas-microsoft-com:office:office" xmlns:oel="http://schemas.microsoft.com/office/2019/extlst" xmlns:r="http://schemas.openxmlformats.org/officeDocument/2006/relationships" xmlns:m="http://schemas.openxmlformats.org/officeDocument/2006/math" xmlns:v="urn:schemas-microsoft-com:vml" xmlns:wp14="http://schemas.microsoft.com/office/word/2010/wordprocessingDrawing" xmlns:wp="http://schemas.openxmlformats.org/drawingml/2006/wordprocessingDrawing" xmlns:w10="urn:schemas-microsoft-com:office:word" xmlns:w="http://schemas.openxmlformats.org/wordprocessingml/2006/main" xmlns:w14="http://schemas.microsoft.com/office/word/2010/wordml" xmlns:w15="http://schemas.microsoft.com/office/word/2012/wordml" xmlns:w16cex="http://schemas.microsoft.com/office/word/2018/wordml/cex" xmlns:w16cid="http://schemas.microsoft.com/office/word/2016/wordml/cid" xmlns:w16="http://schemas.microsoft.com/office/word/2018/wordml" xmlns:w16du="http://schemas.microsoft.com/office/word/2023/wordml/word16du" xmlns:w16sdtdh="http://schemas.microsoft.com/office/word/2020/wordml/sdtdatahash" xmlns:w16sdtfl="http://schemas.microsoft.com/office/word/2024/wordml/sdtformatlock" xmlns:w16se="http://schemas.microsoft.com/office/word/2015/wordml/symex" xmlns:wpg="http://schemas.microsoft.com/office/word/2010/wordprocessingGroup" xmlns:wpi="http://schemas.microsoft.com/office/word/2010/wordprocessingInk" xmlns:wne="http://schemas.microsoft.com/office/word/2006/wordml" xmlns:wps="http://schemas.microsoft.com/office/word/2010/wordprocessingShape" mc:Ignorable="w14 w15 w16se w16cid w16 w16cex w16sdtdh w16sdtfl w16du wp14">
   <w:p>
     <w:pPr>
       <w:pStyle w:val="Header"/>
@@ -1033,7 +1388,7 @@
 </file>
 
 <file path=word/header3.xml><?xml version="1.0" encoding="utf-8"?>
-<w:hdr xmlns:wpc="http://schemas.microsoft.com/office/word/2010/wordprocessingCanvas" xmlns:cx="http://schemas.microsoft.com/office/drawing/2014/chartex" xmlns:cx1="http://schemas.microsoft.com/office/drawing/2015/9/8/chartex" xmlns:cx2="http://schemas.microsoft.com/office/drawing/2015/10/21/chartex" xmlns:cx3="http://schemas.microsoft.com/office/drawing/2016/5/9/chartex" xmlns:cx4="http://schemas.microsoft.com/office/drawing/2016/5/10/chartex" xmlns:cx5="http://schemas.microsoft.com/office/drawing/2016/5/11/chartex" xmlns:cx6="http://schemas.microsoft.com/office/drawing/2016/5/12/chartex" xmlns:cx7="http://schemas.microsoft.com/office/drawing/2016/5/13/chartex" xmlns:cx8="http://schemas.microsoft.com/office/drawing/2016/5/14/chartex" xmlns:mc="http://schemas.openxmlformats.org/markup-compatibility/2006" xmlns:aink="http://schemas.microsoft.com/office/drawing/2016/ink" xmlns:am3d="http://schemas.microsoft.com/office/drawing/2017/model3d" xmlns:o="urn:schemas-microsoft-com:office:office" xmlns:oel="http://schemas.microsoft.com/office/2019/extlst" xmlns:r="http://schemas.openxmlformats.org/officeDocument/2006/relationships" xmlns:m="http://schemas.openxmlformats.org/officeDocument/2006/math" xmlns:v="urn:schemas-microsoft-com:vml" xmlns:wp14="http://schemas.microsoft.com/office/word/2010/wordprocessingDrawing" xmlns:wp="http://schemas.openxmlformats.org/drawingml/2006/wordprocessingDrawing" xmlns:w10="urn:schemas-microsoft-com:office:word" xmlns:w="http://schemas.openxmlformats.org/wordprocessingml/2006/main" xmlns:w14="http://schemas.microsoft.com/office/word/2010/wordml" xmlns:w15="http://schemas.microsoft.com/office/word/2012/wordml" xmlns:w16cex="http://schemas.microsoft.com/office/word/2018/wordml/cex" xmlns:w16cid="http://schemas.microsoft.com/office/word/2016/wordml/cid" xmlns:w16="http://schemas.microsoft.com/office/word/2018/wordml" xmlns:w16sdtdh="http://schemas.microsoft.com/office/word/2020/wordml/sdtdatahash" xmlns:w16se="http://schemas.microsoft.com/office/word/2015/wordml/symex" xmlns:wpg="http://schemas.microsoft.com/office/word/2010/wordprocessingGroup" xmlns:wpi="http://schemas.microsoft.com/office/word/2010/wordprocessingInk" xmlns:wne="http://schemas.microsoft.com/office/word/2006/wordml" xmlns:wps="http://schemas.microsoft.com/office/word/2010/wordprocessingShape" mc:Ignorable="w14 w15 w16se w16cid w16 w16cex w16sdtdh wp14">
+<w:hdr xmlns:wpc="http://schemas.microsoft.com/office/word/2010/wordprocessingCanvas" xmlns:cx="http://schemas.microsoft.com/office/drawing/2014/chartex" xmlns:cx1="http://schemas.microsoft.com/office/drawing/2015/9/8/chartex" xmlns:cx2="http://schemas.microsoft.com/office/drawing/2015/10/21/chartex" xmlns:cx3="http://schemas.microsoft.com/office/drawing/2016/5/9/chartex" xmlns:cx4="http://schemas.microsoft.com/office/drawing/2016/5/10/chartex" xmlns:cx5="http://schemas.microsoft.com/office/drawing/2016/5/11/chartex" xmlns:cx6="http://schemas.microsoft.com/office/drawing/2016/5/12/chartex" xmlns:cx7="http://schemas.microsoft.com/office/drawing/2016/5/13/chartex" xmlns:cx8="http://schemas.microsoft.com/office/drawing/2016/5/14/chartex" xmlns:mc="http://schemas.openxmlformats.org/markup-compatibility/2006" xmlns:aink="http://schemas.microsoft.com/office/drawing/2016/ink" xmlns:am3d="http://schemas.microsoft.com/office/drawing/2017/model3d" xmlns:o="urn:schemas-microsoft-com:office:office" xmlns:oel="http://schemas.microsoft.com/office/2019/extlst" xmlns:r="http://schemas.openxmlformats.org/officeDocument/2006/relationships" xmlns:m="http://schemas.openxmlformats.org/officeDocument/2006/math" xmlns:v="urn:schemas-microsoft-com:vml" xmlns:wp14="http://schemas.microsoft.com/office/word/2010/wordprocessingDrawing" xmlns:wp="http://schemas.openxmlformats.org/drawingml/2006/wordprocessingDrawing" xmlns:w10="urn:schemas-microsoft-com:office:word" xmlns:w="http://schemas.openxmlformats.org/wordprocessingml/2006/main" xmlns:w14="http://schemas.microsoft.com/office/word/2010/wordml" xmlns:w15="http://schemas.microsoft.com/office/word/2012/wordml" xmlns:w16cex="http://schemas.microsoft.com/office/word/2018/wordml/cex" xmlns:w16cid="http://schemas.microsoft.com/office/word/2016/wordml/cid" xmlns:w16="http://schemas.microsoft.com/office/word/2018/wordml" xmlns:w16du="http://schemas.microsoft.com/office/word/2023/wordml/word16du" xmlns:w16sdtdh="http://schemas.microsoft.com/office/word/2020/wordml/sdtdatahash" xmlns:w16sdtfl="http://schemas.microsoft.com/office/word/2024/wordml/sdtformatlock" xmlns:w16se="http://schemas.microsoft.com/office/word/2015/wordml/symex" xmlns:wpg="http://schemas.microsoft.com/office/word/2010/wordprocessingGroup" xmlns:wpi="http://schemas.microsoft.com/office/word/2010/wordprocessingInk" xmlns:wne="http://schemas.microsoft.com/office/word/2006/wordml" xmlns:wps="http://schemas.microsoft.com/office/word/2010/wordprocessingShape" mc:Ignorable="w14 w15 w16se w16cid w16 w16cex w16sdtdh w16sdtfl w16du wp14">
   <w:p>
     <w:pPr>
       <w:pStyle w:val="Header"/>
@@ -1042,7 +1397,7 @@
     <w:r>
       <w:tab/>
       <w:tab/>
-      <w:t>2026-06-17</w:t>
+      <w:t>2026-06-18</w:t>
       <w:br/>
       <w:br/>
     </w:r>
@@ -1059,7 +1414,7 @@
 </file>
 
 <file path=word/numbering.xml><?xml version="1.0" encoding="utf-8"?>
-<w:numbering xmlns:wpc="http://schemas.microsoft.com/office/word/2010/wordprocessingCanvas" xmlns:cx="http://schemas.microsoft.com/office/drawing/2014/chartex" xmlns:cx1="http://schemas.microsoft.com/office/drawing/2015/9/8/chartex" xmlns:cx2="http://schemas.microsoft.com/office/drawing/2015/10/21/chartex" xmlns:cx3="http://schemas.microsoft.com/office/drawing/2016/5/9/chartex" xmlns:cx4="http://schemas.microsoft.com/office/drawing/2016/5/10/chartex" xmlns:cx5="http://schemas.microsoft.com/office/drawing/2016/5/11/chartex" xmlns:cx6="http://schemas.microsoft.com/office/drawing/2016/5/12/chartex" xmlns:cx7="http://schemas.microsoft.com/office/drawing/2016/5/13/chartex" xmlns:cx8="http://schemas.microsoft.com/office/drawing/2016/5/14/chartex" xmlns:mc="http://schemas.openxmlformats.org/markup-compatibility/2006" xmlns:aink="http://schemas.microsoft.com/office/drawing/2016/ink" xmlns:am3d="http://schemas.microsoft.com/office/drawing/2017/model3d" xmlns:o="urn:schemas-microsoft-com:office:office" xmlns:oel="http://schemas.microsoft.com/office/2019/extlst" xmlns:r="http://schemas.openxmlformats.org/officeDocument/2006/relationships" xmlns:m="http://schemas.openxmlformats.org/officeDocument/2006/math" xmlns:v="urn:schemas-microsoft-com:vml" xmlns:wp14="http://schemas.microsoft.com/office/word/2010/wordprocessingDrawing" xmlns:wp="http://schemas.openxmlformats.org/drawingml/2006/wordprocessingDrawing" xmlns:w10="urn:schemas-microsoft-com:office:word" xmlns:w="http://schemas.openxmlformats.org/wordprocessingml/2006/main" xmlns:w14="http://schemas.microsoft.com/office/word/2010/wordml" xmlns:w15="http://schemas.microsoft.com/office/word/2012/wordml" xmlns:w16cex="http://schemas.microsoft.com/office/word/2018/wordml/cex" xmlns:w16cid="http://schemas.microsoft.com/office/word/2016/wordml/cid" xmlns:w16="http://schemas.microsoft.com/office/word/2018/wordml" xmlns:w16sdtdh="http://schemas.microsoft.com/office/word/2020/wordml/sdtdatahash" xmlns:w16se="http://schemas.microsoft.com/office/word/2015/wordml/symex" xmlns:wpg="http://schemas.microsoft.com/office/word/2010/wordprocessingGroup" xmlns:wpi="http://schemas.microsoft.com/office/word/2010/wordprocessingInk" xmlns:wne="http://schemas.microsoft.com/office/word/2006/wordml" xmlns:wps="http://schemas.microsoft.com/office/word/2010/wordprocessingShape" mc:Ignorable="w14 w15 w16se w16cid w16 w16cex w16sdtdh wp14">
+<w:numbering xmlns:wpc="http://schemas.microsoft.com/office/word/2010/wordprocessingCanvas" xmlns:cx="http://schemas.microsoft.com/office/drawing/2014/chartex" xmlns:cx1="http://schemas.microsoft.com/office/drawing/2015/9/8/chartex" xmlns:cx2="http://schemas.microsoft.com/office/drawing/2015/10/21/chartex" xmlns:cx3="http://schemas.microsoft.com/office/drawing/2016/5/9/chartex" xmlns:cx4="http://schemas.microsoft.com/office/drawing/2016/5/10/chartex" xmlns:cx5="http://schemas.microsoft.com/office/drawing/2016/5/11/chartex" xmlns:cx6="http://schemas.microsoft.com/office/drawing/2016/5/12/chartex" xmlns:cx7="http://schemas.microsoft.com/office/drawing/2016/5/13/chartex" xmlns:cx8="http://schemas.microsoft.com/office/drawing/2016/5/14/chartex" xmlns:mc="http://schemas.openxmlformats.org/markup-compatibility/2006" xmlns:aink="http://schemas.microsoft.com/office/drawing/2016/ink" xmlns:am3d="http://schemas.microsoft.com/office/drawing/2017/model3d" xmlns:o="urn:schemas-microsoft-com:office:office" xmlns:oel="http://schemas.microsoft.com/office/2019/extlst" xmlns:r="http://schemas.openxmlformats.org/officeDocument/2006/relationships" xmlns:m="http://schemas.openxmlformats.org/officeDocument/2006/math" xmlns:v="urn:schemas-microsoft-com:vml" xmlns:wp14="http://schemas.microsoft.com/office/word/2010/wordprocessingDrawing" xmlns:wp="http://schemas.openxmlformats.org/drawingml/2006/wordprocessingDrawing" xmlns:w10="urn:schemas-microsoft-com:office:word" xmlns:w="http://schemas.openxmlformats.org/wordprocessingml/2006/main" xmlns:w14="http://schemas.microsoft.com/office/word/2010/wordml" xmlns:w15="http://schemas.microsoft.com/office/word/2012/wordml" xmlns:w16cex="http://schemas.microsoft.com/office/word/2018/wordml/cex" xmlns:w16cid="http://schemas.microsoft.com/office/word/2016/wordml/cid" xmlns:w16="http://schemas.microsoft.com/office/word/2018/wordml" xmlns:w16du="http://schemas.microsoft.com/office/word/2023/wordml/word16du" xmlns:w16sdtdh="http://schemas.microsoft.com/office/word/2020/wordml/sdtdatahash" xmlns:w16sdtfl="http://schemas.microsoft.com/office/word/2024/wordml/sdtformatlock" xmlns:w16se="http://schemas.microsoft.com/office/word/2015/wordml/symex" xmlns:wpg="http://schemas.microsoft.com/office/word/2010/wordprocessingGroup" xmlns:wpi="http://schemas.microsoft.com/office/word/2010/wordprocessingInk" xmlns:wne="http://schemas.microsoft.com/office/word/2006/wordml" xmlns:wps="http://schemas.microsoft.com/office/word/2010/wordprocessingShape" mc:Ignorable="w14 w15 w16se w16cid w16 w16cex w16sdtdh w16sdtfl w16du wp14">
   <w:abstractNum w:abstractNumId="0" w15:restartNumberingAfterBreak="0">
     <w:nsid w:val="FFFFFF7C"/>
     <w:multiLevelType w:val="singleLevel"/>
@@ -1262,7 +1617,7 @@
 </file>
 
 <file path=word/styles.xml><?xml version="1.0" encoding="utf-8"?>
-<w:styles xmlns:mc="http://schemas.openxmlformats.org/markup-compatibility/2006" xmlns:r="http://schemas.openxmlformats.org/officeDocument/2006/relationships" xmlns:w="http://schemas.openxmlformats.org/wordprocessingml/2006/main" xmlns:w14="http://schemas.microsoft.com/office/word/2010/wordml" xmlns:w15="http://schemas.microsoft.com/office/word/2012/wordml" xmlns:w16cex="http://schemas.microsoft.com/office/word/2018/wordml/cex" xmlns:w16cid="http://schemas.microsoft.com/office/word/2016/wordml/cid" xmlns:w16="http://schemas.microsoft.com/office/word/2018/wordml" xmlns:w16sdtdh="http://schemas.microsoft.com/office/word/2020/wordml/sdtdatahash" xmlns:w16se="http://schemas.microsoft.com/office/word/2015/wordml/symex" mc:Ignorable="w14 w15 w16se w16cid w16 w16cex w16sdtdh">
+<w:styles xmlns:mc="http://schemas.openxmlformats.org/markup-compatibility/2006" xmlns:r="http://schemas.openxmlformats.org/officeDocument/2006/relationships" xmlns:w="http://schemas.openxmlformats.org/wordprocessingml/2006/main" xmlns:w14="http://schemas.microsoft.com/office/word/2010/wordml" xmlns:w15="http://schemas.microsoft.com/office/word/2012/wordml" xmlns:w16cex="http://schemas.microsoft.com/office/word/2018/wordml/cex" xmlns:w16cid="http://schemas.microsoft.com/office/word/2016/wordml/cid" xmlns:w16="http://schemas.microsoft.com/office/word/2018/wordml" xmlns:w16du="http://schemas.microsoft.com/office/word/2023/wordml/word16du" xmlns:w16sdtdh="http://schemas.microsoft.com/office/word/2020/wordml/sdtdatahash" xmlns:w16sdtfl="http://schemas.microsoft.com/office/word/2024/wordml/sdtformatlock" xmlns:w16se="http://schemas.microsoft.com/office/word/2015/wordml/symex" mc:Ignorable="w14 w15 w16se w16cid w16 w16cex w16sdtdh w16sdtfl w16du">
   <w:docDefaults>
     <w:rPrDefault>
       <w:rPr>
@@ -2020,7 +2375,7 @@
     <w:link w:val="TitleChar"/>
     <w:uiPriority w:val="10"/>
     <w:qFormat/>
-    <w:rsid w:val="007106C8"/>
+    <w:rsid w:val="00E854FA"/>
     <w:pPr>
       <w:spacing w:after="300" w:line="240" w:lineRule="auto"/>
       <w:contextualSpacing/>
@@ -2030,7 +2385,7 @@
       <w:rFonts w:eastAsiaTheme="majorEastAsia" w:cstheme="majorBidi"/>
       <w:spacing w:val="5"/>
       <w:kern w:val="28"/>
-      <w:sz w:val="52"/>
+      <w:sz w:val="40"/>
       <w:szCs w:val="52"/>
       <w:lang w:val="sv-SE" w:eastAsia="en-US" w:bidi="ar-SA"/>
     </w:rPr>
@@ -2040,12 +2395,12 @@
     <w:basedOn w:val="DefaultParagraphFont"/>
     <w:link w:val="Title"/>
     <w:uiPriority w:val="10"/>
-    <w:rsid w:val="007106C8"/>
+    <w:rsid w:val="00E854FA"/>
     <w:rPr>
       <w:rFonts w:ascii="Times New Roman" w:eastAsiaTheme="majorEastAsia" w:hAnsi="Times New Roman" w:cstheme="majorBidi"/>
       <w:spacing w:val="5"/>
       <w:kern w:val="28"/>
-      <w:sz w:val="52"/>
+      <w:sz w:val="40"/>
       <w:szCs w:val="52"/>
       <w:lang w:val="sv-SE" w:eastAsia="en-US" w:bidi="ar-SA"/>
     </w:rPr>

--- a/klagomål/A 22084-2026 FSC-klagomål.docx
+++ b/klagomål/A 22084-2026 FSC-klagomål.docx
@@ -1397,7 +1397,7 @@
     <w:r>
       <w:tab/>
       <w:tab/>
-      <w:t>2026-06-18</w:t>
+      <w:t>2026-06-19</w:t>
       <w:br/>
       <w:br/>
     </w:r>

--- a/klagomål/A 22084-2026 FSC-klagomål.docx
+++ b/klagomål/A 22084-2026 FSC-klagomål.docx
@@ -1397,7 +1397,7 @@
     <w:r>
       <w:tab/>
       <w:tab/>
-      <w:t>2026-06-19</w:t>
+      <w:t>2026-06-20</w:t>
       <w:br/>
       <w:br/>
     </w:r>

--- a/klagomål/A 22084-2026 FSC-klagomål.docx
+++ b/klagomål/A 22084-2026 FSC-klagomål.docx
@@ -168,38 +168,7 @@
     </w:p>
     <w:p>
       <w:r>
-        <w:t>Detta dokument behandlar höga naturvärden i avverkningsanmälan A 22084-2026 i Nybro kommun som inkom 2026-05-11 och omfattar 4,6 ha.</w:t>
-      </w:r>
-    </w:p>
-    <w:p>
-      <w:r>
-        <w:t>Nedan presenteras fynd av naturvårdsarter och fridlysta arter som gjorts i det avverkningsanmälda området, samt relevanta utdrag ur standarderna för FSC, Chain of Custody, Controlled Wood och PEFC. I BILAGA 1 finns artfakta om fridlysta arter.</w:t>
-      </w:r>
-    </w:p>
-    <w:p>
-      <w:r>
-        <w:t>Vi förväntar oss att ni återkommer med ett skriftligt svar på vårt klagomål och även beskriver vilka korrigerande åtgärder ni satt in för att rätta till identifierade brister i er efterlevnad av den svenska FSC standarden.</w:t>
-      </w:r>
-    </w:p>
-    <w:p>
-      <w:pPr>
-        <w:pStyle w:val="Heading1"/>
-      </w:pPr>
-      <w:r>
-        <w:t>Naturvårdsarter</w:t>
-      </w:r>
-    </w:p>
-    <w:p>
-      <w:r>
-        <w:t>I och inom 25 meter från avverkningsanmälan har följande 11 naturvårdsarter hittats: barbastell (NT, §4a), fransfladdermus (NT, §4a), nordfladdermus (NT, §4a), talltita (NT, §4), blomkålssvamp (S), järpe (T, §4), spillkråka (T, §4), dvärgpipistrell (§4a), grönsiska (§4), kungsfågel (§4) och större brunfladdermus (§4a). Av dessa är 4 rödlistade. För rödlistade arter har rödlistekategorin angivits inom parentes. Arter som är signalarter enligt Skogsstyrelsen har markerats med (S). Typiska arter inom Natura 2000 som är kopplade till skogsekosystem har markerats med (T). För fridlysta arter anges även paragrafen i Artskyddsförordningen som arten är fridlyst enligt.</w:t>
-      </w:r>
-    </w:p>
-    <w:p>
-      <w:r>
-        <w:t>De påträffade naturvårdsarterna är ett tydligt kvitto på att det rör sig om en skog med höga naturvärden.</w:t>
-      </w:r>
-      <w:r>
-        <w:t xml:space="preserve"> I Figur 1 visas fyndplatser för naturvårdsarter i området, som finns registrerade på Artportalen.</w:t>
+        <w:t>Detta klagomål behandlar höga naturvärden i avverkningsanmälan A 22084-2026 i Nybro kommun som inkom 2026-05-11 och omfattar 4,6 ha.</w:t>
       </w:r>
     </w:p>
     <w:p>
@@ -247,7 +216,201 @@
         <w:spacing w:after="240"/>
       </w:pPr>
       <w:r>
-        <w:t>Figur 1. Fyndplatser för naturvårdsarter i och inom 25 meter från avverkningsanmälan (röd linje). Markörer utan svart kant är placerade på fyndplatsen. Markörer med svart kant är placerade vid sidan av fyndplatsen och har ett svart streck som visar fyndplatsens exakta position. Kartans mittpunktskoordinat är N 6323338, E 547198 i SWEREF 99 TM.</w:t>
+        <w:t>Figur 1. Fyndplatser för naturvårdsarter i och inom 25 meter från avverkningsanmälan. Markörer utan svart kant är placerade på fyndplatsen. Markörer med svart kant är placerade vid sidan av fyndplatsen har ett svart streck som visar fyndplatsens exakta position. Kartans mittpunktskoordinat är N 6323338, E 547198 i SWEREF 99 TM.</w:t>
+      </w:r>
+    </w:p>
+    <w:p>
+      <w:r>
+        <w:t>I och inom 25 meter från avverkningsanmälan finns fynd av 11 naturvårdsarter, varav 4 är rödlistade, 10 är fridlysta, 2 är typiska (T) och 1 är signalart (S): barbastell (NT, §4a), fransfladdermus (NT, §4a), nordfladdermus (NT, §4a), talltita (NT, §4), blomkålssvamp (S), järpe (T, §4), spillkråka (T, §4), dvärgpipistrell (§4a), grönsiska (§4), kungsfågel (§4) och större brunfladdermus (§4a). Se Figur 1.</w:t>
+      </w:r>
+    </w:p>
+    <w:p>
+      <w:r>
+        <w:t>Nedan presenteras relevanta utdrag ur standarderna för FSC, Chain of Custody, Controlled Wood och PEFC.</w:t>
+      </w:r>
+    </w:p>
+    <w:p>
+      <w:r>
+        <w:t>Vi förväntar oss att ni återkommer med ett skriftligt svar på vårt klagomål och även beskriver vilka korrigerande åtgärder ni satt in för att rätta till identifierade brister i er efterlevnad av den svenska FSC standarden.</w:t>
+      </w:r>
+    </w:p>
+    <w:p>
+      <w:pPr>
+        <w:pStyle w:val="Heading1"/>
+      </w:pPr>
+      <w:r>
+        <w:t>Naturvårdsarter och fridlysta arter</w:t>
+      </w:r>
+    </w:p>
+    <w:p>
+      <w:r>
+        <w:t>Nedan följer beskrivningar av de naturvårdsarter och fridlysta arter som har sina livsmiljöer och växtplatser i den avverkningsanmälda skogen. Se även ytterligare artfakta i BILAGA 1. De påträffade naturvårdsarterna är ett tydligt kvitto på att det rör sig om en skog med höga naturvärden.</w:t>
+      </w:r>
+    </w:p>
+    <w:p>
+      <w:r>
+        <w:rPr>
+          <w:b/>
+        </w:rPr>
+        <w:t xml:space="preserve">Barbastell (NT, §4a) </w:t>
+      </w:r>
+      <w:r>
+        <w:t>omfattas av bilaga 2 och 4 EU:s art- och habitatdirektiv vilket innebär att arten och dess livsmiljöer är strikt skyddade samt att Natura 2000-områden ska inrättas. Den är globalt rödlistad som nära hotad (NT) och i den europeiska rödlistan är den klassad som sårbar (VU). Barbastell omfattas av ett åtgärdsprogram för hotade arter (ÅGP) och inför upprättandet av åtgärdsprogrammet för arten 2015, konstaterade EU-kommissionen att Sverige inte skyddat tillräckligt med områden för arten i boreal biogeografisk region (SLU Artdatabanken, 2024; IUCN, 2016; Ahlén, 2015).</w:t>
+      </w:r>
+    </w:p>
+    <w:p>
+      <w:r>
+        <w:t>Barbastellen föredrar ett halvöppet landskap med betes- och slåttermarker och gamla bondeskogar där den är speciellt inriktad på att ta fjärilar, framför allt småfjärilar, men även andra smådjursgrupper, t.ex. tvåvingar och spindlar. Bevarande av livsmiljöer är särskilt relevant i gammaldags utmarksskog eftersom det är en biotop som drastiskt minskat och hotas av skogsbruk. Om sådan skog kalavverkas och ersätts av ett plantageskogsbruk är förutsättningarna för förekomst av barbastell förstörda för lång tid framåt. Utvecklingen på Sydsvenska höglandet där huvuddelen av populationen finns är osäker och pågående landskapsförändringar befaras kunna leda till minskning med regionala och lokala försvinnande inom den kommande 21 års perioden. Minskningstakten för den svenska populationen bedöms vara nära gränsvärdet för Sårbar (VU). (A3c) (SLU Artdatabanken, 2024; Ahlén, 2015).</w:t>
+      </w:r>
+    </w:p>
+    <w:p>
+      <w:r>
+        <w:rPr>
+          <w:b/>
+        </w:rPr>
+        <w:t>Fransfladdermus (NT, §4a)</w:t>
+      </w:r>
+      <w:r>
+        <w:t xml:space="preserve"> omfattas av bilaga 4 EU:s art- och habitatdirektiv vilket innebär ett strikt skydd för arten och dess livsmiljöer. Arten är känslig för fragmentering av skogsbiotoper och undviker att passera öppna områden. Avverkning av hålträd, dränering, minskad biotopvariation, till exempel igenplantering av ängs- och hagmark påverkar arten negativt och det är viktigt att bevara ett varierat landskap med inslag av sumpskogar och lövrika skogar intill vatten och vattendrag. Fransfladdermus är typisk art för </w:t>
+      </w:r>
+      <w:r>
+        <w:rPr>
+          <w:i/>
+        </w:rPr>
+        <w:t>8310 Grottor</w:t>
+      </w:r>
+      <w:r>
+        <w:t xml:space="preserve"> och </w:t>
+      </w:r>
+      <w:r>
+        <w:rPr>
+          <w:i/>
+        </w:rPr>
+        <w:t>8330 Havsgrottor</w:t>
+      </w:r>
+      <w:r>
+        <w:t xml:space="preserve"> (SLU Artdatabanken, 2024).</w:t>
+      </w:r>
+    </w:p>
+    <w:p>
+      <w:r>
+        <w:rPr>
+          <w:b/>
+        </w:rPr>
+        <w:t>Nordfladdermus (NT, §4a)</w:t>
+      </w:r>
+      <w:r>
+        <w:t xml:space="preserve"> omfattas av bilaga 4 EU:s art- och habitatdirektiv vilket innebär ett strikt skydd där arten och dess livsmiljöer ska bevaras. Nordfladdermus föredrar variationsrik skog med förekomst av sjöar, vattendrag och våtmarker och hittas framförallt i halvöppna miljöer som trädbärande beteshagar och i kantzoner mellan skog och odlingsmark. Den undviker stora öppna områden som stora hyggen och större sammanhängande planteringar vilket minskar längden bryn och landskapets heterogenitet och därmed födotillgången och mängden lämpliga jaktplatser. Skogsbruksåtgärder som leder till minskad förekomst av äldre, gles skog och då särskilt tillgång på hålträd och träd med löst sittande bark kan leda till brist på koloniplatser och viloplatser. Nordfladdermus har minskat med 27,5 (5–50) % under de senaste 21 åren och minskningstakten för den svenska populationen bedöms vara nära gränsvärdet för Sårbar (VU). (A2bc) (SLU Artdatabanken, 2024; Skogsstyrelsen, 2016).</w:t>
+      </w:r>
+    </w:p>
+    <w:p>
+      <w:r>
+        <w:rPr>
+          <w:b/>
+        </w:rPr>
+        <w:t>Talltita (NT, §4)</w:t>
+      </w:r>
+      <w:r>
+        <w:t>, rödlistad som nära hotad och prioriterad art i Skogsvårdslagen, har häckningsrevir i anmälan. Arten har minskat kraftigt de senaste 30 åren och minskningstakten innevarande 10-årsperiod beräknas till 20 (10–30) %. Talltitan är synnerligen trogen sitt cirka 15 hektar stora revir och är beroende av flerskiktade olikåldriga skogar för att kunna föda upp sina ungar. Talltitan försvinner om dess livsmiljö kalavverkas (Eggers &amp; Low, 2014; Ekman, 1979; Griesser et al, 2007; Klein, 2020; Siffczyk et al, 2003; SLU Artdatabanken, 2021).</w:t>
+      </w:r>
+    </w:p>
+    <w:p>
+      <w:r>
+        <w:rPr>
+          <w:b/>
+        </w:rPr>
+        <w:t xml:space="preserve">Blomkålssvamp </w:t>
+      </w:r>
+      <w:r>
+        <w:t>är en parasit och vednedbrytare som växer på rötter och basala stamdelar av tall, enstaka gånger även på lärk och gran. Träden är oftast mycket gamla, gärna 150–200 år eller äldre. När blomkålssvamp påträffas i skogslandskapet signalerar den vanligtvis skyddsvärda tallbestånd med höga naturvärden. Den är då främst knuten till gamla skogar, oftast tallnaturskogar och olika restbiotoper där det förekommer biologiskt gamla träd. Samtliga tallar med blomkålssvamp bör klassas som naturvårdsträd och lämnas som framtida ”evighetsträd” (Nitare &amp; Skogsstyrelsen, 2019).</w:t>
+      </w:r>
+    </w:p>
+    <w:p>
+      <w:r>
+        <w:rPr>
+          <w:b/>
+        </w:rPr>
+        <w:t>Järpe (§4)</w:t>
+      </w:r>
+      <w:r>
+        <w:t xml:space="preserve">, som är upptagen i bilaga 1 och 2 EU:s fågeldirektiv, är mycket stationär inom sitt revir som är minst 25 hektar stort. Livsmiljöerna utgörs av tät barrskog med inblandning av lövträd och en väl utvecklad flerskiktad struktur med bärris och yngre eller undertryckta, täta granar i ett lägre skikt, ofta utmed bäckar och åar inne i den skyddande granskogen. Den överlever inte om dess livsmiljö kalavverkas och är även känslig för röjning, gallring och avverkning där unga granar och lövträd inte sparas i tillräcklig omfattning. Arten finns i sammanhängande grandominerad skog över hela Sverige men förekomsterna är betydligt glesare i Götaland än i övriga landet. Järpe är typisk art för </w:t>
+      </w:r>
+      <w:r>
+        <w:rPr>
+          <w:i/>
+        </w:rPr>
+        <w:t xml:space="preserve">9010 Taiga, 9080 Lövsumpskog </w:t>
+      </w:r>
+      <w:r>
+        <w:t xml:space="preserve">och </w:t>
+      </w:r>
+      <w:r>
+        <w:rPr>
+          <w:i/>
+        </w:rPr>
+        <w:t xml:space="preserve">9740 Skogsbevuxen myr </w:t>
+      </w:r>
+      <w:r>
+        <w:t>(SLU Artdatabanken, 2026).</w:t>
+      </w:r>
+    </w:p>
+    <w:p>
+      <w:r>
+        <w:rPr>
+          <w:b/>
+        </w:rPr>
+        <w:t>Spillkråka (§4)</w:t>
+      </w:r>
+      <w:r>
+        <w:t xml:space="preserve"> omfattas av bilaga 1 i EU:s fågeldirektiv och är typisk art för </w:t>
+      </w:r>
+      <w:r>
+        <w:rPr>
+          <w:i/>
+        </w:rPr>
+        <w:t xml:space="preserve">9010 Taiga </w:t>
+      </w:r>
+      <w:r>
+        <w:t>och</w:t>
+      </w:r>
+      <w:r>
+        <w:rPr>
+          <w:i/>
+        </w:rPr>
+        <w:t xml:space="preserve"> 9740 Skogsbevuxen myr</w:t>
+      </w:r>
+      <w:r>
+        <w:t>. Den behöver grova träd, främst tall, asp och bok som boträd. Skogsbruk med korta omloppstider och täta, homogena ungskogar utgör det största hotet. Spillkråka är en nyckelart i skogliga miljöer vars övergivna bohål utnyttjas av flera andra hålhäckande fågelarter och fladdermöss, däribland pärluggla (EN, §4), knipa (§4), salskrake (§4) och skogsduva (§4). Hökuggla (VU, §4) och slaguggla (§4) häckar ofta i högstubbar som brutits av i höjd med ett gammalt spillkråkebo (SLU Artdatabanken, 2026; Skogsstyrelsen, 2016).</w:t>
+      </w:r>
+    </w:p>
+    <w:p>
+      <w:r>
+        <w:rPr>
+          <w:b/>
+        </w:rPr>
+        <w:t>Dvärgpipistrell (§4a)</w:t>
+      </w:r>
+      <w:r>
+        <w:t xml:space="preserve"> omfattas av bilaga 4 EU:s art- och habitatdirektiv vilket innebär ett strikt skydd där arten och dess livsmiljöer ska bevaras. Arten förekommer i alla typer av glesare skogar men föredrar framförallt lövskog. Den födosöker inne bland träden och man hittar den i trädbärande beteshagar, i kantzoner mellan skog och odlingsmark, i närheten av vatten och i bymiljöer. Den undviker stora sammanhängande öppna miljöer såsom åkrar och hyggen. Skogsbruksåtgärder som leder till minskad förekomst av äldre, gles skog och då särskilt tillgång på hålträd och träd med löst sittande bark kan leda till brist på koloniplatser och viloplatser (SLU Artdatabanken, 2024; Skogsstyrelsen, 2016).</w:t>
+      </w:r>
+    </w:p>
+    <w:p>
+      <w:r>
+        <w:rPr>
+          <w:b/>
+        </w:rPr>
+        <w:t>Större brunfladdermus (§4a)</w:t>
+      </w:r>
+      <w:r>
+        <w:t xml:space="preserve"> omfattas av bilaga 4 EU:s art- och habitatdirektiv vilket innebär ett strikt skydd där arten och dess livsmiljöer ska bevaras. Den lever huvudsakligen i större skogsområden med gamla lövträdsbestånd, där den jagar i alla typer av öppna och halvöppna miljöer, ofta över stora sjöar och vattendrag, strandängar, betes- och slåttermarker. Under året utnyttjar fladdermössen många olika miljöer och ett effektivt bevarandearbete måste därför utgå från ett landskapsekologiskt perspektiv. Den viktigaste faktorn för om fladdermössen ska kunna leva i ett område är tillgången på föda i form av nattaktiva insekter. Ett bra hemområde måste erbjuda god födotillgång under hela aktivitetsperioden. Åtgärder som bevarar och gynnar en hög insektsproduktion är därför centrala. I ett varierat landskap med hög andel äldre lövträd, småvatten, sumpskogar, öppna våtmarker, ängar och betesmarker avlöser olika insektsgrupper varandra vilket gör att det hela tiden finns tillräckligt med föda. Gamla träd med grov bark, skador, håligheter eller döda delar bör lämnas och yngre träd (efterträdare) tillåtas finnas kvar och åldras för att säkra framtida förekomst av lämpliga yngelmiljöer. Övervintringsplatser måste skyddas effektivt från störningar (SLU Artdatabanken, 2024).</w:t>
+      </w:r>
+    </w:p>
+    <w:p>
+      <w:pPr>
+        <w:pStyle w:val="Heading1"/>
+      </w:pPr>
+      <w:r>
+        <w:t>Certifiering</w:t>
       </w:r>
     </w:p>
     <w:p>
@@ -255,26 +418,18 @@
         <w:pStyle w:val="Heading2"/>
       </w:pPr>
       <w:r>
-        <w:t>Fridlysta arter</w:t>
+        <w:t>Ur FSC-standarden</w:t>
       </w:r>
     </w:p>
     <w:p>
-      <w:r>
-        <w:t>Följande fridlysta arter har sina livsmiljöer och växtplatser i den avverkningsanmälda skogen: barbastell (NT, §4a), fransfladdermus (NT, §4a), nordfladdermus (NT, §4a), talltita (NT, §4), järpe (T, §4), spillkråka (T, §4), dvärgpipistrell (§4a), grönsiska (§4), kungsfågel (§4) och större brunfladdermus (§4a).</w:t>
-      </w:r>
-    </w:p>
-    <w:p>
-      <w:r>
-        <w:t xml:space="preserve">Observera att medlemsländerna är skyldiga att agera i enlighet med EU:s fågeldirektiv där det uttryckligen står att direktivet gäller för fåglar samt för deras ägg, bon och </w:t>
-      </w:r>
       <w:r>
         <w:rPr>
           <w:b/>
         </w:rPr>
-        <w:t xml:space="preserve">livsmiljöer </w:t>
-      </w:r>
-      <w:r>
-        <w:t>(artikel 1). Vidare att de åtgärder som vidtas inte får leda till en försämring av den nuvarande situationen beträffande bevarandet av de fågelarter som avses i artikel 1 (artikel 13). Fågeldirektivet är styrande för tillsynsansvariga myndigheters ärendehantering, ställningstaganden och beslutsfattande.</w:t>
+        <w:t xml:space="preserve">PRINCIP 1: LAGEFTERLEVNAD: </w:t>
+      </w:r>
+      <w:r>
+        <w:t>Certifikatsinnehavaren ska följa alla tillämpliga lagar, förordningar och nationellt ratificerade internationella avtal, konventioner och överenskommelser.</w:t>
       </w:r>
     </w:p>
     <w:p>
@@ -282,15 +437,41 @@
         <w:rPr>
           <w:b/>
         </w:rPr>
-        <w:t xml:space="preserve">Barbastell (NT, §4a) </w:t>
-      </w:r>
-      <w:r>
-        <w:t>omfattas av bilaga 2 och 4 EU:s art- och habitatdirektiv vilket innebär att arten och dess livsmiljöer är strikt skyddade samt att Natura 2000-områden ska inrättas. Den är globalt rödlistad som nära hotad (NT) och i den europeiska rödlistan är den klassad som sårbar (VU). Barbastell omfattas av ett åtgärdsprogram för hotade arter (ÅGP) och inför upprättandet av åtgärdsprogrammet för arten 2015, konstaterade EU-kommissionen att Sverige inte skyddat tillräckligt med områden för arten i boreal biogeografisk region (SLU Artdatabanken, 2024; IUCN, 2016; Ahlén, 2015).</w:t>
+        <w:t xml:space="preserve">1.3.1 </w:t>
+      </w:r>
+      <w:r>
+        <w:t>Tillämpliga lagar och föreskrifter för brukandet av skogen följs.</w:t>
       </w:r>
     </w:p>
     <w:p>
-      <w:r>
-        <w:t>Barbastellen föredrar ett halvöppet landskap med betes- och slåttermarker och gamla bondeskogar där den är speciellt inriktad på att ta fjärilar, framför allt småfjärilar, men även andra smådjursgrupper, t.ex. tvåvingar och spindlar. Bevarande av livsmiljöer är särskilt relevant i gammaldags utmarksskog eftersom det är en biotop som drastiskt minskat och hotas av skogsbruk. Om sådan skog kalavverkas och ersätts av ett plantageskogsbruk är förutsättningarna för förekomst av barbastell förstörda för lång tid framåt. Utvecklingen på Sydsvenska höglandet där huvuddelen av populationen finns är osäker och pågående landskapsförändringar befaras kunna leda till minskning med regionala och lokala försvinnande inom den kommande 21 års perioden. Minskningstakten för den svenska populationen bedöms vara nära gränsvärdet för Sårbar (VU). (A3c) (SLU Artdatabanken, 2024; Ahlén, 2015).</w:t>
+      <w:pPr>
+        <w:pStyle w:val="ListBullet"/>
+      </w:pPr>
+      <w:r>
+        <w:rPr>
+          <w:b/>
+          <w:i/>
+        </w:rPr>
+        <w:t xml:space="preserve">Kommentar: </w:t>
+      </w:r>
+      <w:r>
+        <w:t>I den avverkningsanmälda skogen har fridlysta arter sina livsmiljöer och växtplatser. Att skada de fridlysta arternas livsmiljöer, växtplatser eller ekologiska funktion är inte tillåtet enligt artskyddsförordningen.</w:t>
+      </w:r>
+      <w:r>
+        <w:rPr>
+          <w:i/>
+        </w:rPr>
+        <w:t xml:space="preserve"> EU:s medlemsländer och skogsbolag är skyldiga att agera i enlighet med EU:s fågeldirektiv där det uttryckligen står att direktivet gäller för fåglar samt för deras ägg, bon och </w:t>
+      </w:r>
+      <w:r>
+        <w:rPr>
+          <w:b/>
+          <w:i/>
+        </w:rPr>
+        <w:t xml:space="preserve">livsmiljöer </w:t>
+      </w:r>
+      <w:r>
+        <w:t>(artikel 1). Vidare att de åtgärder som vidtas inte får leda till en försämring av den nuvarande situationen beträffande bevarandet av de fågelarter som avses i artikel 1 (artikel 13).</w:t>
       </w:r>
     </w:p>
     <w:p>
@@ -298,10 +479,10 @@
         <w:rPr>
           <w:b/>
         </w:rPr>
-        <w:t>Dvärgpipistrell (§4a)</w:t>
-      </w:r>
-      <w:r>
-        <w:t xml:space="preserve"> omfattas av bilaga 4 EU:s art- och habitatdirektiv vilket innebär ett strikt skydd där arten och dess livsmiljöer ska bevaras. Arten förekommer i alla typer av glesare skogar men föredrar framförallt lövskog. Den födosöker inne bland träden och man hittar den i trädbärande beteshagar, i kantzoner mellan skog och odlingsmark, i närheten av vatten och i bymiljöer. Den undviker stora sammanhängande öppna miljöer såsom åkrar och hyggen. Skogsbruksåtgärder som leder till minskad förekomst av äldre, gles skog och då särskilt tillgång på hålträd och träd med löst sittande bark kan leda till brist på koloniplatser och viloplatser (SLU Artdatabanken, 2024; Skogsstyrelsen, 2016).</w:t>
+        <w:t xml:space="preserve">6.4 </w:t>
+      </w:r>
+      <w:r>
+        <w:t>Certifikatsinnehavaren ska skydda sällsynta arter och hotade arter samt deras livsmiljöer inom skogsbruksenheten. Det ska ske genom avsättningar, andra skyddade områden och genom att skapa konnektivitet och/eller genom andra direkta åtgärder som gynnar dessa arters överlevnad och livskraft. Åtgärderna ska stå i förhållande till brukandets skala, intensitet och risk, samt till sällsynta och hotade arters bevarandestatus och ekologiska krav. Certifikatsinnehavaren ska beakta den geografiska spridningen och ekologiska krav hos sällsynta och hotade arter utanför skogsbruksenhetens gränser när beslut om åtgärder inom skogsbruksenheten ska fattas.</w:t>
       </w:r>
     </w:p>
     <w:p>
@@ -309,124 +490,28 @@
         <w:rPr>
           <w:b/>
         </w:rPr>
-        <w:t>Fransfladdermus (NT, §4a)</w:t>
-      </w:r>
-      <w:r>
-        <w:t xml:space="preserve"> omfattas av bilaga 4 EU:s art- och habitatdirektiv vilket innebär ett strikt skydd för arten och dess livsmiljöer. Arten är känslig för fragmentering av skogsbiotoper och undviker att passera öppna områden. Avverkning av hålträd, dränering, minskad biotopvariation, till exempel igenplantering av ängs- och hagmark påverkar arten negativt och det är viktigt att bevara ett varierat landskap med inslag av sumpskogar och lövrika skogar intill vatten och vattendrag. Fransfladdermus är typisk art för </w:t>
+        <w:t xml:space="preserve">6.4.3 </w:t>
+      </w:r>
+      <w:r>
+        <w:t>Bevarandeåtgärder genomförs för de kända förekomster av rödlistade arter som påverkas av skogsbruk.</w:t>
+      </w:r>
+    </w:p>
+    <w:p>
+      <w:pPr>
+        <w:pStyle w:val="ListBullet"/>
+      </w:pPr>
+      <w:r>
+        <w:rPr>
+          <w:b/>
+          <w:i/>
+        </w:rPr>
+        <w:t xml:space="preserve">Kommentar: </w:t>
       </w:r>
       <w:r>
         <w:rPr>
           <w:i/>
         </w:rPr>
-        <w:t>8310 Grottor</w:t>
-      </w:r>
-      <w:r>
-        <w:t xml:space="preserve"> och </w:t>
-      </w:r>
-      <w:r>
-        <w:rPr>
-          <w:i/>
-        </w:rPr>
-        <w:t>8330 Havsgrottor</w:t>
-      </w:r>
-      <w:r>
-        <w:t xml:space="preserve"> (SLU Artdatabanken, 2024).</w:t>
-      </w:r>
-    </w:p>
-    <w:p>
-      <w:r>
-        <w:rPr>
-          <w:b/>
-        </w:rPr>
-        <w:t>Järpe (§4)</w:t>
-      </w:r>
-      <w:r>
-        <w:t xml:space="preserve">, som är upptagen i bilaga 1 och 2 EU:s fågeldirektiv, är mycket stationär inom sitt revir som är minst 25 hektar stort. Livsmiljöerna utgörs av tät barrskog med inblandning av lövträd och en väl utvecklad flerskiktad struktur med bärris och yngre eller undertryckta, täta granar i ett lägre skikt, ofta utmed bäckar och åar inne i den skyddande granskogen. Den överlever inte om dess livsmiljö kalavverkas och är även känslig för röjning, gallring och avverkning där unga granar och lövträd inte sparas i tillräcklig omfattning. Arten finns i sammanhängande grandominerad skog över hela Sverige men förekomsterna är betydligt glesare i Götaland än i övriga landet. Järpe är typisk art för </w:t>
-      </w:r>
-      <w:r>
-        <w:rPr>
-          <w:i/>
-        </w:rPr>
-        <w:t xml:space="preserve">9010 Taiga, 9080 Lövsumpskog </w:t>
-      </w:r>
-      <w:r>
-        <w:t xml:space="preserve">och </w:t>
-      </w:r>
-      <w:r>
-        <w:rPr>
-          <w:i/>
-        </w:rPr>
-        <w:t xml:space="preserve">9740 Skogsbevuxen myr </w:t>
-      </w:r>
-      <w:r>
-        <w:t>(SLU Artdatabanken, 2026).</w:t>
-      </w:r>
-    </w:p>
-    <w:p>
-      <w:r>
-        <w:rPr>
-          <w:b/>
-        </w:rPr>
-        <w:t>Nordfladdermus (NT, §4a)</w:t>
-      </w:r>
-      <w:r>
-        <w:t xml:space="preserve"> omfattas av bilaga 4 EU:s art- och habitatdirektiv vilket innebär ett strikt skydd där arten och dess livsmiljöer ska bevaras. Nordfladdermus föredrar variationsrik skog med förekomst av sjöar, vattendrag och våtmarker och hittas framförallt i halvöppna miljöer som trädbärande beteshagar och i kantzoner mellan skog och odlingsmark. Den undviker stora öppna områden som stora hyggen och större sammanhängande planteringar vilket minskar längden bryn och landskapets heterogenitet och därmed födotillgången och mängden lämpliga jaktplatser. Skogsbruksåtgärder som leder till minskad förekomst av äldre, gles skog och då särskilt tillgång på hålträd och träd med löst sittande bark kan leda till brist på koloniplatser och viloplatser. Nordfladdermus har minskat med 27,5 (5–50) % under de senaste 21 åren och minskningstakten för den svenska populationen bedöms vara nära gränsvärdet för Sårbar (VU). (A2bc) (SLU Artdatabanken, 2024; Skogsstyrelsen, 2016).</w:t>
-      </w:r>
-    </w:p>
-    <w:p>
-      <w:r>
-        <w:rPr>
-          <w:b/>
-        </w:rPr>
-        <w:t>Spillkråka (§4)</w:t>
-      </w:r>
-      <w:r>
-        <w:t xml:space="preserve"> omfattas av bilaga 1 i EU:s fågeldirektiv och är typisk art för </w:t>
-      </w:r>
-      <w:r>
-        <w:rPr>
-          <w:i/>
-        </w:rPr>
-        <w:t xml:space="preserve">9010 Taiga </w:t>
-      </w:r>
-      <w:r>
-        <w:t>och</w:t>
-      </w:r>
-      <w:r>
-        <w:rPr>
-          <w:i/>
-        </w:rPr>
-        <w:t xml:space="preserve"> 9740 Skogsbevuxen myr</w:t>
-      </w:r>
-      <w:r>
-        <w:t>. Den behöver grova träd, främst tall, asp och bok som boträd. Skogsbruk med korta omloppstider och täta, homogena ungskogar utgör det största hotet. Spillkråka är en nyckelart i skogliga miljöer vars övergivna bohål utnyttjas av flera andra hålhäckande fågelarter och fladdermöss, däribland pärluggla (EN, §4), knipa (§4), salskrake (§4) och skogsduva (§4). Hökuggla (VU, §4) och slaguggla (§4) häckar ofta i högstubbar som brutits av i höjd med ett gammalt spillkråkebo (SLU Artdatabanken, 2026; Skogsstyrelsen, 2016).</w:t>
-      </w:r>
-    </w:p>
-    <w:p>
-      <w:r>
-        <w:rPr>
-          <w:b/>
-        </w:rPr>
-        <w:t>Större brunfladdermus (§4a)</w:t>
-      </w:r>
-      <w:r>
-        <w:t xml:space="preserve"> omfattas av bilaga 4 EU:s art- och habitatdirektiv vilket innebär ett strikt skydd där arten och dess livsmiljöer ska bevaras. Den lever huvudsakligen i större skogsområden med gamla lövträdsbestånd, där den jagar i alla typer av öppna och halvöppna miljöer, ofta över stora sjöar och vattendrag, strandängar, betes- och slåttermarker. Under året utnyttjar fladdermössen många olika miljöer och ett effektivt bevarandearbete måste därför utgå från ett landskapsekologiskt perspektiv. Den viktigaste faktorn för om fladdermössen ska kunna leva i ett område är tillgången på föda i form av nattaktiva insekter. Ett bra hemområde måste erbjuda god födotillgång under hela aktivitetsperioden. Åtgärder som bevarar och gynnar en hög insektsproduktion är därför centrala. I ett varierat landskap med hög andel äldre lövträd, småvatten, sumpskogar, öppna våtmarker, ängar och betesmarker avlöser olika insektsgrupper varandra vilket gör att det hela tiden finns tillräckligt med föda. Gamla träd med grov bark, skador, håligheter eller döda delar bör lämnas och yngre träd (efterträdare) tillåtas finnas kvar och åldras för att säkra framtida förekomst av lämpliga yngelmiljöer. Övervintringsplatser måste skyddas effektivt från störningar (SLU Artdatabanken, 2024).</w:t>
-      </w:r>
-    </w:p>
-    <w:p>
-      <w:r>
-        <w:rPr>
-          <w:b/>
-        </w:rPr>
-        <w:t>Talltita (NT, §4)</w:t>
-      </w:r>
-      <w:r>
-        <w:t>, rödlistad som nära hotad och prioriterad art i Skogsvårdslagen, har häckningsrevir i anmälan. Arten har minskat kraftigt de senaste 30 åren och minskningstakten innevarande 10-årsperiod beräknas till 20 (10–30) %. Talltitan är synnerligen trogen sitt cirka 15 hektar stora revir och är beroende av flerskiktade olikåldriga skogar för att kunna föda upp sina ungar. Talltitan försvinner om dess livsmiljö kalavverkas (Eggers &amp; Low, 2014; Ekman, 1979; Griesser et al, 2007; Klein, 2020; Siffczyk et al, 2003; SLU Artdatabanken, 2021).</w:t>
-      </w:r>
-    </w:p>
-    <w:p>
-      <w:r>
-        <w:t>I BILAGA 1 finns mer detaljerad information om ekologi samt krav på livsmiljö hos fridlysta arter.</w:t>
+        <w:t>I det avverkningsanmälda skogsområdet har 11 naturvårdsarter varav 4 rödlistade arter sina livsmiljöer och växtplatser.</w:t>
       </w:r>
     </w:p>
     <w:p>
@@ -434,7 +519,7 @@
         <w:pStyle w:val="Heading2"/>
       </w:pPr>
       <w:r>
-        <w:t>Övriga naturvårdsarter</w:t>
+        <w:t>Ur Chain of Custody Certification (FSC-STD-40-004 ver 3.0)</w:t>
       </w:r>
     </w:p>
     <w:p>
@@ -442,10 +527,144 @@
         <w:rPr>
           <w:b/>
         </w:rPr>
-        <w:t xml:space="preserve">Blomkålssvamp </w:t>
-      </w:r>
-      <w:r>
-        <w:t>är en parasit och vednedbrytare som växer på rötter och basala stamdelar av tall, enstaka gånger även på lärk och gran. Träden är oftast mycket gamla, gärna 150–200 år eller äldre. När blomkålssvamp påträffas i skogslandskapet signalerar den vanligtvis skyddsvärda tallbestånd med höga naturvärden. Den är då främst knuten till gamla skogar, oftast tallnaturskogar och olika restbiotoper där det förekommer biologiskt gamla träd. Samtliga tallar med blomkålssvamp bör klassas som naturvårdsträd och lämnas som framtida ”evighetsträd” (Nitare &amp; Skogsstyrelsen, 2019).</w:t>
+        <w:t xml:space="preserve">1.3 </w:t>
+      </w:r>
+      <w:r>
+        <w:t xml:space="preserve">The organization shall commit to the FSC values as defined in FSC-POL-01-004 Policy for the Association of Organizations with FSC. </w:t>
+      </w:r>
+    </w:p>
+    <w:p>
+      <w:pPr>
+        <w:pStyle w:val="Heading2"/>
+      </w:pPr>
+      <w:r>
+        <w:t>Ur FSC:s policy för associerade organisationer (FSC-POL-01-004)</w:t>
+      </w:r>
+    </w:p>
+    <w:p>
+      <w:r>
+        <w:t xml:space="preserve">Som “Chain of Custody”-certifierad organisation är skogsbolaget bunden av de fastställda reglerna i Del 1 Punkt 1 c) i Policy för organisationer associerade med FSC (FSC-POL-01-004 V2-0 EN + SVE version 2012-03-02): </w:t>
+      </w:r>
+    </w:p>
+    <w:p>
+      <w:pPr>
+        <w:pStyle w:val="ListNumber"/>
+      </w:pPr>
+      <w:r>
+        <w:t>De organisationer FSC kan acceptera association med får inte direkt eller indirekt ha några kopplingar till nedanstående, oacceptabla aktiviteter:</w:t>
+      </w:r>
+    </w:p>
+    <w:p>
+      <w:pPr>
+        <w:ind w:left="357"/>
+      </w:pPr>
+      <w:r>
+        <w:t>a) Olaglig skogsavverkning och handel med olagligt avverkat virke eller skogsprodukter</w:t>
+      </w:r>
+    </w:p>
+    <w:p>
+      <w:pPr>
+        <w:ind w:left="357"/>
+      </w:pPr>
+      <w:r>
+        <w:t>...</w:t>
+      </w:r>
+    </w:p>
+    <w:p>
+      <w:pPr>
+        <w:ind w:left="357"/>
+      </w:pPr>
+      <w:r>
+        <w:t>c) Skogsbruk som förstör höga naturvärden</w:t>
+      </w:r>
+    </w:p>
+    <w:p>
+      <w:pPr>
+        <w:ind w:left="357"/>
+      </w:pPr>
+      <w:r>
+        <w:t>d) Betydande omvandling av skog till plantager eller annan, icke skoglig, markanvändning</w:t>
+      </w:r>
+    </w:p>
+    <w:p>
+      <w:pPr>
+        <w:pStyle w:val="ListBullet"/>
+      </w:pPr>
+      <w:r>
+        <w:rPr>
+          <w:b/>
+          <w:i/>
+        </w:rPr>
+        <w:t xml:space="preserve">Kommentar: </w:t>
+      </w:r>
+      <w:r>
+        <w:rPr>
+          <w:i/>
+        </w:rPr>
+        <w:t>Avverkning av skog med höga naturvärden samt skada på fridlysta arter strider både mot FSC Controlled Wood-standarden och FSC:s policy for associerade organisationer.</w:t>
+      </w:r>
+    </w:p>
+    <w:p>
+      <w:pPr>
+        <w:pStyle w:val="Heading2"/>
+      </w:pPr>
+      <w:r>
+        <w:t>Ur FSC Controlled Wood (FSC-STD-40-005)</w:t>
+      </w:r>
+    </w:p>
+    <w:p>
+      <w:r>
+        <w:t>Virke som inte accepteras i FSC-märkta produkter (oacceptabelt ursprung) enligt FSC Controlled Wood (FSC-STD-40-005):</w:t>
+      </w:r>
+    </w:p>
+    <w:p>
+      <w:pPr>
+        <w:pStyle w:val="ListNumber"/>
+      </w:pPr>
+      <w:r>
+        <w:t>Illegalt avverkat virke.</w:t>
+      </w:r>
+    </w:p>
+    <w:p>
+      <w:pPr>
+        <w:pStyle w:val="ListNumber"/>
+      </w:pPr>
+      <w:r>
+        <w:t>...</w:t>
+      </w:r>
+    </w:p>
+    <w:p>
+      <w:pPr>
+        <w:pStyle w:val="ListNumber"/>
+      </w:pPr>
+      <w:r>
+        <w:t>Virke från avverkningar som hotar höga naturvärden.</w:t>
+      </w:r>
+    </w:p>
+    <w:p>
+      <w:pPr>
+        <w:pStyle w:val="ListNumber"/>
+      </w:pPr>
+      <w:r>
+        <w:t>Virke från skog som konverteras till plantager eller icke-skogligt bruk.</w:t>
+      </w:r>
+    </w:p>
+    <w:p>
+      <w:pPr>
+        <w:pStyle w:val="ListBullet"/>
+      </w:pPr>
+      <w:r>
+        <w:rPr>
+          <w:b/>
+          <w:i/>
+        </w:rPr>
+        <w:t xml:space="preserve">Kommentar: </w:t>
+      </w:r>
+      <w:r>
+        <w:rPr>
+          <w:i/>
+        </w:rPr>
+        <w:t>Avverkning av skog med höga naturvärden samt skada på fridlysta arter strider både mot FSC Controlled Wood-standarden och FSC:s policy for associerade organisationer.</w:t>
       </w:r>
     </w:p>
     <w:p>
@@ -453,7 +672,76 @@
         <w:pStyle w:val="Heading1"/>
       </w:pPr>
       <w:r>
-        <w:t>Certifiering</w:t>
+        <w:t>Ur PEFC-standarden gällande lagefterlevnad</w:t>
+      </w:r>
+    </w:p>
+    <w:p>
+      <w:r>
+        <w:t>PEFC-standarden förutsätter att tillämplig svensk lagstiftning följs. Det är utsedd tillsynsmyndighet som ansvarar för tillsyn av lagens efterlevnad. PEFC-standarden återger innehållet i vissa certifieringskritiska lag- och föreskriftskrav vilka ska ingå i granskning av PEFC-systemets efterlevnad.</w:t>
+      </w:r>
+    </w:p>
+    <w:p>
+      <w:pPr>
+        <w:pStyle w:val="ListBullet"/>
+      </w:pPr>
+      <w:r>
+        <w:rPr>
+          <w:b/>
+          <w:i/>
+        </w:rPr>
+        <w:t xml:space="preserve">Kommentar: </w:t>
+      </w:r>
+      <w:r>
+        <w:rPr>
+          <w:i/>
+        </w:rPr>
+        <w:t>I den avverkningsanmälda skogen har fridlysta arter sina livsmiljöer och växtplatser. Att skada de fridlysta arternas livsmiljöer, växtplatser eller ekologiska funktion är inte tillåtet enligt artskyddsförordningen</w:t>
+      </w:r>
+    </w:p>
+    <w:p>
+      <w:r>
+        <w:br w:type="page"/>
+      </w:r>
+    </w:p>
+    <w:p>
+      <w:pPr>
+        <w:pStyle w:val="Title"/>
+      </w:pPr>
+      <w:r>
+        <w:t>BILAGA 1 – Fridlysta arter</w:t>
+      </w:r>
+    </w:p>
+    <w:p>
+      <w:pPr>
+        <w:pStyle w:val="Heading1"/>
+      </w:pPr>
+      <w:r>
+        <w:t>Barbastell – ekologi samt krav på livsmiljön</w:t>
+      </w:r>
+    </w:p>
+    <w:p>
+      <w:r>
+        <w:t>Barbastell (NT, §4a) omfattas av bilaga 2 och 4 EU:s art- och habitatdirektiv vilket innebär att arten och dess livsmiljöer är strikt skyddade samt att Natura 2000-områden ska inrättas. Barbastell är globalt rödlistad som nära hotad (NT) och i den europeiska rödlistan är den klassad som sårbar (VU). Den omfattas av ett åtgärdsprogram för hotade arter (ÅGP) och inför upprättandet av åtgärdsprogrammet för arten 2015, konstaterade EU-kommissionen att Sverige inte skyddat tillräckligt med områden för barbastell i boreal biogeografisk region (SLU Artdatabanken, 2024; IUCN, 2016; Ahlén, 2015).</w:t>
+      </w:r>
+    </w:p>
+    <w:p>
+      <w:r>
+        <w:t>Barbastellen förekommer från Skåne och Blekinge i söder till Västra Götaland och Östergötland i norr. Den föredrar ett halvöppet landskap med betes- och slåttermarker och gamla bondeskogar där den är speciellt inriktad på att ta fjärilar, framför allt småfjärilar, men även andra smådjursgrupper, t.ex. tvåvingar och spindlar.  Utvecklingen på Sydsvenska höglandet där huvuddelen av populationen finns är osäker och pågående landskapsförändringar befaras kunna leda till minskning med regionala och lokala försvinnande inom den kommande 21 års perioden. Minskningstakten för den svenska populationen bedöms vara nära gränsvärdet för Sårbar (VU). (A3c) (SLU Artdatabanken, 2024; Ahlén, 2015).</w:t>
+      </w:r>
+    </w:p>
+    <w:p>
+      <w:r>
+        <w:t>Kärnområdet i norra Småland och södra Östergötland kännetecknas av äldre genuin gårdsbebyggelse, ofta i byar med flera näraliggande gårdar och ladugårdar. I omgivningarna finns vanligen rikligt med äldre, grova tidigare hamlade träd och andra äldre lövträd, beteshagar och ängar, gärna med översilningsmark och kärr. Trädgårdar av äldre typ, icke alltför intensivt skötta, utgör också en viktig jaktbiotop. Barbastell jagar mest i närområdet kring kolonierna, men gör också regelbundet besök i skogsområdena runtom och jagar där bl.a. i äldre typ av skog som ännu bär spår av utmarksbete. Data från både västra och östra Småland visar att de regelbundet flyger minst 4 km från kolonimiljöerna. Mycket av dessa skogar har avverkats och ersatts av kalhyggen och planterade ungskogar vilket troligen är huvudorsaken till försvinnandet av flera kolonier och populationens tillbakagång i norra delen av utbredningsområdet (SLU Artdatabanken, 2024; Ahlén, 2015).</w:t>
+      </w:r>
+    </w:p>
+    <w:p>
+      <w:r>
+        <w:t>Eftersom det handlar om rörliga djur som snabbt förflyttar sig över stora områden, måste det inte alltid vara ett sammanhängande skyddat område utan huvudsaken är att man bevarar tillräcklig mängd viktiga miljöer i ett område på ca 15–20 km2. Bevarande av livsmiljöer är särskilt relevant i gammaldags utmarksskog eftersom det är en biotop som drastiskt minskat och hotas av skogsbruk. Om sådan skog kalavverkas och ersätts av ett plantageskogsbruk är förutsättningarna för förekomst av barbastell förstörda för lång tid framåt. Bevarandet av de miljöer som barbastellen är beroende av skogsbrukets och jordbrukets miljöhänsyn. Ett anpassat skogsbruk, med kontinuitetskogsbruk samt bevarande av brynmiljöer i skogs- och jordbrukslandskapet är viktiga åtgärder (SLU Artdatabanken, 2024; Ahlén, 2015).</w:t>
+      </w:r>
+    </w:p>
+    <w:p>
+      <w:r>
+        <w:t>Under året utnyttjar fladdermössen många olika miljöer och ett effektivt bevarandearbete måste därför utgå från ett landskapsekologiskt perspektiv. Den viktigaste faktorn för om fladdermössen ska kunna leva i ett område är tillgången på föda i form av nattaktiva insekter. Ett bra hemområde måste erbjuda god födotillgång under hela aktivitetsperioden. Åtgärder som bevarar och gynnar en hög insektsproduktion är därför centrala. I ett varierat landskap med hög andel äldre lövträd, småvatten, sumpskogar, öppna våtmarker, ängar och betesmarker avlöser olika insektsgrupper varandra vilket gör att det hela tiden finns tillräckligt med föda. En förändring från småskalig till mer storskalig fragmentering av skogsmark är negativt. Om insektsrika biotoper som fuktiga äldre skogar och betesmarker blir alltför glest förekommande så försvinner underlaget för att kunna bilda kolonier. Dränering av skogsmark, igenplantering av betesmarker, minskad lövrikedom, försämrad brynkvalitet är exempel på åtgärder som kan påverka habitatkvaliteten negativt. De viktigaste områdena för barbastellen bör säkras inom Natura 2000-nätverket enligt Habitatdirektivets bilaga 2 (SLU Artdatabanken, 2024; Ahlén, 2015).</w:t>
       </w:r>
     </w:p>
     <w:p>
@@ -461,100 +749,87 @@
         <w:pStyle w:val="Heading2"/>
       </w:pPr>
       <w:r>
-        <w:t>Ur FSC-standarden</w:t>
+        <w:t>Referenser – barbastell</w:t>
       </w:r>
     </w:p>
     <w:p>
       <w:r>
+        <w:t xml:space="preserve">Ahlén, I., 2015. </w:t>
+      </w:r>
+      <w:r>
         <w:rPr>
-          <w:b/>
+          <w:i/>
         </w:rPr>
-        <w:t xml:space="preserve">PRINCIP 1: LAGEFTERLEVNAD: </w:t>
-      </w:r>
-      <w:r>
-        <w:t>Certifikatsinnehavaren ska följa alla tillämpliga lagar, förordningar och nationellt ratificerade internationella avtal, konventioner och överenskommelser.</w:t>
+        <w:t>Åtgärdsprogram för barbastell, 2015–2019 (Barbastella barbastellus)</w:t>
+      </w:r>
+      <w:r>
+        <w:t>. Naturvårdsverket. Rapport: 6532.</w:t>
       </w:r>
     </w:p>
     <w:p>
       <w:r>
+        <w:t xml:space="preserve">IUCN, 2016. </w:t>
+      </w:r>
+      <w:r>
         <w:rPr>
-          <w:b/>
+          <w:i/>
         </w:rPr>
-        <w:t xml:space="preserve">1.3.1 </w:t>
-      </w:r>
-      <w:r>
-        <w:t>Tillämpliga lagar och föreskrifter för brukandet av skogen följs.</w:t>
+        <w:t>Barbastella barbastellus</w:t>
+      </w:r>
+      <w:r>
+        <w:t>. The IUCN Red List of Threatened Species.</w:t>
+      </w:r>
+    </w:p>
+    <w:p>
+      <w:r>
+        <w:t xml:space="preserve">SLU Artdatabanken, 2024. </w:t>
+      </w:r>
+      <w:r>
+        <w:rPr>
+          <w:i/>
+        </w:rPr>
+        <w:t>Artfakta: barbastell (Barbastella barbastellus).</w:t>
       </w:r>
     </w:p>
     <w:p>
       <w:pPr>
-        <w:pStyle w:val="ListBullet"/>
+        <w:pStyle w:val="Heading1"/>
       </w:pPr>
       <w:r>
-        <w:rPr>
-          <w:b/>
-          <w:i/>
-        </w:rPr>
-        <w:t xml:space="preserve">Kommentar: </w:t>
-      </w:r>
-      <w:r>
-        <w:t>I den avverkningsanmälda skogen har fridlysta arter sina livsmiljöer och växtplatser. Att skada de fridlysta arternas livsmiljöer, växtplatser eller ekologiska funktion är inte tillåtet enligt artskyddsförordningen.</w:t>
+        <w:t>Fransfladdermus – ekologi samt krav på livsmiljön</w:t>
+      </w:r>
+    </w:p>
+    <w:p>
+      <w:r>
+        <w:t>Fransfladdermus (NT, §4a) omfattas av bilaga 4 EU:s art- och habitatdirektiv vilket innebär ett strikt skydd för arten och dess livsmiljöer. Arten är skogslevande och undviker att flyga i öppna områden. Den förekommer i barr- och lövskog, ofta nära vattendrag eller sumpskog. Den föredrar lite blötare lövrik skog, men påträffas även i trädgårdar och parker, ibland också i lövrika hagmarker (SLU Artdatabanken, 2024).</w:t>
+      </w:r>
+    </w:p>
+    <w:p>
+      <w:r>
+        <w:t>Arten är känslig för fragmentering av skogsbiotoper och undviker att passera öppna områden. Avverkning av hålträd, dränering, minskad biotopvariation, till exempel igenplantering av ängs- och hagmark påverkar arten negativt. Gamla träd med grov bark, skador, håligheter eller döda delar bör lämnas och yngre träd (efterträdare) tillåtas finnas kvar och åldras för att säkra framtida förekomst av lämpliga yngelmiljöer. För fransfladdermus är det särskilt värdefullt att bevara eller skapa lövrika skogar vid vattendrag och sumpskogar med många ihåliga träd samt bevara äldre byggnader som gamla kvarnar och andra byggnader med valvgångar, kanaler och stenbroar mm (SLU Artdatabanken, 2024).</w:t>
+      </w:r>
+    </w:p>
+    <w:p>
+      <w:r>
+        <w:t xml:space="preserve">Under året utnyttjar fladdermöss många olika miljöer och ett effektivt bevarandearbete måste därför utgå från ett landskapsekologiskt perspektiv. Ett varierat landskap med hög andel äldre lövträd, småvatten, sumpskogar, öppna våtmarker, ängar och betesmarker gynnar insektsproduktion vilket skapar förutsättningar för fladdermöss att hitta tillräckligt med föda. Fransfladdermus är typisk art för </w:t>
       </w:r>
       <w:r>
         <w:rPr>
           <w:i/>
         </w:rPr>
-        <w:t xml:space="preserve"> EU:s medlemsländer och skogsbolag är skyldiga att agera i enlighet med EU:s fågeldirektiv där det uttryckligen står att direktivet gäller för fåglar samt för deras ägg, bon och </w:t>
-      </w:r>
-      <w:r>
-        <w:rPr>
-          <w:b/>
-          <w:i/>
-        </w:rPr>
-        <w:t xml:space="preserve">livsmiljöer </w:t>
-      </w:r>
-      <w:r>
-        <w:t>(artikel 1). Vidare att de åtgärder som vidtas inte får leda till en försämring av den nuvarande situationen beträffande bevarandet av de fågelarter som avses i artikel 1 (artikel 13).</w:t>
-      </w:r>
-    </w:p>
-    <w:p>
-      <w:r>
-        <w:rPr>
-          <w:b/>
-        </w:rPr>
-        <w:t xml:space="preserve">6.4 </w:t>
-      </w:r>
-      <w:r>
-        <w:t>Certifikatsinnehavaren ska skydda sällsynta arter och hotade arter samt deras livsmiljöer inom skogsbruksenheten. Det ska ske genom avsättningar, andra skyddade områden och genom att skapa konnektivitet och/eller genom andra direkta åtgärder som gynnar dessa arters överlevnad och livskraft. Åtgärderna ska stå i förhållande till brukandets skala, intensitet och risk, samt till sällsynta och hotade arters bevarandestatus och ekologiska krav. Certifikatsinnehavaren ska beakta den geografiska spridningen och ekologiska krav hos sällsynta och hotade arter utanför skogsbruksenhetens gränser när beslut om åtgärder inom skogsbruksenheten ska fattas.</w:t>
-      </w:r>
-    </w:p>
-    <w:p>
-      <w:r>
-        <w:rPr>
-          <w:b/>
-        </w:rPr>
-        <w:t xml:space="preserve">6.4.3 </w:t>
-      </w:r>
-      <w:r>
-        <w:t>Bevarandeåtgärder genomförs för de kända förekomster av rödlistade arter som påverkas av skogsbruk.</w:t>
-      </w:r>
-    </w:p>
-    <w:p>
-      <w:pPr>
-        <w:pStyle w:val="ListBullet"/>
-      </w:pPr>
-      <w:r>
-        <w:rPr>
-          <w:b/>
-          <w:i/>
-        </w:rPr>
-        <w:t xml:space="preserve">Kommentar: </w:t>
+        <w:t>8310 Grottor</w:t>
+      </w:r>
+      <w:r>
+        <w:t xml:space="preserve"> och </w:t>
       </w:r>
       <w:r>
         <w:rPr>
           <w:i/>
         </w:rPr>
-        <w:t>I det avverkningsanmälda skogsområdet har 11 naturvårdsarter varav 4 rödlistade arter sina livsmiljöer och växtplatser.</w:t>
+        <w:t>8330 Havsgrottor</w:t>
+      </w:r>
+      <w:r>
+        <w:t xml:space="preserve"> (SLU Artdatabanken, 2024).</w:t>
       </w:r>
     </w:p>
     <w:p>
@@ -562,18 +837,53 @@
         <w:pStyle w:val="Heading2"/>
       </w:pPr>
       <w:r>
-        <w:t>Ur Chain of Custody Certification (FSC-STD-40-004 ver 3.0)</w:t>
+        <w:t>Referenser – fransfladdermus</w:t>
       </w:r>
     </w:p>
     <w:p>
       <w:r>
+        <w:t>SLU Artdatabanken, 2024.</w:t>
+      </w:r>
+      <w:r>
         <w:rPr>
-          <w:b/>
+          <w:i/>
         </w:rPr>
-        <w:t xml:space="preserve">1.3 </w:t>
-      </w:r>
-      <w:r>
-        <w:t xml:space="preserve">The organization shall commit to the FSC values as defined in FSC-POL-01-004 Policy for the Association of Organizations with FSC. </w:t>
+        <w:t xml:space="preserve"> Artfakta: fransfladdermus (Myotis nattereri)</w:t>
+      </w:r>
+      <w:r>
+        <w:t>.</w:t>
+      </w:r>
+      <w:r>
+        <w:rPr>
+          <w:i/>
+        </w:rPr>
+        <w:t xml:space="preserve"> </w:t>
+      </w:r>
+      <w:r>
+        <w:t>https://artfakta.se/taxa/100087</w:t>
+      </w:r>
+    </w:p>
+    <w:p>
+      <w:pPr>
+        <w:pStyle w:val="Heading1"/>
+      </w:pPr>
+      <w:r>
+        <w:t>Nordfladdermus – ekologi samt krav på livsmiljön</w:t>
+      </w:r>
+    </w:p>
+    <w:p>
+      <w:r>
+        <w:t>Nordfladdermus (NT, §4a) omfattas av bilaga 4 EU:s art- och habitatdirektiv vilket innebär ett strikt skydd för arten och dess livsmiljöer. Arten har minskat med 27,5 (5–50) % under de senaste 21 åren och minskningstakten för den svenska populationen bedöms vara nära gränsvärdet för Sårbar (VU). (A2bc) (SLU Artdatabanken, 2024).</w:t>
+      </w:r>
+    </w:p>
+    <w:p>
+      <w:r>
+        <w:t>Nordfladdermus föredrar variationsrik skog med förekomst av sjöar, vattendrag och våtmarker och hittas framförallt i halvöppna miljöer som trädbärande beteshagar och i kantzoner mellan skog och odlingsmark. Den undviker stora öppna områden som stora hyggen och större sammanhängande planteringar vilket minskar längden bryn och landskapets heterogenitet och därmed födotillgången och mängden lämpliga jaktplatser. Skogsbruksåtgärder som leder till minskad förekomst av äldre, gles skog och då särskilt tillgång på hålträd och träd med löst sittande bark kan leda till brist på koloniplatser och viloplatser (SLU Artdatabanken, 2024; Skogsstyrelsen, 2016).</w:t>
+      </w:r>
+    </w:p>
+    <w:p>
+      <w:r>
+        <w:t>Fladdermöss är beroende av hänsyn på landskapsnivå och det är viktigt att alla typer av vatten och våtmarker samt fuktiga skogspartier återställs och bevaras. Sväm- och sumpskog ska alltid sparas, och äldre lövmiljöer bör alltid sparas för födosök, koloniplatser och viloplatser. Utöver kantzoner mot vatten och våtmarker bör tillräckligt breda skyddszoner av uppväxt skog sparas för att skapa och bevara vindskyddade födosöksmiljöer. Genom att binda samman befintliga skogsbestånd med korridorer av uppvuxen skog skapas ett fladdermusvänligt landskap (SLU Artdatabanken, 2024; Skogsstyrelsen, 2016).</w:t>
       </w:r>
     </w:p>
     <w:p>
@@ -581,70 +891,63 @@
         <w:pStyle w:val="Heading2"/>
       </w:pPr>
       <w:r>
-        <w:t>Ur FSC:s policy för associerade organisationer (FSC-POL-01-004)</w:t>
+        <w:t>Referenser – nordfladdermus</w:t>
       </w:r>
     </w:p>
     <w:p>
       <w:r>
-        <w:t xml:space="preserve">Som “Chain of Custody”-certifierad organisation är skogsbolaget bunden av de fastställda reglerna i Del 1 Punkt 1 c) i Policy för organisationer associerade med FSC (FSC-POL-01-004 V2-0 EN + SVE version 2012-03-02): </w:t>
+        <w:t xml:space="preserve">Skogsstyrelsen, 2016. </w:t>
+      </w:r>
+      <w:r>
+        <w:rPr>
+          <w:i/>
+        </w:rPr>
+        <w:t xml:space="preserve">Vägledning för hänsyn till nordfladdermus. </w:t>
+      </w:r>
+      <w:r>
+        <w:t>Vägledningar och kunskapsstöd artskydd - Skogsstyrelsen</w:t>
+      </w:r>
+    </w:p>
+    <w:p>
+      <w:r>
+        <w:t>SLU Artdatabanken, 2024.</w:t>
+      </w:r>
+      <w:r>
+        <w:rPr>
+          <w:i/>
+        </w:rPr>
+        <w:t xml:space="preserve">  Artfakta: nordfladdermus (Eptesicus nilssonii). </w:t>
+      </w:r>
+      <w:r>
+        <w:t>https://artfakta.se/taxa/205998</w:t>
       </w:r>
     </w:p>
     <w:p>
       <w:pPr>
-        <w:pStyle w:val="ListNumber"/>
+        <w:pStyle w:val="Heading1"/>
       </w:pPr>
       <w:r>
-        <w:t>De organisationer FSC kan acceptera association med får inte direkt eller indirekt ha några kopplingar till nedanstående, oacceptabla aktiviteter:</w:t>
+        <w:t>Talltita – ekologi samt krav på livsmiljön</w:t>
       </w:r>
     </w:p>
     <w:p>
-      <w:pPr>
-        <w:ind w:left="357"/>
-      </w:pPr>
-      <w:r>
-        <w:t>a) Olaglig skogsavverkning och handel med olagligt avverkat virke eller skogsprodukter</w:t>
+      <w:r>
+        <w:t>Talltita är rödlistad som NT, fridlyst och prioriterad art i Skogsvårdslagen. Den omfattas av EU:s fågeldirektiv. Arten har minskat kraftigt de senaste 30 åren och minskningstakten innevarande 10-årsperiod beräknas till 20 (10–30) % (SLU Artdatabanken, 2022).</w:t>
       </w:r>
     </w:p>
     <w:p>
-      <w:pPr>
-        <w:ind w:left="357"/>
-      </w:pPr>
-      <w:r>
-        <w:t>...</w:t>
+      <w:r>
+        <w:t>Talltita föredrar större sammanhängande barrskogar, och finns såväl i tallskog som granskog och i lövblandad barrskog. Skogens struktur är viktig och ska helst vara flerskiktad med riklig underväxt av mindre granar, björk och andra lövträd och buskar. Tillgång på murknande högstubbar är särskilt viktig, eftersom talltitan helst själv hackar ut sitt bohål (SLU Artdatabanken, 2022).</w:t>
       </w:r>
     </w:p>
     <w:p>
-      <w:pPr>
-        <w:ind w:left="357"/>
-      </w:pPr>
-      <w:r>
-        <w:t>c) Skogsbruk som förstör höga naturvärden</w:t>
+      <w:r>
+        <w:t>Det finns flera studier som visar att talltita är känslig för gallring och inte överlever när dess livsmiljö kalavverkas (Eggers and Low, 2014; Griesser et al., 2007; Klein, 2020). Talltitans revir är förhållandevis stora, 10–20 hektar och arten missgynnas när skogen fragmenteras. Kalavverkning av större delar av reviret innebär att det överges (Artdatabanken, 2021).</w:t>
       </w:r>
     </w:p>
     <w:p>
-      <w:pPr>
-        <w:ind w:left="357"/>
-      </w:pPr>
-      <w:r>
-        <w:t>d) Betydande omvandling av skog till plantager eller annan, icke skoglig, markanvändning</w:t>
-      </w:r>
-    </w:p>
-    <w:p>
-      <w:pPr>
-        <w:pStyle w:val="ListBullet"/>
-      </w:pPr>
-      <w:r>
-        <w:rPr>
-          <w:b/>
-          <w:i/>
-        </w:rPr>
-        <w:t xml:space="preserve">Kommentar: </w:t>
-      </w:r>
-      <w:r>
-        <w:rPr>
-          <w:i/>
-        </w:rPr>
-        <w:t>Avverkning av skog med höga naturvärden samt skada på fridlysta arter strider både mot FSC Controlled Wood-standarden och FSC:s policy for associerade organisationer.</w:t>
+      <w:r>
+        <w:t>Talltitan är synnerligen trogen sitt revir så länge paret lever och biotopen förblir intakt. Paret stannar i sitt revir året om. En förlust av ett revir har därför en stor inverkan på den lokala populationen och trakthyggesbruket anses vara orsak till den svenska populationens kraftiga minskning. Talltiteparets revirtrohet innebär att närhelst under året man observerar en adult talltita så ingår denna plats i reviret (Siffczyk et al., 2003; Ekman, 1979).</w:t>
       </w:r>
     </w:p>
     <w:p>
@@ -652,62 +955,91 @@
         <w:pStyle w:val="Heading2"/>
       </w:pPr>
       <w:r>
-        <w:t>Ur FSC Controlled Wood (FSC-STD-40-005)</w:t>
+        <w:t>Referenser – talltita</w:t>
       </w:r>
     </w:p>
     <w:p>
       <w:r>
-        <w:t>Virke som inte accepteras i FSC-märkta produkter (oacceptabelt ursprung) enligt FSC Controlled Wood (FSC-STD-40-005):</w:t>
-      </w:r>
-    </w:p>
-    <w:p>
-      <w:pPr>
-        <w:pStyle w:val="ListNumber"/>
-      </w:pPr>
-      <w:r>
-        <w:t>Illegalt avverkat virke.</w:t>
-      </w:r>
-    </w:p>
-    <w:p>
-      <w:pPr>
-        <w:pStyle w:val="ListNumber"/>
-      </w:pPr>
-      <w:r>
-        <w:t>...</w:t>
-      </w:r>
-    </w:p>
-    <w:p>
-      <w:pPr>
-        <w:pStyle w:val="ListNumber"/>
-      </w:pPr>
-      <w:r>
-        <w:t>Virke från avverkningar som hotar höga naturvärden.</w:t>
-      </w:r>
-    </w:p>
-    <w:p>
-      <w:pPr>
-        <w:pStyle w:val="ListNumber"/>
-      </w:pPr>
-      <w:r>
-        <w:t>Virke från skog som konverteras till plantager eller icke-skogligt bruk.</w:t>
-      </w:r>
-    </w:p>
-    <w:p>
-      <w:pPr>
-        <w:pStyle w:val="ListBullet"/>
-      </w:pPr>
-      <w:r>
-        <w:rPr>
-          <w:b/>
-          <w:i/>
-        </w:rPr>
-        <w:t xml:space="preserve">Kommentar: </w:t>
+        <w:t xml:space="preserve">Eggers, S., Low, M., 2014. </w:t>
       </w:r>
       <w:r>
         <w:rPr>
           <w:i/>
         </w:rPr>
-        <w:t>Avverkning av skog med höga naturvärden samt skada på fridlysta arter strider både mot FSC Controlled Wood-standarden och FSC:s policy for associerade organisationer.</w:t>
+        <w:t xml:space="preserve">Differential demographic responses of sympatric Parids to vegetation management in boreal forest. </w:t>
+      </w:r>
+      <w:r>
+        <w:t>For. Ecol. Manage. 319, 169–175.</w:t>
+      </w:r>
+    </w:p>
+    <w:p>
+      <w:r>
+        <w:t xml:space="preserve">Ekman, J., 1979. </w:t>
+      </w:r>
+      <w:r>
+        <w:rPr>
+          <w:i/>
+        </w:rPr>
+        <w:t xml:space="preserve">Coherence, composition and territories of winter social groups of the Willow Tit Parus montanus and the Crested Tit P. cristatus. </w:t>
+      </w:r>
+      <w:r>
+        <w:t>Ornis Scandinavica, 10, pp 56–68</w:t>
+      </w:r>
+    </w:p>
+    <w:p>
+      <w:r>
+        <w:t xml:space="preserve">Griesser, M., Nystrand, M., Eggers, S., Ekman, J., 2007. </w:t>
+      </w:r>
+      <w:r>
+        <w:rPr>
+          <w:i/>
+        </w:rPr>
+        <w:t xml:space="preserve">Impact of forestry practices on fitness correlates and population productivity in an open-nesting bird species. </w:t>
+      </w:r>
+      <w:r>
+        <w:t>Conserv. Biol. 21, 767–774. https://doi.org/10.1111/j.1523- 1739.2007.00675.x</w:t>
+      </w:r>
+    </w:p>
+    <w:p>
+      <w:r>
+        <w:t xml:space="preserve">Klein, J., 2020. </w:t>
+      </w:r>
+      <w:r>
+        <w:rPr>
+          <w:i/>
+        </w:rPr>
+        <w:t xml:space="preserve">The forgotten forest – On thinning, retention, and biodiversity in the boreal forest. </w:t>
+      </w:r>
+      <w:r>
+        <w:t>Doctoral Thesis No. 2020:50</w:t>
+      </w:r>
+    </w:p>
+    <w:p>
+      <w:r>
+        <w:t xml:space="preserve">Siffczyk, C., Brotons, L., Kangas, K., Orell, M., 2003. </w:t>
+      </w:r>
+      <w:r>
+        <w:rPr>
+          <w:i/>
+        </w:rPr>
+        <w:t xml:space="preserve">Home range size of willow tits. </w:t>
+      </w:r>
+      <w:r>
+        <w:t>Oecologica, 136, 635–642 (2003)</w:t>
+      </w:r>
+    </w:p>
+    <w:p>
+      <w:r>
+        <w:t xml:space="preserve">SLU Artdatabanken, 2021. </w:t>
+      </w:r>
+      <w:r>
+        <w:rPr>
+          <w:i/>
+        </w:rPr>
+        <w:t xml:space="preserve">Artfaktablad. Naturvård – artfakta. </w:t>
+      </w:r>
+      <w:r>
+        <w:t>SLU Artdatabanken, Uppsala</w:t>
       </w:r>
     </w:p>
     <w:p>
@@ -715,43 +1047,57 @@
         <w:pStyle w:val="Heading1"/>
       </w:pPr>
       <w:r>
-        <w:t>Ur PEFC-standarden gällande lagefterlevnad</w:t>
+        <w:t>Järpe – ekologi samt krav på livsmiljön</w:t>
       </w:r>
     </w:p>
     <w:p>
       <w:r>
-        <w:t>PEFC-standarden förutsätter att tillämplig svensk lagstiftning följs. Det är utsedd tillsynsmyndighet som ansvarar för tillsyn av lagens efterlevnad. PEFC-standarden återger innehållet i vissa certifieringskritiska lag- och föreskriftskrav vilka ska ingå i granskning av PEFC-systemets efterlevnad.</w:t>
+        <w:t>Järpe är fridlyst enligt 4§ artskyddsförordningen och upptagen i bilaga 1 och 2 EU:s fågeldirektiv. Den finns i sammanhängande grandominerad skog över hela Sverige men förekomsterna är betydligt glesare i Götaland än i övriga landet. Järpen har sina livsmiljöer i tät barrskog med inblandning av lövträd och en väl utvecklad flerskiktad struktur med bärris och yngre eller undertryckta, täta granar i ett lägre skikt, ofta utmed bäckar och åar inne i den skyddande granskogen (SLU Artdatabanken, 2026).</w:t>
+      </w:r>
+    </w:p>
+    <w:p>
+      <w:r>
+        <w:t xml:space="preserve">Arten behöver lämpliga skogsbestånd om sammanlagt minst 25 hektar. Den är mycket stationär inom sitt revir och när ett par etablerat sig stannar de så länge miljön är intakt. Den undviker öppen mark och förﬂyttar sig sällan över större öppna myrar eller åkermark, och är därför känslig för fragmentering. Järpen överlever inte om dess livsmiljö kalavverkas och är även känslig för röjning, gallring och avverkning där unga granar och lövträd inte sparas i tillräcklig omfattning.  Järpe är typisk art för </w:t>
+      </w:r>
+      <w:r>
+        <w:rPr>
+          <w:i/>
+        </w:rPr>
+        <w:t>9010 Taiga, 9740 Skogsbevuxen myr</w:t>
+      </w:r>
+      <w:r>
+        <w:t xml:space="preserve"> och </w:t>
+      </w:r>
+      <w:r>
+        <w:rPr>
+          <w:i/>
+        </w:rPr>
+        <w:t>9080 Lövsumpskog</w:t>
+      </w:r>
+      <w:r>
+        <w:t xml:space="preserve"> (SLU Artdatabanken, 2026).</w:t>
       </w:r>
     </w:p>
     <w:p>
       <w:pPr>
-        <w:pStyle w:val="ListBullet"/>
+        <w:pStyle w:val="Heading2"/>
       </w:pPr>
       <w:r>
-        <w:rPr>
-          <w:b/>
-          <w:i/>
-        </w:rPr>
-        <w:t xml:space="preserve">Kommentar: </w:t>
+        <w:t>Referenser – järpe</w:t>
+      </w:r>
+    </w:p>
+    <w:p>
+      <w:r>
+        <w:t xml:space="preserve">SLU Artdatabanken, 2026. </w:t>
       </w:r>
       <w:r>
         <w:rPr>
           <w:i/>
         </w:rPr>
-        <w:t>I den avverkningsanmälda skogen har fridlysta arter sina livsmiljöer och växtplatser. Att skada de fridlysta arternas livsmiljöer, växtplatser eller ekologiska funktion är inte tillåtet enligt artskyddsförordningen</w:t>
-      </w:r>
-    </w:p>
-    <w:p>
-      <w:r>
-        <w:br w:type="page"/>
-      </w:r>
-    </w:p>
-    <w:p>
-      <w:pPr>
-        <w:pStyle w:val="Title"/>
-      </w:pPr>
-      <w:r>
-        <w:t>BILAGA 1 – Fridlysta arter</w:t>
+        <w:t xml:space="preserve">Artfaktablad. Naturvård – artfakta. </w:t>
+      </w:r>
+      <w:r>
+        <w:t>SLU Artdatabanken, Uppsala</w:t>
       </w:r>
     </w:p>
     <w:p>
@@ -759,32 +1105,35 @@
         <w:pStyle w:val="Heading1"/>
       </w:pPr>
       <w:r>
-        <w:t>Barbastell – ekologi samt krav på livsmiljön</w:t>
+        <w:t>Spillkråka – ekologi samt krav på livsmiljön</w:t>
       </w:r>
     </w:p>
     <w:p>
       <w:r>
-        <w:t>Barbastell (NT, §4a) omfattas av bilaga 2 och 4 EU:s art- och habitatdirektiv vilket innebär att arten och dess livsmiljöer är strikt skyddade samt att Natura 2000-områden ska inrättas. Barbastell är globalt rödlistad som nära hotad (NT) och i den europeiska rödlistan är den klassad som sårbar (VU). Den omfattas av ett åtgärdsprogram för hotade arter (ÅGP) och inför upprättandet av åtgärdsprogrammet för arten 2015, konstaterade EU-kommissionen att Sverige inte skyddat tillräckligt med områden för barbastell i boreal biogeografisk region (SLU Artdatabanken, 2024; IUCN, 2016; Ahlén, 2015).</w:t>
+        <w:t xml:space="preserve">Spillkråka (§4) ingår i bilaga 1 EU:s fågeldirektiv och är typisk art för </w:t>
+      </w:r>
+      <w:r>
+        <w:rPr>
+          <w:i/>
+        </w:rPr>
+        <w:t xml:space="preserve">9010 Taiga </w:t>
+      </w:r>
+      <w:r>
+        <w:t>och</w:t>
+      </w:r>
+      <w:r>
+        <w:rPr>
+          <w:i/>
+        </w:rPr>
+        <w:t xml:space="preserve"> 9740 Skogsbevuxen myr</w:t>
+      </w:r>
+      <w:r>
+        <w:t>. Den lever i både barr- och blandskog liksom i ren lövskog. De tätaste populationerna tenderar att finnas i äldre, variationsrik blandskog med gott om död ved och gamla träd. Varje par utnyttjar 400–1000 hektar skog beroende på skogens kvalitet. Skogsbruk med korta omloppstider och täta, homogena ungskogar utgör det största hotet (SLU Artdatabanken, 2026).</w:t>
       </w:r>
     </w:p>
     <w:p>
       <w:r>
-        <w:t>Barbastellen förekommer från Skåne och Blekinge i söder till Västra Götaland och Östergötland i norr. Den föredrar ett halvöppet landskap med betes- och slåttermarker och gamla bondeskogar där den är speciellt inriktad på att ta fjärilar, framför allt småfjärilar, men även andra smådjursgrupper, t.ex. tvåvingar och spindlar.  Utvecklingen på Sydsvenska höglandet där huvuddelen av populationen finns är osäker och pågående landskapsförändringar befaras kunna leda till minskning med regionala och lokala försvinnande inom den kommande 21 års perioden. Minskningstakten för den svenska populationen bedöms vara nära gränsvärdet för Sårbar (VU). (A3c) (SLU Artdatabanken, 2024; Ahlén, 2015).</w:t>
-      </w:r>
-    </w:p>
-    <w:p>
-      <w:r>
-        <w:t>Kärnområdet i norra Småland och södra Östergötland kännetecknas av äldre genuin gårdsbebyggelse, ofta i byar med flera näraliggande gårdar och ladugårdar. I omgivningarna finns vanligen rikligt med äldre, grova tidigare hamlade träd och andra äldre lövträd, beteshagar och ängar, gärna med översilningsmark och kärr. Trädgårdar av äldre typ, icke alltför intensivt skötta, utgör också en viktig jaktbiotop. Barbastell jagar mest i närområdet kring kolonierna, men gör också regelbundet besök i skogsområdena runtom och jagar där bl.a. i äldre typ av skog som ännu bär spår av utmarksbete. Data från både västra och östra Småland visar att de regelbundet flyger minst 4 km från kolonimiljöerna. Mycket av dessa skogar har avverkats och ersatts av kalhyggen och planterade ungskogar vilket troligen är huvudorsaken till försvinnandet av flera kolonier och populationens tillbakagång i norra delen av utbredningsområdet (SLU Artdatabanken, 2024; Ahlén, 2015).</w:t>
-      </w:r>
-    </w:p>
-    <w:p>
-      <w:r>
-        <w:t>Eftersom det handlar om rörliga djur som snabbt förflyttar sig över stora områden, måste det inte alltid vara ett sammanhängande skyddat område utan huvudsaken är att man bevarar tillräcklig mängd viktiga miljöer i ett område på ca 15–20 km2. Bevarande av livsmiljöer är särskilt relevant i gammaldags utmarksskog eftersom det är en biotop som drastiskt minskat och hotas av skogsbruk. Om sådan skog kalavverkas och ersätts av ett plantageskogsbruk är förutsättningarna för förekomst av barbastell förstörda för lång tid framåt. Bevarandet av de miljöer som barbastellen är beroende av skogsbrukets och jordbrukets miljöhänsyn. Ett anpassat skogsbruk, med kontinuitetskogsbruk samt bevarande av brynmiljöer i skogs- och jordbrukslandskapet är viktiga åtgärder (SLU Artdatabanken, 2024; Ahlén, 2015).</w:t>
-      </w:r>
-    </w:p>
-    <w:p>
-      <w:r>
-        <w:t>Under året utnyttjar fladdermössen många olika miljöer och ett effektivt bevarandearbete måste därför utgå från ett landskapsekologiskt perspektiv. Den viktigaste faktorn för om fladdermössen ska kunna leva i ett område är tillgången på föda i form av nattaktiva insekter. Ett bra hemområde måste erbjuda god födotillgång under hela aktivitetsperioden. Åtgärder som bevarar och gynnar en hög insektsproduktion är därför centrala. I ett varierat landskap med hög andel äldre lövträd, småvatten, sumpskogar, öppna våtmarker, ängar och betesmarker avlöser olika insektsgrupper varandra vilket gör att det hela tiden finns tillräckligt med föda. En förändring från småskalig till mer storskalig fragmentering av skogsmark är negativt. Om insektsrika biotoper som fuktiga äldre skogar och betesmarker blir alltför glest förekommande så försvinner underlaget för att kunna bilda kolonier. Dränering av skogsmark, igenplantering av betesmarker, minskad lövrikedom, försämrad brynkvalitet är exempel på åtgärder som kan påverka habitatkvaliteten negativt. De viktigaste områdena för barbastellen bör säkras inom Natura 2000-nätverket enligt Habitatdirektivets bilaga 2 (SLU Artdatabanken, 2024; Ahlén, 2015).</w:t>
+        <w:t>Spillkråka är en nyckelart i skogliga miljöer vars övergivna bohål utnyttjas av flera andra hålhäckande fågelarter och fladdermöss, däribland pärluggla (EN, §4), knipa (§4), salskrake (§4) och skogsduva (§4). Hökuggla (VU, §4) och slaguggla (§4) häckar ofta i högstubbar som brutits av i höjd med ett gammalt spillkråkebo (Skogsstyrelsen, 2016).</w:t>
       </w:r>
     </w:p>
     <w:p>
@@ -792,46 +1141,35 @@
         <w:pStyle w:val="Heading2"/>
       </w:pPr>
       <w:r>
-        <w:t>Referenser – barbastell</w:t>
+        <w:t>Referenser – spillkråka</w:t>
       </w:r>
     </w:p>
     <w:p>
       <w:r>
-        <w:t xml:space="preserve">Ahlén, I., 2015. </w:t>
+        <w:t xml:space="preserve">Skogsstyrelsen, 2016. </w:t>
       </w:r>
       <w:r>
         <w:rPr>
           <w:i/>
         </w:rPr>
-        <w:t>Åtgärdsprogram för barbastell, 2015–2019 (Barbastella barbastellus)</w:t>
-      </w:r>
-      <w:r>
-        <w:t>. Naturvårdsverket. Rapport: 6532.</w:t>
+        <w:t xml:space="preserve">Vägledning för hänsyn till spillkråka. </w:t>
+      </w:r>
+      <w:r>
+        <w:t>Vägledningar och kunskapsstöd artskydd – Skogsstyrelsen.</w:t>
       </w:r>
     </w:p>
     <w:p>
       <w:r>
-        <w:t xml:space="preserve">IUCN, 2016. </w:t>
+        <w:t xml:space="preserve">SLU Artdatabanken, 2026. </w:t>
       </w:r>
       <w:r>
         <w:rPr>
           <w:i/>
         </w:rPr>
-        <w:t>Barbastella barbastellus</w:t>
-      </w:r>
-      <w:r>
-        <w:t>. The IUCN Red List of Threatened Species.</w:t>
-      </w:r>
-    </w:p>
-    <w:p>
-      <w:r>
-        <w:t xml:space="preserve">SLU Artdatabanken, 2024. </w:t>
-      </w:r>
-      <w:r>
-        <w:rPr>
-          <w:i/>
-        </w:rPr>
-        <w:t>Artfakta: barbastell (Barbastella barbastellus).</w:t>
+        <w:t xml:space="preserve">Artfaktablad. Naturvård – artfakta. </w:t>
+      </w:r>
+      <w:r>
+        <w:t>SLU Artdatabanken, Uppsala.</w:t>
       </w:r>
     </w:p>
     <w:p>
@@ -886,387 +1224,6 @@
       </w:r>
       <w:r>
         <w:t>https://artfakta.se/taxa/205995</w:t>
-      </w:r>
-    </w:p>
-    <w:p>
-      <w:pPr>
-        <w:pStyle w:val="Heading1"/>
-      </w:pPr>
-      <w:r>
-        <w:t>Fransfladdermus – ekologi samt krav på livsmiljön</w:t>
-      </w:r>
-    </w:p>
-    <w:p>
-      <w:r>
-        <w:t>Fransfladdermus (NT, §4a) omfattas av bilaga 4 EU:s art- och habitatdirektiv vilket innebär ett strikt skydd för arten och dess livsmiljöer. Arten är skogslevande och undviker att flyga i öppna områden. Den förekommer i barr- och lövskog, ofta nära vattendrag eller sumpskog. Den föredrar lite blötare lövrik skog, men påträffas även i trädgårdar och parker, ibland också i lövrika hagmarker (SLU Artdatabanken, 2024).</w:t>
-      </w:r>
-    </w:p>
-    <w:p>
-      <w:r>
-        <w:t>Arten är känslig för fragmentering av skogsbiotoper och undviker att passera öppna områden. Avverkning av hålträd, dränering, minskad biotopvariation, till exempel igenplantering av ängs- och hagmark påverkar arten negativt. Gamla träd med grov bark, skador, håligheter eller döda delar bör lämnas och yngre träd (efterträdare) tillåtas finnas kvar och åldras för att säkra framtida förekomst av lämpliga yngelmiljöer. För fransfladdermus är det särskilt värdefullt att bevara eller skapa lövrika skogar vid vattendrag och sumpskogar med många ihåliga träd samt bevara äldre byggnader som gamla kvarnar och andra byggnader med valvgångar, kanaler och stenbroar mm (SLU Artdatabanken, 2024).</w:t>
-      </w:r>
-    </w:p>
-    <w:p>
-      <w:r>
-        <w:t xml:space="preserve">Under året utnyttjar fladdermöss många olika miljöer och ett effektivt bevarandearbete måste därför utgå från ett landskapsekologiskt perspektiv. Ett varierat landskap med hög andel äldre lövträd, småvatten, sumpskogar, öppna våtmarker, ängar och betesmarker gynnar insektsproduktion vilket skapar förutsättningar för fladdermöss att hitta tillräckligt med föda. Fransfladdermus är typisk art för </w:t>
-      </w:r>
-      <w:r>
-        <w:rPr>
-          <w:i/>
-        </w:rPr>
-        <w:t>8310 Grottor</w:t>
-      </w:r>
-      <w:r>
-        <w:t xml:space="preserve"> och </w:t>
-      </w:r>
-      <w:r>
-        <w:rPr>
-          <w:i/>
-        </w:rPr>
-        <w:t>8330 Havsgrottor</w:t>
-      </w:r>
-      <w:r>
-        <w:t xml:space="preserve"> (SLU Artdatabanken, 2024).</w:t>
-      </w:r>
-    </w:p>
-    <w:p>
-      <w:pPr>
-        <w:pStyle w:val="Heading2"/>
-      </w:pPr>
-      <w:r>
-        <w:t>Referenser – fransfladdermus</w:t>
-      </w:r>
-    </w:p>
-    <w:p>
-      <w:r>
-        <w:t>SLU Artdatabanken, 2024.</w:t>
-      </w:r>
-      <w:r>
-        <w:rPr>
-          <w:i/>
-        </w:rPr>
-        <w:t xml:space="preserve"> Artfakta: fransfladdermus (Myotis nattereri)</w:t>
-      </w:r>
-      <w:r>
-        <w:t>.</w:t>
-      </w:r>
-      <w:r>
-        <w:rPr>
-          <w:i/>
-        </w:rPr>
-        <w:t xml:space="preserve"> </w:t>
-      </w:r>
-      <w:r>
-        <w:t>https://artfakta.se/taxa/100087</w:t>
-      </w:r>
-    </w:p>
-    <w:p>
-      <w:pPr>
-        <w:pStyle w:val="Heading1"/>
-      </w:pPr>
-      <w:r>
-        <w:t>Järpe – ekologi samt krav på livsmiljön</w:t>
-      </w:r>
-    </w:p>
-    <w:p>
-      <w:r>
-        <w:t>Järpe är fridlyst enligt 4§ artskyddsförordningen och upptagen i bilaga 1 och 2 EU:s fågeldirektiv. Den finns i sammanhängande grandominerad skog över hela Sverige men förekomsterna är betydligt glesare i Götaland än i övriga landet. Järpen har sina livsmiljöer i tät barrskog med inblandning av lövträd och en väl utvecklad flerskiktad struktur med bärris och yngre eller undertryckta, täta granar i ett lägre skikt, ofta utmed bäckar och åar inne i den skyddande granskogen (SLU Artdatabanken, 2026).</w:t>
-      </w:r>
-    </w:p>
-    <w:p>
-      <w:r>
-        <w:t xml:space="preserve">Arten behöver lämpliga skogsbestånd om sammanlagt minst 25 hektar. Den är mycket stationär inom sitt revir och när ett par etablerat sig stannar de så länge miljön är intakt. Den undviker öppen mark och förﬂyttar sig sällan över större öppna myrar eller åkermark, och är därför känslig för fragmentering. Järpen överlever inte om dess livsmiljö kalavverkas och är även känslig för röjning, gallring och avverkning där unga granar och lövträd inte sparas i tillräcklig omfattning.  Järpe är typisk art för </w:t>
-      </w:r>
-      <w:r>
-        <w:rPr>
-          <w:i/>
-        </w:rPr>
-        <w:t>9010 Taiga, 9740 Skogsbevuxen myr</w:t>
-      </w:r>
-      <w:r>
-        <w:t xml:space="preserve"> och </w:t>
-      </w:r>
-      <w:r>
-        <w:rPr>
-          <w:i/>
-        </w:rPr>
-        <w:t>9080 Lövsumpskog</w:t>
-      </w:r>
-      <w:r>
-        <w:t xml:space="preserve"> (SLU Artdatabanken, 2026).</w:t>
-      </w:r>
-    </w:p>
-    <w:p>
-      <w:pPr>
-        <w:pStyle w:val="Heading2"/>
-      </w:pPr>
-      <w:r>
-        <w:t>Referenser – järpe</w:t>
-      </w:r>
-    </w:p>
-    <w:p>
-      <w:r>
-        <w:t xml:space="preserve">SLU Artdatabanken, 2026. </w:t>
-      </w:r>
-      <w:r>
-        <w:rPr>
-          <w:i/>
-        </w:rPr>
-        <w:t xml:space="preserve">Artfaktablad. Naturvård – artfakta. </w:t>
-      </w:r>
-      <w:r>
-        <w:t>SLU Artdatabanken, Uppsala</w:t>
-      </w:r>
-    </w:p>
-    <w:p>
-      <w:pPr>
-        <w:pStyle w:val="Heading1"/>
-      </w:pPr>
-      <w:r>
-        <w:t>Nordfladdermus – ekologi samt krav på livsmiljön</w:t>
-      </w:r>
-    </w:p>
-    <w:p>
-      <w:r>
-        <w:t>Nordfladdermus (NT, §4a) omfattas av bilaga 4 EU:s art- och habitatdirektiv vilket innebär ett strikt skydd för arten och dess livsmiljöer. Arten har minskat med 27,5 (5–50) % under de senaste 21 åren och minskningstakten för den svenska populationen bedöms vara nära gränsvärdet för Sårbar (VU). (A2bc) (SLU Artdatabanken, 2024).</w:t>
-      </w:r>
-    </w:p>
-    <w:p>
-      <w:r>
-        <w:t>Nordfladdermus föredrar variationsrik skog med förekomst av sjöar, vattendrag och våtmarker och hittas framförallt i halvöppna miljöer som trädbärande beteshagar och i kantzoner mellan skog och odlingsmark. Den undviker stora öppna områden som stora hyggen och större sammanhängande planteringar vilket minskar längden bryn och landskapets heterogenitet och därmed födotillgången och mängden lämpliga jaktplatser. Skogsbruksåtgärder som leder till minskad förekomst av äldre, gles skog och då särskilt tillgång på hålträd och träd med löst sittande bark kan leda till brist på koloniplatser och viloplatser (SLU Artdatabanken, 2024; Skogsstyrelsen, 2016).</w:t>
-      </w:r>
-    </w:p>
-    <w:p>
-      <w:r>
-        <w:t>Fladdermöss är beroende av hänsyn på landskapsnivå och det är viktigt att alla typer av vatten och våtmarker samt fuktiga skogspartier återställs och bevaras. Sväm- och sumpskog ska alltid sparas, och äldre lövmiljöer bör alltid sparas för födosök, koloniplatser och viloplatser. Utöver kantzoner mot vatten och våtmarker bör tillräckligt breda skyddszoner av uppväxt skog sparas för att skapa och bevara vindskyddade födosöksmiljöer. Genom att binda samman befintliga skogsbestånd med korridorer av uppvuxen skog skapas ett fladdermusvänligt landskap (SLU Artdatabanken, 2024; Skogsstyrelsen, 2016).</w:t>
-      </w:r>
-    </w:p>
-    <w:p>
-      <w:pPr>
-        <w:pStyle w:val="Heading2"/>
-      </w:pPr>
-      <w:r>
-        <w:t>Referenser – nordfladdermus</w:t>
-      </w:r>
-    </w:p>
-    <w:p>
-      <w:r>
-        <w:t xml:space="preserve">Skogsstyrelsen, 2016. </w:t>
-      </w:r>
-      <w:r>
-        <w:rPr>
-          <w:i/>
-        </w:rPr>
-        <w:t xml:space="preserve">Vägledning för hänsyn till nordfladdermus. </w:t>
-      </w:r>
-      <w:r>
-        <w:t>Vägledningar och kunskapsstöd artskydd - Skogsstyrelsen</w:t>
-      </w:r>
-    </w:p>
-    <w:p>
-      <w:r>
-        <w:t>SLU Artdatabanken, 2024.</w:t>
-      </w:r>
-      <w:r>
-        <w:rPr>
-          <w:i/>
-        </w:rPr>
-        <w:t xml:space="preserve">  Artfakta: nordfladdermus (Eptesicus nilssonii). </w:t>
-      </w:r>
-      <w:r>
-        <w:t>https://artfakta.se/taxa/205998</w:t>
-      </w:r>
-    </w:p>
-    <w:p>
-      <w:pPr>
-        <w:pStyle w:val="Heading1"/>
-      </w:pPr>
-      <w:r>
-        <w:t>Spillkråka – ekologi samt krav på livsmiljön</w:t>
-      </w:r>
-    </w:p>
-    <w:p>
-      <w:r>
-        <w:t xml:space="preserve">Spillkråka (§4) ingår i bilaga 1 EU:s fågeldirektiv och är typisk art för </w:t>
-      </w:r>
-      <w:r>
-        <w:rPr>
-          <w:i/>
-        </w:rPr>
-        <w:t xml:space="preserve">9010 Taiga </w:t>
-      </w:r>
-      <w:r>
-        <w:t>och</w:t>
-      </w:r>
-      <w:r>
-        <w:rPr>
-          <w:i/>
-        </w:rPr>
-        <w:t xml:space="preserve"> 9740 Skogsbevuxen myr</w:t>
-      </w:r>
-      <w:r>
-        <w:t>. Den lever i både barr- och blandskog liksom i ren lövskog. De tätaste populationerna tenderar att finnas i äldre, variationsrik blandskog med gott om död ved och gamla träd. Varje par utnyttjar 400–1000 hektar skog beroende på skogens kvalitet. Skogsbruk med korta omloppstider och täta, homogena ungskogar utgör det största hotet (SLU Artdatabanken, 2026).</w:t>
-      </w:r>
-    </w:p>
-    <w:p>
-      <w:r>
-        <w:t>Spillkråka är en nyckelart i skogliga miljöer vars övergivna bohål utnyttjas av flera andra hålhäckande fågelarter och fladdermöss, däribland pärluggla (EN, §4), knipa (§4), salskrake (§4) och skogsduva (§4). Hökuggla (VU, §4) och slaguggla (§4) häckar ofta i högstubbar som brutits av i höjd med ett gammalt spillkråkebo (Skogsstyrelsen, 2016).</w:t>
-      </w:r>
-    </w:p>
-    <w:p>
-      <w:pPr>
-        <w:pStyle w:val="Heading2"/>
-      </w:pPr>
-      <w:r>
-        <w:t>Referenser – spillkråka</w:t>
-      </w:r>
-    </w:p>
-    <w:p>
-      <w:r>
-        <w:t xml:space="preserve">Skogsstyrelsen, 2016. </w:t>
-      </w:r>
-      <w:r>
-        <w:rPr>
-          <w:i/>
-        </w:rPr>
-        <w:t xml:space="preserve">Vägledning för hänsyn till spillkråka. </w:t>
-      </w:r>
-      <w:r>
-        <w:t>Vägledningar och kunskapsstöd artskydd – Skogsstyrelsen.</w:t>
-      </w:r>
-    </w:p>
-    <w:p>
-      <w:r>
-        <w:t xml:space="preserve">SLU Artdatabanken, 2026. </w:t>
-      </w:r>
-      <w:r>
-        <w:rPr>
-          <w:i/>
-        </w:rPr>
-        <w:t xml:space="preserve">Artfaktablad. Naturvård – artfakta. </w:t>
-      </w:r>
-      <w:r>
-        <w:t>SLU Artdatabanken, Uppsala.</w:t>
-      </w:r>
-    </w:p>
-    <w:p>
-      <w:pPr>
-        <w:pStyle w:val="Heading1"/>
-      </w:pPr>
-      <w:r>
-        <w:t>Talltita – ekologi samt krav på livsmiljön</w:t>
-      </w:r>
-    </w:p>
-    <w:p>
-      <w:r>
-        <w:t>Talltita är rödlistad som NT, fridlyst och prioriterad art i Skogsvårdslagen. Den omfattas av EU:s fågeldirektiv. Arten har minskat kraftigt de senaste 30 åren och minskningstakten innevarande 10-årsperiod beräknas till 20 (10–30) % (SLU Artdatabanken, 2022).</w:t>
-      </w:r>
-    </w:p>
-    <w:p>
-      <w:r>
-        <w:t>Talltita föredrar större sammanhängande barrskogar, och finns såväl i tallskog som granskog och i lövblandad barrskog. Skogens struktur är viktig och ska helst vara flerskiktad med riklig underväxt av mindre granar, björk och andra lövträd och buskar. Tillgång på murknande högstubbar är särskilt viktig, eftersom talltitan helst själv hackar ut sitt bohål (SLU Artdatabanken, 2022).</w:t>
-      </w:r>
-    </w:p>
-    <w:p>
-      <w:r>
-        <w:t>Det finns flera studier som visar att talltita är känslig för gallring och inte överlever när dess livsmiljö kalavverkas (Eggers and Low, 2014; Griesser et al., 2007; Klein, 2020). Talltitans revir är förhållandevis stora, 10–20 hektar och arten missgynnas när skogen fragmenteras. Kalavverkning av större delar av reviret innebär att det överges (Artdatabanken, 2021).</w:t>
-      </w:r>
-    </w:p>
-    <w:p>
-      <w:r>
-        <w:t>Talltitan är synnerligen trogen sitt revir så länge paret lever och biotopen förblir intakt. Paret stannar i sitt revir året om. En förlust av ett revir har därför en stor inverkan på den lokala populationen och trakthyggesbruket anses vara orsak till den svenska populationens kraftiga minskning. Talltiteparets revirtrohet innebär att närhelst under året man observerar en adult talltita så ingår denna plats i reviret (Siffczyk et al., 2003; Ekman, 1979).</w:t>
-      </w:r>
-    </w:p>
-    <w:p>
-      <w:pPr>
-        <w:pStyle w:val="Heading2"/>
-      </w:pPr>
-      <w:r>
-        <w:t>Referenser – talltita</w:t>
-      </w:r>
-    </w:p>
-    <w:p>
-      <w:r>
-        <w:t xml:space="preserve">Eggers, S., Low, M., 2014. </w:t>
-      </w:r>
-      <w:r>
-        <w:rPr>
-          <w:i/>
-        </w:rPr>
-        <w:t xml:space="preserve">Differential demographic responses of sympatric Parids to vegetation management in boreal forest. </w:t>
-      </w:r>
-      <w:r>
-        <w:t>For. Ecol. Manage. 319, 169–175.</w:t>
-      </w:r>
-    </w:p>
-    <w:p>
-      <w:r>
-        <w:t xml:space="preserve">Ekman, J., 1979. </w:t>
-      </w:r>
-      <w:r>
-        <w:rPr>
-          <w:i/>
-        </w:rPr>
-        <w:t xml:space="preserve">Coherence, composition and territories of winter social groups of the Willow Tit Parus montanus and the Crested Tit P. cristatus. </w:t>
-      </w:r>
-      <w:r>
-        <w:t>Ornis Scandinavica, 10, pp 56–68</w:t>
-      </w:r>
-    </w:p>
-    <w:p>
-      <w:r>
-        <w:t xml:space="preserve">Griesser, M., Nystrand, M., Eggers, S., Ekman, J., 2007. </w:t>
-      </w:r>
-      <w:r>
-        <w:rPr>
-          <w:i/>
-        </w:rPr>
-        <w:t xml:space="preserve">Impact of forestry practices on fitness correlates and population productivity in an open-nesting bird species. </w:t>
-      </w:r>
-      <w:r>
-        <w:t>Conserv. Biol. 21, 767–774. https://doi.org/10.1111/j.1523- 1739.2007.00675.x</w:t>
-      </w:r>
-    </w:p>
-    <w:p>
-      <w:r>
-        <w:t xml:space="preserve">Klein, J., 2020. </w:t>
-      </w:r>
-      <w:r>
-        <w:rPr>
-          <w:i/>
-        </w:rPr>
-        <w:t xml:space="preserve">The forgotten forest – On thinning, retention, and biodiversity in the boreal forest. </w:t>
-      </w:r>
-      <w:r>
-        <w:t>Doctoral Thesis No. 2020:50</w:t>
-      </w:r>
-    </w:p>
-    <w:p>
-      <w:r>
-        <w:t xml:space="preserve">Siffczyk, C., Brotons, L., Kangas, K., Orell, M., 2003. </w:t>
-      </w:r>
-      <w:r>
-        <w:rPr>
-          <w:i/>
-        </w:rPr>
-        <w:t xml:space="preserve">Home range size of willow tits. </w:t>
-      </w:r>
-      <w:r>
-        <w:t>Oecologica, 136, 635–642 (2003)</w:t>
-      </w:r>
-    </w:p>
-    <w:p>
-      <w:r>
-        <w:t xml:space="preserve">SLU Artdatabanken, 2021. </w:t>
-      </w:r>
-      <w:r>
-        <w:rPr>
-          <w:i/>
-        </w:rPr>
-        <w:t xml:space="preserve">Artfaktablad. Naturvård – artfakta. </w:t>
-      </w:r>
-      <w:r>
-        <w:t>SLU Artdatabanken, Uppsala</w:t>
       </w:r>
     </w:p>
     <w:sectPr>
@@ -1397,7 +1354,7 @@
     <w:r>
       <w:tab/>
       <w:tab/>
-      <w:t>2026-06-20</w:t>
+      <w:t>2026-06-21</w:t>
       <w:br/>
       <w:br/>
     </w:r>

--- a/klagomål/A 22084-2026 FSC-klagomål.docx
+++ b/klagomål/A 22084-2026 FSC-klagomål.docx
@@ -1354,7 +1354,7 @@
     <w:r>
       <w:tab/>
       <w:tab/>
-      <w:t>2026-06-21</w:t>
+      <w:t>2026-06-22</w:t>
       <w:br/>
       <w:br/>
     </w:r>

--- a/klagomål/A 22084-2026 FSC-klagomål.docx
+++ b/klagomål/A 22084-2026 FSC-klagomål.docx
@@ -1354,7 +1354,7 @@
     <w:r>
       <w:tab/>
       <w:tab/>
-      <w:t>2026-06-22</w:t>
+      <w:t>2026-06-23</w:t>
       <w:br/>
       <w:br/>
     </w:r>

--- a/klagomål/A 22084-2026 FSC-klagomål.docx
+++ b/klagomål/A 22084-2026 FSC-klagomål.docx
@@ -1354,7 +1354,7 @@
     <w:r>
       <w:tab/>
       <w:tab/>
-      <w:t>2026-06-23</w:t>
+      <w:t>2026-06-24</w:t>
       <w:br/>
       <w:br/>
     </w:r>

--- a/klagomål/A 22084-2026 FSC-klagomål.docx
+++ b/klagomål/A 22084-2026 FSC-klagomål.docx
@@ -1354,7 +1354,7 @@
     <w:r>
       <w:tab/>
       <w:tab/>
-      <w:t>2026-06-24</w:t>
+      <w:t>2026-06-25</w:t>
       <w:br/>
       <w:br/>
     </w:r>

--- a/klagomål/A 22084-2026 FSC-klagomål.docx
+++ b/klagomål/A 22084-2026 FSC-klagomål.docx
@@ -1354,7 +1354,7 @@
     <w:r>
       <w:tab/>
       <w:tab/>
-      <w:t>2026-06-25</w:t>
+      <w:t>2026-06-26</w:t>
       <w:br/>
       <w:br/>
     </w:r>

--- a/klagomål/A 22084-2026 FSC-klagomål.docx
+++ b/klagomål/A 22084-2026 FSC-klagomål.docx
@@ -1354,7 +1354,7 @@
     <w:r>
       <w:tab/>
       <w:tab/>
-      <w:t>2026-06-26</w:t>
+      <w:t>2026-06-27</w:t>
       <w:br/>
       <w:br/>
     </w:r>

--- a/klagomål/A 22084-2026 FSC-klagomål.docx
+++ b/klagomål/A 22084-2026 FSC-klagomål.docx
@@ -1354,7 +1354,7 @@
     <w:r>
       <w:tab/>
       <w:tab/>
-      <w:t>2026-06-27</w:t>
+      <w:t>2026-06-28</w:t>
       <w:br/>
       <w:br/>
     </w:r>

--- a/klagomål/A 22084-2026 FSC-klagomål.docx
+++ b/klagomål/A 22084-2026 FSC-klagomål.docx
@@ -1354,7 +1354,7 @@
     <w:r>
       <w:tab/>
       <w:tab/>
-      <w:t>2026-06-28</w:t>
+      <w:t>2026-06-29</w:t>
       <w:br/>
       <w:br/>
     </w:r>

--- a/klagomål/A 22084-2026 FSC-klagomål.docx
+++ b/klagomål/A 22084-2026 FSC-klagomål.docx
@@ -1354,7 +1354,7 @@
     <w:r>
       <w:tab/>
       <w:tab/>
-      <w:t>2026-06-29</w:t>
+      <w:t>2026-06-30</w:t>
       <w:br/>
       <w:br/>
     </w:r>

--- a/klagomål/A 22084-2026 FSC-klagomål.docx
+++ b/klagomål/A 22084-2026 FSC-klagomål.docx
@@ -1354,7 +1354,7 @@
     <w:r>
       <w:tab/>
       <w:tab/>
-      <w:t>2026-06-30</w:t>
+      <w:t>2026-07-01</w:t>
       <w:br/>
       <w:br/>
     </w:r>

--- a/klagomål/A 22084-2026 FSC-klagomål.docx
+++ b/klagomål/A 22084-2026 FSC-klagomål.docx
@@ -1354,7 +1354,7 @@
     <w:r>
       <w:tab/>
       <w:tab/>
-      <w:t>2026-07-01</w:t>
+      <w:t>2026-07-02</w:t>
       <w:br/>
       <w:br/>
     </w:r>

--- a/klagomål/A 22084-2026 FSC-klagomål.docx
+++ b/klagomål/A 22084-2026 FSC-klagomål.docx
@@ -1354,7 +1354,7 @@
     <w:r>
       <w:tab/>
       <w:tab/>
-      <w:t>2026-07-02</w:t>
+      <w:t>2026-07-03</w:t>
       <w:br/>
       <w:br/>
     </w:r>

--- a/klagomål/A 22084-2026 FSC-klagomål.docx
+++ b/klagomål/A 22084-2026 FSC-klagomål.docx
@@ -1354,7 +1354,7 @@
     <w:r>
       <w:tab/>
       <w:tab/>
-      <w:t>2026-07-13</w:t>
+      <w:t>2026-07-14</w:t>
       <w:br/>
       <w:br/>
     </w:r>

--- a/klagomål/A 22084-2026 FSC-klagomål.docx
+++ b/klagomål/A 22084-2026 FSC-klagomål.docx
@@ -1354,7 +1354,7 @@
     <w:r>
       <w:tab/>
       <w:tab/>
-      <w:t>2026-07-14</w:t>
+      <w:t>2026-07-15</w:t>
       <w:br/>
       <w:br/>
     </w:r>

--- a/klagomål/A 22084-2026 FSC-klagomål.docx
+++ b/klagomål/A 22084-2026 FSC-klagomål.docx
@@ -1354,7 +1354,7 @@
     <w:r>
       <w:tab/>
       <w:tab/>
-      <w:t>2026-07-15</w:t>
+      <w:t>2026-07-16</w:t>
       <w:br/>
       <w:br/>
     </w:r>

--- a/klagomål/A 22084-2026 FSC-klagomål.docx
+++ b/klagomål/A 22084-2026 FSC-klagomål.docx
@@ -1354,7 +1354,7 @@
     <w:r>
       <w:tab/>
       <w:tab/>
-      <w:t>2026-07-16</w:t>
+      <w:t>2026-07-17</w:t>
       <w:br/>
       <w:br/>
     </w:r>

--- a/klagomål/A 22084-2026 FSC-klagomål.docx
+++ b/klagomål/A 22084-2026 FSC-klagomål.docx
@@ -1354,7 +1354,7 @@
     <w:r>
       <w:tab/>
       <w:tab/>
-      <w:t>2026-07-17</w:t>
+      <w:t>2026-07-18</w:t>
       <w:br/>
       <w:br/>
     </w:r>

--- a/klagomål/A 22084-2026 FSC-klagomål.docx
+++ b/klagomål/A 22084-2026 FSC-klagomål.docx
@@ -1354,7 +1354,7 @@
     <w:r>
       <w:tab/>
       <w:tab/>
-      <w:t>2026-07-18</w:t>
+      <w:t>2026-07-19</w:t>
       <w:br/>
       <w:br/>
     </w:r>

--- a/klagomål/A 22084-2026 FSC-klagomål.docx
+++ b/klagomål/A 22084-2026 FSC-klagomål.docx
@@ -1354,7 +1354,7 @@
     <w:r>
       <w:tab/>
       <w:tab/>
-      <w:t>2026-07-19</w:t>
+      <w:t>2026-07-20</w:t>
       <w:br/>
       <w:br/>
     </w:r>

--- a/klagomål/A 22084-2026 FSC-klagomål.docx
+++ b/klagomål/A 22084-2026 FSC-klagomål.docx
@@ -1354,7 +1354,7 @@
     <w:r>
       <w:tab/>
       <w:tab/>
-      <w:t>2026-07-20</w:t>
+      <w:t>2026-07-21</w:t>
       <w:br/>
       <w:br/>
     </w:r>

--- a/klagomål/A 22084-2026 FSC-klagomål.docx
+++ b/klagomål/A 22084-2026 FSC-klagomål.docx
@@ -1354,7 +1354,7 @@
     <w:r>
       <w:tab/>
       <w:tab/>
-      <w:t>2026-07-21</w:t>
+      <w:t>2026-07-22</w:t>
       <w:br/>
       <w:br/>
     </w:r>

--- a/klagomål/A 22084-2026 FSC-klagomål.docx
+++ b/klagomål/A 22084-2026 FSC-klagomål.docx
@@ -1354,7 +1354,7 @@
     <w:r>
       <w:tab/>
       <w:tab/>
-      <w:t>2026-07-22</w:t>
+      <w:t>2026-07-23</w:t>
       <w:br/>
       <w:br/>
     </w:r>

--- a/klagomål/A 22084-2026 FSC-klagomål.docx
+++ b/klagomål/A 22084-2026 FSC-klagomål.docx
@@ -1354,7 +1354,7 @@
     <w:r>
       <w:tab/>
       <w:tab/>
-      <w:t>2026-07-23</w:t>
+      <w:t>2026-07-24</w:t>
       <w:br/>
       <w:br/>
     </w:r>

--- a/klagomål/A 22084-2026 FSC-klagomål.docx
+++ b/klagomål/A 22084-2026 FSC-klagomål.docx
@@ -1354,7 +1354,7 @@
     <w:r>
       <w:tab/>
       <w:tab/>
-      <w:t>2026-07-24</w:t>
+      <w:t>2026-07-25</w:t>
       <w:br/>
       <w:br/>
     </w:r>

--- a/klagomål/A 22084-2026 FSC-klagomål.docx
+++ b/klagomål/A 22084-2026 FSC-klagomål.docx
@@ -1354,7 +1354,7 @@
     <w:r>
       <w:tab/>
       <w:tab/>
-      <w:t>2026-07-25</w:t>
+      <w:t>2026-07-26</w:t>
       <w:br/>
       <w:br/>
     </w:r>

--- a/klagomål/A 22084-2026 FSC-klagomål.docx
+++ b/klagomål/A 22084-2026 FSC-klagomål.docx
@@ -1354,7 +1354,7 @@
     <w:r>
       <w:tab/>
       <w:tab/>
-      <w:t>2026-07-26</w:t>
+      <w:t>2026-07-27</w:t>
       <w:br/>
       <w:br/>
     </w:r>

--- a/klagomål/A 22084-2026 FSC-klagomål.docx
+++ b/klagomål/A 22084-2026 FSC-klagomål.docx
@@ -1354,7 +1354,7 @@
     <w:r>
       <w:tab/>
       <w:tab/>
-      <w:t>2026-07-27</w:t>
+      <w:t>2026-07-28</w:t>
       <w:br/>
       <w:br/>
     </w:r>

--- a/klagomål/A 22084-2026 FSC-klagomål.docx
+++ b/klagomål/A 22084-2026 FSC-klagomål.docx
@@ -1354,7 +1354,7 @@
     <w:r>
       <w:tab/>
       <w:tab/>
-      <w:t>2026-07-28</w:t>
+      <w:t>2026-07-29</w:t>
       <w:br/>
       <w:br/>
     </w:r>

--- a/klagomål/A 22084-2026 FSC-klagomål.docx
+++ b/klagomål/A 22084-2026 FSC-klagomål.docx
@@ -1354,7 +1354,7 @@
     <w:r>
       <w:tab/>
       <w:tab/>
-      <w:t>2026-07-29</w:t>
+      <w:t>2026-07-30</w:t>
       <w:br/>
       <w:br/>
     </w:r>

--- a/klagomål/A 22084-2026 FSC-klagomål.docx
+++ b/klagomål/A 22084-2026 FSC-klagomål.docx
@@ -1354,7 +1354,7 @@
     <w:r>
       <w:tab/>
       <w:tab/>
-      <w:t>2026-07-30</w:t>
+      <w:t>2026-07-31</w:t>
       <w:br/>
       <w:br/>
     </w:r>

--- a/klagomål/A 22084-2026 FSC-klagomål.docx
+++ b/klagomål/A 22084-2026 FSC-klagomål.docx
@@ -1354,7 +1354,7 @@
     <w:r>
       <w:tab/>
       <w:tab/>
-      <w:t>2026-07-31</w:t>
+      <w:t>2026-08-01</w:t>
       <w:br/>
       <w:br/>
     </w:r>

--- a/klagomål/A 22084-2026 FSC-klagomål.docx
+++ b/klagomål/A 22084-2026 FSC-klagomål.docx
@@ -1354,7 +1354,7 @@
     <w:r>
       <w:tab/>
       <w:tab/>
-      <w:t>2026-08-01</w:t>
+      <w:t>2026-08-02</w:t>
       <w:br/>
       <w:br/>
     </w:r>

--- a/klagomål/A 22084-2026 FSC-klagomål.docx
+++ b/klagomål/A 22084-2026 FSC-klagomål.docx
@@ -1354,7 +1354,7 @@
     <w:r>
       <w:tab/>
       <w:tab/>
-      <w:t>2026-08-02</w:t>
+      <w:t>2026-08-03</w:t>
       <w:br/>
       <w:br/>
     </w:r>

--- a/klagomål/A 22084-2026 FSC-klagomål.docx
+++ b/klagomål/A 22084-2026 FSC-klagomål.docx
@@ -1354,7 +1354,7 @@
     <w:r>
       <w:tab/>
       <w:tab/>
-      <w:t>2026-08-03</w:t>
+      <w:t>2026-08-05</w:t>
       <w:br/>
       <w:br/>
     </w:r>

--- a/klagomål/A 22084-2026 FSC-klagomål.docx
+++ b/klagomål/A 22084-2026 FSC-klagomål.docx
@@ -1354,7 +1354,7 @@
     <w:r>
       <w:tab/>
       <w:tab/>
-      <w:t>2026-08-05</w:t>
+      <w:t>2026-08-07</w:t>
       <w:br/>
       <w:br/>
     </w:r>

--- a/klagomål/A 22084-2026 FSC-klagomål.docx
+++ b/klagomål/A 22084-2026 FSC-klagomål.docx
@@ -1354,7 +1354,7 @@
     <w:r>
       <w:tab/>
       <w:tab/>
-      <w:t>2026-08-07</w:t>
+      <w:t>2026-08-08</w:t>
       <w:br/>
       <w:br/>
     </w:r>

--- a/klagomål/A 22084-2026 FSC-klagomål.docx
+++ b/klagomål/A 22084-2026 FSC-klagomål.docx
@@ -216,7 +216,7 @@
         <w:spacing w:after="240"/>
       </w:pPr>
       <w:r>
-        <w:t>Figur 1. Fyndplatser för naturvårdsarter i och inom 25 meter från avverkningsanmälan. Markörer utan svart kant är placerade på fyndplatsen. Markörer med svart kant är placerade vid sidan av fyndplatsen har ett svart streck som visar fyndplatsens exakta position. Kartans mittpunktskoordinat är N 6323338, E 547198 i SWEREF 99 TM.</w:t>
+        <w:t>Figur 1. Fyndplatser för naturvårdsarter i och inom 25 meter från avverkningsanmälan. Markörer utan svart kant är placerade på fyndplatsen. Markörer med svart kant är placerade vid sidan av fyndplatsen och har ett svart streck som visar fyndplatsens exakta position. Kartans mittpunktskoordinat är N 6323338, E 547198 i SWEREF 99 TM.</w:t>
       </w:r>
     </w:p>
     <w:p>
@@ -1354,7 +1354,7 @@
     <w:r>
       <w:tab/>
       <w:tab/>
-      <w:t>2026-08-14</w:t>
+      <w:t>2026-08-15</w:t>
       <w:br/>
       <w:br/>
     </w:r>

--- a/klagomål/A 22084-2026 FSC-klagomål.docx
+++ b/klagomål/A 22084-2026 FSC-klagomål.docx
@@ -1354,7 +1354,7 @@
     <w:r>
       <w:tab/>
       <w:tab/>
-      <w:t>2026-08-15</w:t>
+      <w:t>2026-08-16</w:t>
       <w:br/>
       <w:br/>
     </w:r>

--- a/klagomål/A 22084-2026 FSC-klagomål.docx
+++ b/klagomål/A 22084-2026 FSC-klagomål.docx
@@ -1354,7 +1354,7 @@
     <w:r>
       <w:tab/>
       <w:tab/>
-      <w:t>2026-08-16</w:t>
+      <w:t>2026-08-17</w:t>
       <w:br/>
       <w:br/>
     </w:r>

--- a/klagomål/A 22084-2026 FSC-klagomål.docx
+++ b/klagomål/A 22084-2026 FSC-klagomål.docx
@@ -1354,7 +1354,7 @@
     <w:r>
       <w:tab/>
       <w:tab/>
-      <w:t>2026-08-17</w:t>
+      <w:t>2026-08-18</w:t>
       <w:br/>
       <w:br/>
     </w:r>

--- a/klagomål/A 22084-2026 FSC-klagomål.docx
+++ b/klagomål/A 22084-2026 FSC-klagomål.docx
@@ -1354,7 +1354,7 @@
     <w:r>
       <w:tab/>
       <w:tab/>
-      <w:t>2026-08-18</w:t>
+      <w:t>2026-08-19</w:t>
       <w:br/>
       <w:br/>
     </w:r>

--- a/klagomål/A 22084-2026 FSC-klagomål.docx
+++ b/klagomål/A 22084-2026 FSC-klagomål.docx
@@ -1354,7 +1354,7 @@
     <w:r>
       <w:tab/>
       <w:tab/>
-      <w:t>2026-08-19</w:t>
+      <w:t>2026-08-20</w:t>
       <w:br/>
       <w:br/>
     </w:r>

--- a/klagomål/A 22084-2026 FSC-klagomål.docx
+++ b/klagomål/A 22084-2026 FSC-klagomål.docx
@@ -1354,7 +1354,7 @@
     <w:r>
       <w:tab/>
       <w:tab/>
-      <w:t>2026-08-20</w:t>
+      <w:t>2026-08-21</w:t>
       <w:br/>
       <w:br/>
     </w:r>

--- a/klagomål/A 22084-2026 FSC-klagomål.docx
+++ b/klagomål/A 22084-2026 FSC-klagomål.docx
@@ -1354,7 +1354,7 @@
     <w:r>
       <w:tab/>
       <w:tab/>
-      <w:t>2026-08-21</w:t>
+      <w:t>2026-08-22</w:t>
       <w:br/>
       <w:br/>
     </w:r>

--- a/klagomål/A 22084-2026 FSC-klagomål.docx
+++ b/klagomål/A 22084-2026 FSC-klagomål.docx
@@ -1354,7 +1354,7 @@
     <w:r>
       <w:tab/>
       <w:tab/>
-      <w:t>2026-08-22</w:t>
+      <w:t>2026-08-23</w:t>
       <w:br/>
       <w:br/>
     </w:r>

--- a/klagomål/A 22084-2026 FSC-klagomål.docx
+++ b/klagomål/A 22084-2026 FSC-klagomål.docx
@@ -1354,7 +1354,7 @@
     <w:r>
       <w:tab/>
       <w:tab/>
-      <w:t>2026-08-23</w:t>
+      <w:t>2026-08-24</w:t>
       <w:br/>
       <w:br/>
     </w:r>

--- a/klagomål/A 22084-2026 FSC-klagomål.docx
+++ b/klagomål/A 22084-2026 FSC-klagomål.docx
@@ -1354,7 +1354,7 @@
     <w:r>
       <w:tab/>
       <w:tab/>
-      <w:t>2026-08-24</w:t>
+      <w:t>2026-08-25</w:t>
       <w:br/>
       <w:br/>
     </w:r>

--- a/klagomål/A 22084-2026 FSC-klagomål.docx
+++ b/klagomål/A 22084-2026 FSC-klagomål.docx
@@ -1354,7 +1354,7 @@
     <w:r>
       <w:tab/>
       <w:tab/>
-      <w:t>2026-08-25</w:t>
+      <w:t>2026-08-26</w:t>
       <w:br/>
       <w:br/>
     </w:r>

--- a/klagomål/A 22084-2026 FSC-klagomål.docx
+++ b/klagomål/A 22084-2026 FSC-klagomål.docx
@@ -1354,7 +1354,7 @@
     <w:r>
       <w:tab/>
       <w:tab/>
-      <w:t>2026-08-26</w:t>
+      <w:t>2026-08-27</w:t>
       <w:br/>
       <w:br/>
     </w:r>

--- a/klagomål/A 22084-2026 FSC-klagomål.docx
+++ b/klagomål/A 22084-2026 FSC-klagomål.docx
@@ -1354,7 +1354,7 @@
     <w:r>
       <w:tab/>
       <w:tab/>
-      <w:t>2026-08-27</w:t>
+      <w:t>2026-08-28</w:t>
       <w:br/>
       <w:br/>
     </w:r>

--- a/klagomål/A 22084-2026 FSC-klagomål.docx
+++ b/klagomål/A 22084-2026 FSC-klagomål.docx
@@ -1354,7 +1354,7 @@
     <w:r>
       <w:tab/>
       <w:tab/>
-      <w:t>2026-08-28</w:t>
+      <w:t>2026-08-29</w:t>
       <w:br/>
       <w:br/>
     </w:r>

--- a/klagomål/A 22084-2026 FSC-klagomål.docx
+++ b/klagomål/A 22084-2026 FSC-klagomål.docx
@@ -1354,7 +1354,7 @@
     <w:r>
       <w:tab/>
       <w:tab/>
-      <w:t>2026-08-29</w:t>
+      <w:t>2026-08-31</w:t>
       <w:br/>
       <w:br/>
     </w:r>

--- a/klagomål/A 22084-2026 FSC-klagomål.docx
+++ b/klagomål/A 22084-2026 FSC-klagomål.docx
@@ -1354,7 +1354,7 @@
     <w:r>
       <w:tab/>
       <w:tab/>
-      <w:t>2026-08-31</w:t>
+      <w:t>2026-09-01</w:t>
       <w:br/>
       <w:br/>
     </w:r>

--- a/klagomål/A 22084-2026 FSC-klagomål.docx
+++ b/klagomål/A 22084-2026 FSC-klagomål.docx
@@ -1354,7 +1354,7 @@
     <w:r>
       <w:tab/>
       <w:tab/>
-      <w:t>2026-09-01</w:t>
+      <w:t>2026-09-02</w:t>
       <w:br/>
       <w:br/>
     </w:r>

--- a/klagomål/A 22084-2026 FSC-klagomål.docx
+++ b/klagomål/A 22084-2026 FSC-klagomål.docx
@@ -1354,7 +1354,7 @@
     <w:r>
       <w:tab/>
       <w:tab/>
-      <w:t>2026-09-02</w:t>
+      <w:t>2026-09-03</w:t>
       <w:br/>
       <w:br/>
     </w:r>

--- a/klagomål/A 22084-2026 FSC-klagomål.docx
+++ b/klagomål/A 22084-2026 FSC-klagomål.docx
@@ -1354,7 +1354,7 @@
     <w:r>
       <w:tab/>
       <w:tab/>
-      <w:t>2026-09-03</w:t>
+      <w:t>2026-09-04</w:t>
       <w:br/>
       <w:br/>
     </w:r>

--- a/klagomål/A 22084-2026 FSC-klagomål.docx
+++ b/klagomål/A 22084-2026 FSC-klagomål.docx
@@ -1354,7 +1354,7 @@
     <w:r>
       <w:tab/>
       <w:tab/>
-      <w:t>2026-09-04</w:t>
+      <w:t>2026-09-05</w:t>
       <w:br/>
       <w:br/>
     </w:r>

--- a/klagomål/A 22084-2026 FSC-klagomål.docx
+++ b/klagomål/A 22084-2026 FSC-klagomål.docx
@@ -1354,7 +1354,7 @@
     <w:r>
       <w:tab/>
       <w:tab/>
-      <w:t>2026-09-05</w:t>
+      <w:t>2026-09-06</w:t>
       <w:br/>
       <w:br/>
     </w:r>

--- a/klagomål/A 22084-2026 FSC-klagomål.docx
+++ b/klagomål/A 22084-2026 FSC-klagomål.docx
@@ -1354,7 +1354,7 @@
     <w:r>
       <w:tab/>
       <w:tab/>
-      <w:t>2026-09-06</w:t>
+      <w:t>2026-09-07</w:t>
       <w:br/>
       <w:br/>
     </w:r>

--- a/klagomål/A 22084-2026 FSC-klagomål.docx
+++ b/klagomål/A 22084-2026 FSC-klagomål.docx
@@ -1354,7 +1354,7 @@
     <w:r>
       <w:tab/>
       <w:tab/>
-      <w:t>2026-09-07</w:t>
+      <w:t>2026-09-08</w:t>
       <w:br/>
       <w:br/>
     </w:r>

--- a/klagomål/A 22084-2026 FSC-klagomål.docx
+++ b/klagomål/A 22084-2026 FSC-klagomål.docx
@@ -1354,7 +1354,7 @@
     <w:r>
       <w:tab/>
       <w:tab/>
-      <w:t>2026-09-08</w:t>
+      <w:t>2026-09-09</w:t>
       <w:br/>
       <w:br/>
     </w:r>

--- a/klagomål/A 22084-2026 FSC-klagomål.docx
+++ b/klagomål/A 22084-2026 FSC-klagomål.docx
@@ -1354,7 +1354,7 @@
     <w:r>
       <w:tab/>
       <w:tab/>
-      <w:t>2026-09-09</w:t>
+      <w:t>2026-09-10</w:t>
       <w:br/>
       <w:br/>
     </w:r>

--- a/klagomål/A 22084-2026 FSC-klagomål.docx
+++ b/klagomål/A 22084-2026 FSC-klagomål.docx
@@ -1354,7 +1354,7 @@
     <w:r>
       <w:tab/>
       <w:tab/>
-      <w:t>2026-09-10</w:t>
+      <w:t>2026-09-11</w:t>
       <w:br/>
       <w:br/>
     </w:r>

--- a/klagomål/A 22084-2026 FSC-klagomål.docx
+++ b/klagomål/A 22084-2026 FSC-klagomål.docx
@@ -1354,7 +1354,7 @@
     <w:r>
       <w:tab/>
       <w:tab/>
-      <w:t>2026-09-11</w:t>
+      <w:t>2026-09-12</w:t>
       <w:br/>
       <w:br/>
     </w:r>

--- a/klagomål/A 22084-2026 FSC-klagomål.docx
+++ b/klagomål/A 22084-2026 FSC-klagomål.docx
@@ -1354,7 +1354,7 @@
     <w:r>
       <w:tab/>
       <w:tab/>
-      <w:t>2026-09-12</w:t>
+      <w:t>2026-09-13</w:t>
       <w:br/>
       <w:br/>
     </w:r>
